--- a/document/Webエンジニアスキル管理アプリ要件定義書.docx
+++ b/document/Webエンジニアスキル管理アプリ要件定義書.docx
@@ -3,48 +3,71 @@
 <w:document xmlns:wpc="http://schemas.microsoft.com/office/word/2010/wordprocessingCanvas" xmlns:cx="http://schemas.microsoft.com/office/drawing/2014/chartex" xmlns:cx1="http://schemas.microsoft.com/office/drawing/2015/9/8/chartex" xmlns:cx2="http://schemas.microsoft.com/office/drawing/2015/10/21/chartex" xmlns:cx3="http://schemas.microsoft.com/office/drawing/2016/5/9/chartex" xmlns:cx4="http://schemas.microsoft.com/office/drawing/2016/5/10/chartex" xmlns:cx5="http://schemas.microsoft.com/office/drawing/2016/5/11/chartex" xmlns:cx6="http://schemas.microsoft.com/office/drawing/2016/5/12/chartex" xmlns:cx7="http://schemas.microsoft.com/office/drawing/2016/5/13/chartex" xmlns:cx8="http://schemas.microsoft.com/office/drawing/2016/5/14/chartex" xmlns:mc="http://schemas.openxmlformats.org/markup-compatibility/2006" xmlns:aink="http://schemas.microsoft.com/office/drawing/2016/ink" xmlns:am3d="http://schemas.microsoft.com/office/drawing/2017/model3d" xmlns:o="urn:schemas-microsoft-com:office:office" xmlns:oel="http://schemas.microsoft.com/office/2019/extlst" xmlns:r="http://schemas.openxmlformats.org/officeDocument/2006/relationships" xmlns:m="http://schemas.openxmlformats.org/officeDocument/2006/math" xmlns:v="urn:schemas-microsoft-com:vml" xmlns:wp14="http://schemas.microsoft.com/office/word/2010/wordprocessingDrawing" xmlns:wp="http://schemas.openxmlformats.org/drawingml/2006/wordprocessingDrawing" xmlns:w10="urn:schemas-microsoft-com:office:word" xmlns:w="http://schemas.openxmlformats.org/wordprocessingml/2006/main" xmlns:w14="http://schemas.microsoft.com/office/word/2010/wordml" xmlns:w15="http://schemas.microsoft.com/office/word/2012/wordml" xmlns:w16cex="http://schemas.microsoft.com/office/word/2018/wordml/cex" xmlns:w16cid="http://schemas.microsoft.com/office/word/2016/wordml/cid" xmlns:w16="http://schemas.microsoft.com/office/word/2018/wordml" xmlns:w16du="http://schemas.microsoft.com/office/word/2023/wordml/word16du" xmlns:w16sdtdh="http://schemas.microsoft.com/office/word/2020/wordml/sdtdatahash" xmlns:w16sdtfl="http://schemas.microsoft.com/office/word/2024/wordml/sdtformatlock" xmlns:w16se="http://schemas.microsoft.com/office/word/2015/wordml/symex" xmlns:wpg="http://schemas.microsoft.com/office/word/2010/wordprocessingGroup" xmlns:wpi="http://schemas.microsoft.com/office/word/2010/wordprocessingInk" xmlns:wne="http://schemas.microsoft.com/office/word/2006/wordml" xmlns:wps="http://schemas.microsoft.com/office/word/2010/wordprocessingShape" mc:Ignorable="w14 w15 w16se w16cid w16 w16cex w16sdtdh w16sdtfl w16du wp14">
   <w:body>
     <w:p>
-      <w:r>
-        <w:rPr>
-          <w:rFonts w:hint="eastAsia"/>
+      <w:pPr>
+        <w:jc w:val="center"/>
+        <w:rPr>
+          <w:b/>
+          <w:bCs/>
+          <w:sz w:val="48"/>
+          <w:szCs w:val="48"/>
+        </w:rPr>
+      </w:pPr>
+      <w:r>
+        <w:rPr>
+          <w:rFonts w:hint="eastAsia"/>
+          <w:b/>
+          <w:bCs/>
+          <w:sz w:val="48"/>
+          <w:szCs w:val="48"/>
         </w:rPr>
         <w:t>要件定義書</w:t>
       </w:r>
     </w:p>
-    <w:p/>
-    <w:p/>
-    <w:p/>
-    <w:p/>
-    <w:p/>
-    <w:p/>
-    <w:p/>
-    <w:p/>
-    <w:p/>
-    <w:p/>
-    <w:p/>
-    <w:p/>
-    <w:p/>
-    <w:p/>
-    <w:p/>
-    <w:p/>
-    <w:p/>
-    <w:p/>
-    <w:p/>
-    <w:p/>
-    <w:p/>
-    <w:p/>
-    <w:p/>
-    <w:p/>
-    <w:p/>
-    <w:p/>
-    <w:p/>
-    <w:p/>
-    <w:p/>
-    <w:p/>
-    <w:p/>
-    <w:p/>
-    <w:p/>
-    <w:p/>
-    <w:p/>
+    <w:p>
+      <w:pPr>
+        <w:jc w:val="center"/>
+        <w:rPr>
+          <w:sz w:val="48"/>
+          <w:szCs w:val="48"/>
+        </w:rPr>
+      </w:pPr>
+    </w:p>
+    <w:p/>
+    <w:p/>
+    <w:p/>
+    <w:p/>
+    <w:p/>
+    <w:p/>
+    <w:p/>
+    <w:p/>
+    <w:p/>
+    <w:p/>
+    <w:p/>
+    <w:p/>
+    <w:p/>
+    <w:p/>
+    <w:p/>
+    <w:p/>
+    <w:p/>
+    <w:p/>
+    <w:p/>
+    <w:p/>
+    <w:p/>
+    <w:p/>
+    <w:p/>
+    <w:p/>
+    <w:p/>
+    <w:p/>
+    <w:p/>
+    <w:p/>
+    <w:p/>
+    <w:p>
+      <w:pPr>
+        <w:rPr>
+          <w:rFonts w:hint="eastAsia"/>
+        </w:rPr>
+      </w:pPr>
+    </w:p>
     <w:p>
       <w:r>
         <w:rPr>
@@ -61,10 +84,16 @@
           <w:ilvl w:val="0"/>
           <w:numId w:val="1"/>
         </w:numPr>
-      </w:pPr>
-      <w:r>
-        <w:rPr>
-          <w:rFonts w:hint="eastAsia"/>
+        <w:rPr>
+          <w:b/>
+          <w:bCs/>
+        </w:rPr>
+      </w:pPr>
+      <w:r>
+        <w:rPr>
+          <w:rFonts w:hint="eastAsia"/>
+          <w:b/>
+          <w:bCs/>
         </w:rPr>
         <w:t>背景</w:t>
       </w:r>
@@ -76,8 +105,16 @@
           <w:ilvl w:val="0"/>
           <w:numId w:val="1"/>
         </w:numPr>
-      </w:pPr>
-      <w:r>
+        <w:rPr>
+          <w:b/>
+          <w:bCs/>
+        </w:rPr>
+      </w:pPr>
+      <w:r>
+        <w:rPr>
+          <w:b/>
+          <w:bCs/>
+        </w:rPr>
         <w:t>プロジェクト概要</w:t>
       </w:r>
     </w:p>
@@ -88,10 +125,16 @@
           <w:ilvl w:val="0"/>
           <w:numId w:val="1"/>
         </w:numPr>
-      </w:pPr>
-      <w:r>
-        <w:rPr>
-          <w:rFonts w:hint="eastAsia"/>
+        <w:rPr>
+          <w:b/>
+          <w:bCs/>
+        </w:rPr>
+      </w:pPr>
+      <w:r>
+        <w:rPr>
+          <w:rFonts w:hint="eastAsia"/>
+          <w:b/>
+          <w:bCs/>
         </w:rPr>
         <w:t>サイト構成</w:t>
       </w:r>
@@ -103,10 +146,16 @@
           <w:ilvl w:val="0"/>
           <w:numId w:val="1"/>
         </w:numPr>
-      </w:pPr>
-      <w:r>
-        <w:rPr>
-          <w:rFonts w:hint="eastAsia"/>
+        <w:rPr>
+          <w:b/>
+          <w:bCs/>
+        </w:rPr>
+      </w:pPr>
+      <w:r>
+        <w:rPr>
+          <w:rFonts w:hint="eastAsia"/>
+          <w:b/>
+          <w:bCs/>
         </w:rPr>
         <w:t>システム要件</w:t>
       </w:r>
@@ -118,10 +167,16 @@
           <w:ilvl w:val="0"/>
           <w:numId w:val="1"/>
         </w:numPr>
-      </w:pPr>
-      <w:r>
-        <w:rPr>
-          <w:rFonts w:hint="eastAsia"/>
+        <w:rPr>
+          <w:b/>
+          <w:bCs/>
+        </w:rPr>
+      </w:pPr>
+      <w:r>
+        <w:rPr>
+          <w:rFonts w:hint="eastAsia"/>
+          <w:b/>
+          <w:bCs/>
         </w:rPr>
         <w:t>技術要件</w:t>
       </w:r>
@@ -133,10 +188,16 @@
           <w:ilvl w:val="0"/>
           <w:numId w:val="1"/>
         </w:numPr>
-      </w:pPr>
-      <w:r>
-        <w:rPr>
-          <w:rFonts w:hint="eastAsia"/>
+        <w:rPr>
+          <w:b/>
+          <w:bCs/>
+        </w:rPr>
+      </w:pPr>
+      <w:r>
+        <w:rPr>
+          <w:rFonts w:hint="eastAsia"/>
+          <w:b/>
+          <w:bCs/>
         </w:rPr>
         <w:t>インフラ要件</w:t>
       </w:r>
@@ -148,10 +209,16 @@
           <w:ilvl w:val="0"/>
           <w:numId w:val="1"/>
         </w:numPr>
-      </w:pPr>
-      <w:r>
-        <w:rPr>
-          <w:rFonts w:hint="eastAsia"/>
+        <w:rPr>
+          <w:b/>
+          <w:bCs/>
+        </w:rPr>
+      </w:pPr>
+      <w:r>
+        <w:rPr>
+          <w:rFonts w:hint="eastAsia"/>
+          <w:b/>
+          <w:bCs/>
         </w:rPr>
         <w:t>セキュリティ要件</w:t>
       </w:r>
@@ -163,10 +230,16 @@
           <w:ilvl w:val="0"/>
           <w:numId w:val="1"/>
         </w:numPr>
-      </w:pPr>
-      <w:r>
-        <w:rPr>
-          <w:rFonts w:hint="eastAsia"/>
+        <w:rPr>
+          <w:b/>
+          <w:bCs/>
+        </w:rPr>
+      </w:pPr>
+      <w:r>
+        <w:rPr>
+          <w:rFonts w:hint="eastAsia"/>
+          <w:b/>
+          <w:bCs/>
         </w:rPr>
         <w:t>リリース要件</w:t>
       </w:r>
@@ -179,12 +252,15 @@
           <w:numId w:val="1"/>
         </w:numPr>
         <w:rPr>
-          <w:rFonts w:hint="eastAsia"/>
-        </w:rPr>
-      </w:pPr>
-      <w:r>
-        <w:rPr>
-          <w:rFonts w:hint="eastAsia"/>
+          <w:b/>
+          <w:bCs/>
+        </w:rPr>
+      </w:pPr>
+      <w:r>
+        <w:rPr>
+          <w:rFonts w:hint="eastAsia"/>
+          <w:b/>
+          <w:bCs/>
         </w:rPr>
         <w:t>運用保守</w:t>
       </w:r>
@@ -216,6 +292,12 @@
     <w:p/>
     <w:p/>
     <w:p>
+      <w:pPr>
+        <w:rPr>
+          <w:b/>
+          <w:bCs/>
+        </w:rPr>
+      </w:pPr>
       <w:r>
         <w:rPr>
           <w:rFonts w:hint="eastAsia"/>
@@ -224,8 +306,20 @@
         <w:t>1.</w:t>
       </w:r>
       <w:r>
+        <w:rPr>
+          <w:b/>
+          <w:bCs/>
+        </w:rPr>
         <w:t>背景</w:t>
       </w:r>
+      <w:r>
+        <w:rPr>
+          <w:rFonts w:hint="eastAsia"/>
+          <w:b/>
+          <w:bCs/>
+        </w:rPr>
+        <w:t>と目的</w:t>
+      </w:r>
     </w:p>
     <w:p/>
     <w:p>
@@ -398,35 +492,6 @@
         </w:rPr>
         <w:t>・</w:t>
       </w:r>
-      <w:r>
-        <w:rPr>
-          <w:rFonts w:hint="eastAsia"/>
-        </w:rPr>
-        <w:t>スキル状況を管理</w:t>
-      </w:r>
-      <w:r>
-        <w:rPr>
-          <w:rFonts w:hint="eastAsia"/>
-        </w:rPr>
-        <w:t>することで</w:t>
-      </w:r>
-      <w:r>
-        <w:rPr>
-          <w:rFonts w:hint="eastAsia"/>
-        </w:rPr>
-        <w:t>自分のスキルが可視化され、</w:t>
-      </w:r>
-    </w:p>
-    <w:p>
-      <w:pPr>
-        <w:ind w:leftChars="200" w:left="420"/>
-      </w:pPr>
-      <w:r>
-        <w:rPr>
-          <w:rFonts w:hint="eastAsia"/>
-        </w:rPr>
-        <w:t>自分の苦手分野がわかりやすくなり、研修終了後のさらなるスキルアップにも役に立つと考えた。</w:t>
-      </w:r>
     </w:p>
     <w:p>
       <w:r>
@@ -436,33 +501,91 @@
         <w:t xml:space="preserve">　</w:t>
       </w:r>
     </w:p>
-    <w:p/>
-    <w:p/>
-    <w:p/>
-    <w:p/>
-    <w:p/>
-    <w:p/>
-    <w:p/>
-    <w:p/>
-    <w:p/>
-    <w:p/>
-    <w:p/>
-    <w:p/>
-    <w:p/>
-    <w:p/>
-    <w:p/>
-    <w:p/>
-    <w:p/>
-    <w:p/>
-    <w:p/>
-    <w:p/>
-    <w:p>
+    <w:p>
+      <w:pPr>
+        <w:ind w:firstLineChars="100" w:firstLine="210"/>
+      </w:pPr>
+      <w:r>
+        <w:rPr>
+          <w:rFonts w:hint="eastAsia"/>
+        </w:rPr>
+        <w:t>・目的</w:t>
+      </w:r>
+    </w:p>
+    <w:p>
+      <w:pPr>
+        <w:ind w:left="420" w:hangingChars="200" w:hanging="420"/>
+      </w:pPr>
+      <w:r>
+        <w:rPr>
+          <w:rFonts w:hint="eastAsia"/>
+        </w:rPr>
+        <w:t xml:space="preserve">　　</w:t>
+      </w:r>
+      <w:r>
+        <w:rPr>
+          <w:rFonts w:hint="eastAsia"/>
+        </w:rPr>
+        <w:t>自分のスキル状況が可視化され</w:t>
+      </w:r>
+      <w:r>
+        <w:rPr>
+          <w:rFonts w:hint="eastAsia"/>
+        </w:rPr>
+        <w:t>スキル状況を管理することで自分のスキルが可視化され、自分の苦手分野がわかりやすくなり、研修終了後のさらなるスキルアップにも役に立つ。</w:t>
+      </w:r>
+    </w:p>
+    <w:p>
+      <w:pPr>
+        <w:rPr>
+          <w:rFonts w:hint="eastAsia"/>
+        </w:rPr>
+      </w:pPr>
+    </w:p>
+    <w:p/>
+    <w:p/>
+    <w:p/>
+    <w:p/>
+    <w:p/>
+    <w:p/>
+    <w:p/>
+    <w:p/>
+    <w:p/>
+    <w:p/>
+    <w:p/>
+    <w:p/>
+    <w:p/>
+    <w:p/>
+    <w:p/>
+    <w:p/>
+    <w:p>
+      <w:pPr>
+        <w:rPr>
+          <w:rFonts w:hint="eastAsia"/>
+        </w:rPr>
+      </w:pPr>
+    </w:p>
+    <w:p>
+      <w:pPr>
+        <w:rPr>
+          <w:b/>
+          <w:bCs/>
+        </w:rPr>
+      </w:pPr>
       <w:r>
         <w:rPr>
           <w:rFonts w:hint="eastAsia"/>
         </w:rPr>
         <w:lastRenderedPageBreak/>
-        <w:t>2.プロジェクト概要</w:t>
+        <w:t>2</w:t>
+      </w:r>
+      <w:r>
+        <w:rPr>
+          <w:rFonts w:hint="eastAsia"/>
+          <w:b/>
+          <w:bCs/>
+        </w:rPr>
+        <w:t>.プロジェクト概要</w:t>
       </w:r>
     </w:p>
     <w:p/>
@@ -480,15 +603,35 @@
     <w:p>
       <w:pPr>
         <w:ind w:firstLineChars="100" w:firstLine="210"/>
-      </w:pPr>
-      <w:r>
-        <w:rPr>
-          <w:rFonts w:hint="eastAsia"/>
-        </w:rPr>
-        <w:t>1人:個人で作成</w:t>
-      </w:r>
-    </w:p>
-    <w:p/>
+        <w:rPr>
+          <w:rFonts w:hint="eastAsia"/>
+        </w:rPr>
+      </w:pPr>
+      <w:r>
+        <w:rPr>
+          <w:rFonts w:hint="eastAsia"/>
+        </w:rPr>
+        <w:t>1人</w:t>
+      </w:r>
+      <w:r>
+        <w:rPr>
+          <w:rFonts w:hint="eastAsia"/>
+        </w:rPr>
+        <w:t>(</w:t>
+      </w:r>
+      <w:r>
+        <w:rPr>
+          <w:rFonts w:hint="eastAsia"/>
+        </w:rPr>
+        <w:t>個人で作成</w:t>
+      </w:r>
+      <w:r>
+        <w:rPr>
+          <w:rFonts w:hint="eastAsia"/>
+        </w:rPr>
+        <w:t>)</w:t>
+      </w:r>
+    </w:p>
     <w:p>
       <w:r>
         <w:rPr>
@@ -500,10 +643,16 @@
     <w:p>
       <w:pPr>
         <w:ind w:firstLineChars="100" w:firstLine="210"/>
+        <w:rPr>
+          <w:rFonts w:hint="eastAsia"/>
+        </w:rPr>
       </w:pPr>
       <w:proofErr w:type="spellStart"/>
       <w:r>
-        <w:t>W</w:t>
+        <w:rPr>
+          <w:rFonts w:hint="eastAsia"/>
+        </w:rPr>
+        <w:t>w</w:t>
       </w:r>
       <w:r>
         <w:rPr>
@@ -520,13 +669,6 @@
       </w:r>
     </w:p>
     <w:p>
-      <w:pPr>
-        <w:rPr>
-          <w:rFonts w:hint="eastAsia"/>
-        </w:rPr>
-      </w:pPr>
-    </w:p>
-    <w:p>
       <w:r>
         <w:rPr>
           <w:rFonts w:hint="eastAsia"/>
@@ -571,15 +713,22 @@
     <w:p>
       <w:pPr>
         <w:rPr>
-          <w:b/>
-          <w:bCs/>
-        </w:rPr>
-      </w:pPr>
-      <w:r>
-        <w:rPr>
-          <w:rFonts w:hint="eastAsia"/>
-        </w:rPr>
-        <w:t>３．</w:t>
+          <w:rFonts w:hint="eastAsia"/>
+          <w:b/>
+          <w:bCs/>
+        </w:rPr>
+      </w:pPr>
+      <w:r>
+        <w:rPr>
+          <w:rFonts w:hint="eastAsia"/>
+        </w:rPr>
+        <w:t>３</w:t>
+      </w:r>
+      <w:r>
+        <w:rPr>
+          <w:rFonts w:hint="eastAsia"/>
+        </w:rPr>
+        <w:t>.</w:t>
       </w:r>
       <w:r>
         <w:rPr>
@@ -590,16 +739,32 @@
         <w:t>サイト構成</w:t>
       </w:r>
     </w:p>
-    <w:p/>
-    <w:p>
-      <w:r>
-        <w:rPr>
-          <w:rFonts w:hint="eastAsia"/>
-        </w:rPr>
-        <w:t>・OS</w:t>
-      </w:r>
-    </w:p>
-    <w:p>
+    <w:p>
+      <w:r>
+        <w:rPr>
+          <w:rFonts w:hint="eastAsia"/>
+        </w:rPr>
+        <w:t>・</w:t>
+      </w:r>
+      <w:r>
+        <w:rPr>
+          <w:rFonts w:hint="eastAsia"/>
+        </w:rPr>
+        <w:t>サーバー</w:t>
+      </w:r>
+      <w:r>
+        <w:rPr>
+          <w:rFonts w:hint="eastAsia"/>
+        </w:rPr>
+        <w:t>OS</w:t>
+      </w:r>
+    </w:p>
+    <w:p>
+      <w:pPr>
+        <w:rPr>
+          <w:rFonts w:hint="eastAsia"/>
+        </w:rPr>
+      </w:pPr>
       <w:r>
         <w:rPr>
           <w:rFonts w:hint="eastAsia"/>
@@ -607,13 +772,16 @@
         <w:t xml:space="preserve">  </w:t>
       </w:r>
       <w:r>
-        <w:t>W</w:t>
-      </w:r>
-      <w:r>
-        <w:rPr>
-          <w:rFonts w:hint="eastAsia"/>
-        </w:rPr>
-        <w:t>indows11</w:t>
+        <w:rPr>
+          <w:rFonts w:hint="eastAsia"/>
+        </w:rPr>
+        <w:t xml:space="preserve"> </w:t>
+      </w:r>
+      <w:r>
+        <w:t>Linux（Ubuntu</w:t>
+      </w:r>
+      <w:r>
+        <w:t>）</w:t>
       </w:r>
     </w:p>
     <w:p>
@@ -632,7 +800,19 @@
         <w:rPr>
           <w:rFonts w:hint="eastAsia"/>
         </w:rPr>
-        <w:t xml:space="preserve">　別紙</w:t>
+        <w:t xml:space="preserve">　</w:t>
+      </w:r>
+      <w:r>
+        <w:rPr>
+          <w:rFonts w:hint="eastAsia"/>
+        </w:rPr>
+        <w:t xml:space="preserve"> </w:t>
+      </w:r>
+      <w:r>
+        <w:rPr>
+          <w:rFonts w:hint="eastAsia"/>
+        </w:rPr>
+        <w:t>別紙</w:t>
       </w:r>
       <w:r>
         <w:rPr>
@@ -658,6 +838,12 @@
     </w:p>
     <w:p/>
     <w:p>
+      <w:pPr>
+        <w:rPr>
+          <w:b/>
+          <w:bCs/>
+        </w:rPr>
+      </w:pPr>
       <w:r>
         <w:rPr>
           <w:rFonts w:hint="eastAsia"/>
@@ -665,10 +851,36 @@
         <w:t>4.</w:t>
       </w:r>
       <w:r>
+        <w:rPr>
+          <w:b/>
+          <w:bCs/>
+        </w:rPr>
         <w:t>システム要件</w:t>
       </w:r>
     </w:p>
-    <w:p/>
+    <w:p>
+      <w:pPr>
+        <w:ind w:firstLineChars="150" w:firstLine="315"/>
+        <w:rPr>
+          <w:rFonts w:hint="eastAsia"/>
+        </w:rPr>
+      </w:pPr>
+      <w:r>
+        <w:rPr>
+          <w:rFonts w:hint="eastAsia"/>
+        </w:rPr>
+        <w:t>別紙(</w:t>
+      </w:r>
+      <w:r>
+        <w:t>webエンジニアスキル状況機能・非機能要件</w:t>
+      </w:r>
+      <w:r>
+        <w:rPr>
+          <w:rFonts w:hint="eastAsia"/>
+        </w:rPr>
+        <w:t>)記載</w:t>
+      </w:r>
+    </w:p>
     <w:p>
       <w:r>
         <w:rPr>
@@ -683,6 +895,10 @@
         <w:t xml:space="preserve"> </w:t>
       </w:r>
       <w:r>
+        <w:rPr>
+          <w:b/>
+          <w:bCs/>
+        </w:rPr>
         <w:t>技術要件</w:t>
       </w:r>
     </w:p>
@@ -695,11 +911,6 @@
       </w:r>
     </w:p>
     <w:p>
-      <w:pPr>
-        <w:rPr>
-          <w:rFonts w:hint="eastAsia"/>
-        </w:rPr>
-      </w:pPr>
       <w:r>
         <w:rPr>
           <w:rFonts w:hint="eastAsia"/>
@@ -707,13 +918,29 @@
         <w:t xml:space="preserve">　　</w:t>
       </w:r>
       <w:proofErr w:type="spellStart"/>
-      <w:r>
-        <w:rPr>
-          <w:rFonts w:hint="eastAsia"/>
-        </w:rPr>
-        <w:t>PHP,HTML,CSS,Javascript</w:t>
+      <w:proofErr w:type="gramStart"/>
+      <w:r>
+        <w:rPr>
+          <w:rFonts w:hint="eastAsia"/>
+        </w:rPr>
+        <w:t>PHP,HTML</w:t>
+      </w:r>
+      <w:proofErr w:type="gramEnd"/>
+      <w:r>
+        <w:rPr>
+          <w:rFonts w:hint="eastAsia"/>
+        </w:rPr>
+        <w:t>,</w:t>
+      </w:r>
+      <w:proofErr w:type="gramStart"/>
+      <w:r>
+        <w:rPr>
+          <w:rFonts w:hint="eastAsia"/>
+        </w:rPr>
+        <w:t>CSS,Javascript</w:t>
       </w:r>
       <w:proofErr w:type="spellEnd"/>
+      <w:proofErr w:type="gramEnd"/>
       <w:r>
         <w:rPr>
           <w:rFonts w:hint="eastAsia"/>
@@ -744,16 +971,25 @@
       </w:r>
     </w:p>
     <w:p>
-      <w:pPr>
-        <w:rPr>
-          <w:rFonts w:hint="eastAsia"/>
-        </w:rPr>
-      </w:pPr>
-      <w:r>
-        <w:rPr>
-          <w:rFonts w:hint="eastAsia"/>
-        </w:rPr>
-        <w:t xml:space="preserve">　　Laravel(PHP)</w:t>
+      <w:r>
+        <w:rPr>
+          <w:rFonts w:hint="eastAsia"/>
+        </w:rPr>
+        <w:t xml:space="preserve">　　</w:t>
+      </w:r>
+      <w:proofErr w:type="gramStart"/>
+      <w:r>
+        <w:rPr>
+          <w:rFonts w:hint="eastAsia"/>
+        </w:rPr>
+        <w:t>Laravel(</w:t>
+      </w:r>
+      <w:proofErr w:type="gramEnd"/>
+      <w:r>
+        <w:rPr>
+          <w:rFonts w:hint="eastAsia"/>
+        </w:rPr>
+        <w:t>PHP)</w:t>
       </w:r>
       <w:r>
         <w:rPr>
@@ -762,28 +998,324 @@
         <w:t>,</w:t>
       </w:r>
       <w:r>
+        <w:t xml:space="preserve"> Bootstrap </w:t>
+      </w:r>
+      <w:r>
+        <w:rPr>
+          <w:rFonts w:hint="eastAsia"/>
+        </w:rPr>
+        <w:t>(CSS)</w:t>
+      </w:r>
+    </w:p>
+    <w:p>
+      <w:r>
+        <w:rPr>
+          <w:rFonts w:hint="eastAsia"/>
+        </w:rPr>
+        <w:t xml:space="preserve">　</w:t>
+      </w:r>
+      <w:r>
+        <w:rPr>
+          <w:rFonts w:hint="eastAsia"/>
+        </w:rPr>
+        <w:t>・</w:t>
+      </w:r>
+      <w:r>
+        <w:t>バージョン管理</w:t>
+      </w:r>
+    </w:p>
+    <w:p>
+      <w:r>
+        <w:rPr>
+          <w:rFonts w:hint="eastAsia"/>
+        </w:rPr>
+        <w:t xml:space="preserve">　　</w:t>
+      </w:r>
+      <w:proofErr w:type="gramStart"/>
+      <w:r>
+        <w:rPr>
+          <w:rFonts w:hint="eastAsia"/>
+        </w:rPr>
+        <w:t>GIT,GITHUB</w:t>
+      </w:r>
+      <w:proofErr w:type="gramEnd"/>
+    </w:p>
+    <w:p>
+      <w:r>
+        <w:rPr>
+          <w:rFonts w:hint="eastAsia"/>
+        </w:rPr>
+        <w:t xml:space="preserve">　・ミドルウェア</w:t>
+      </w:r>
+    </w:p>
+    <w:p>
+      <w:pPr>
+        <w:rPr>
+          <w:rFonts w:hint="eastAsia"/>
+        </w:rPr>
+      </w:pPr>
+      <w:r>
+        <w:rPr>
+          <w:rFonts w:hint="eastAsia"/>
+        </w:rPr>
+        <w:t xml:space="preserve">　　 </w:t>
+      </w:r>
+      <w:r>
+        <w:t>MySQL</w:t>
+      </w:r>
+    </w:p>
+    <w:p/>
+    <w:p>
+      <w:pPr>
+        <w:rPr>
+          <w:b/>
+          <w:bCs/>
+        </w:rPr>
+      </w:pPr>
+      <w:r>
+        <w:rPr>
+          <w:rFonts w:hint="eastAsia"/>
+        </w:rPr>
+        <w:t>6.</w:t>
+      </w:r>
+      <w:r>
+        <w:rPr>
+          <w:rFonts w:hint="eastAsia"/>
+          <w:b/>
+          <w:bCs/>
+        </w:rPr>
+        <w:t>インフラ要件</w:t>
+      </w:r>
+    </w:p>
+    <w:p>
+      <w:r>
+        <w:rPr>
+          <w:rFonts w:hint="eastAsia"/>
+          <w:b/>
+          <w:bCs/>
+        </w:rPr>
+        <w:t xml:space="preserve">　</w:t>
+      </w:r>
+      <w:r>
+        <w:rPr>
+          <w:rFonts w:hint="eastAsia"/>
+        </w:rPr>
+        <w:t>・</w:t>
+      </w:r>
+      <w:r>
+        <w:t>Webサーバー</w:t>
+      </w:r>
+      <w:r>
+        <w:rPr>
+          <w:rFonts w:hint="eastAsia"/>
+        </w:rPr>
+        <w:t>:</w:t>
+      </w:r>
+      <w:r>
         <w:t xml:space="preserve"> </w:t>
       </w:r>
       <w:r>
-        <w:t>Bootstrap</w:t>
+        <w:t>Nginx</w:t>
+      </w:r>
+    </w:p>
+    <w:p>
+      <w:pPr>
+        <w:ind w:firstLineChars="100" w:firstLine="210"/>
+        <w:rPr>
+          <w:rFonts w:hint="eastAsia"/>
+        </w:rPr>
+      </w:pPr>
+      <w:r>
+        <w:rPr>
+          <w:rFonts w:hint="eastAsia"/>
+        </w:rPr>
+        <w:t>・</w:t>
+      </w:r>
+      <w:r>
+        <w:t>DBサーバー：</w:t>
+      </w:r>
+      <w:r>
+        <w:t>phpMyAdmin</w:t>
+      </w:r>
+    </w:p>
+    <w:p>
+      <w:r>
+        <w:rPr>
+          <w:rFonts w:hint="eastAsia"/>
+        </w:rPr>
+        <w:t xml:space="preserve">  </w:t>
+      </w:r>
+      <w:r>
+        <w:rPr>
+          <w:rFonts w:hint="eastAsia"/>
+        </w:rPr>
+        <w:t>・</w:t>
+      </w:r>
+      <w:r>
+        <w:t>ドメイン・DNS： </w:t>
+      </w:r>
+      <w:r>
+        <w:rPr>
+          <w:rFonts w:hint="eastAsia"/>
+        </w:rPr>
+        <w:t>新規取得</w:t>
+      </w:r>
+    </w:p>
+    <w:p>
+      <w:r>
+        <w:rPr>
+          <w:rFonts w:hint="eastAsia"/>
+        </w:rPr>
+        <w:t xml:space="preserve">　・メールサーバー:</w:t>
+      </w:r>
+      <w:proofErr w:type="spellStart"/>
+      <w:r>
+        <w:rPr>
+          <w:rFonts w:hint="eastAsia"/>
+        </w:rPr>
+        <w:t>gmail</w:t>
+      </w:r>
+      <w:proofErr w:type="spellEnd"/>
+      <w:r>
+        <w:rPr>
+          <w:rFonts w:hint="eastAsia"/>
+        </w:rPr>
+        <w:t>(</w:t>
       </w:r>
       <w:r>
         <w:t xml:space="preserve"> </w:t>
       </w:r>
       <w:r>
-        <w:rPr>
-          <w:rFonts w:hint="eastAsia"/>
-        </w:rPr>
-        <w:t>(CSS)</w:t>
-      </w:r>
-    </w:p>
-    <w:p>
+        <w:t>IMAP/SMTP</w:t>
+      </w:r>
+      <w:r>
+        <w:rPr>
+          <w:rFonts w:hint="eastAsia"/>
+        </w:rPr>
+        <w:t>)</w:t>
+      </w:r>
+    </w:p>
+    <w:p>
+      <w:r>
+        <w:rPr>
+          <w:rFonts w:hint="eastAsia"/>
+        </w:rPr>
+        <w:t xml:space="preserve">    </w:t>
+      </w:r>
+      <w:r>
+        <w:t>サーバー名：smtp.gmail.comポート番号：587（TLS）または 465（SSL）</w:t>
+      </w:r>
+    </w:p>
+    <w:p>
+      <w:pPr>
+        <w:rPr>
+          <w:rFonts w:hint="eastAsia"/>
+        </w:rPr>
+      </w:pPr>
+      <w:r>
+        <w:rPr>
+          <w:rFonts w:hint="eastAsia"/>
+        </w:rPr>
+        <w:t xml:space="preserve">    </w:t>
+      </w:r>
+      <w:r>
+        <w:t>サーバー名：imap.gmail.comポート番号：993（SSL）</w:t>
+      </w:r>
+    </w:p>
+    <w:p>
+      <w:pPr>
+        <w:rPr>
+          <w:rFonts w:hint="eastAsia"/>
+        </w:rPr>
+      </w:pPr>
       <w:r>
         <w:rPr>
           <w:rFonts w:hint="eastAsia"/>
         </w:rPr>
         <w:t xml:space="preserve">　</w:t>
       </w:r>
+    </w:p>
+    <w:p>
+      <w:pPr>
+        <w:rPr>
+          <w:b/>
+          <w:bCs/>
+        </w:rPr>
+      </w:pPr>
+      <w:r>
+        <w:rPr>
+          <w:rFonts w:hint="eastAsia"/>
+        </w:rPr>
+        <w:lastRenderedPageBreak/>
+        <w:t>7.</w:t>
+      </w:r>
+      <w:r>
+        <w:rPr>
+          <w:rFonts w:hint="eastAsia"/>
+          <w:b/>
+          <w:bCs/>
+        </w:rPr>
+        <w:t>セキュリティ要件</w:t>
+      </w:r>
+    </w:p>
+    <w:p>
+      <w:r>
+        <w:rPr>
+          <w:rFonts w:hint="eastAsia"/>
+        </w:rPr>
+        <w:t xml:space="preserve">　個人で使用するアプリのため</w:t>
+      </w:r>
+      <w:r>
+        <w:rPr>
+          <w:rFonts w:hint="eastAsia"/>
+        </w:rPr>
+        <w:t>コスト面を考慮し、強固なセキュリティ機能は実装せず。</w:t>
+      </w:r>
+    </w:p>
+    <w:p/>
+    <w:p/>
+    <w:p/>
+    <w:p/>
+    <w:p>
+      <w:pPr>
+        <w:rPr>
+          <w:rFonts w:hint="eastAsia"/>
+          <w:b/>
+          <w:bCs/>
+        </w:rPr>
+      </w:pPr>
+      <w:r>
+        <w:rPr>
+          <w:rFonts w:hint="eastAsia"/>
+        </w:rPr>
+        <w:t>8.</w:t>
+      </w:r>
+      <w:r>
+        <w:rPr>
+          <w:rFonts w:hint="eastAsia"/>
+        </w:rPr>
+        <w:t xml:space="preserve"> </w:t>
+      </w:r>
+      <w:r>
+        <w:rPr>
+          <w:b/>
+          <w:bCs/>
+        </w:rPr>
+        <w:t>リリース要件</w:t>
+      </w:r>
+    </w:p>
+    <w:p>
+      <w:pPr>
+        <w:rPr>
+          <w:rFonts w:hint="eastAsia"/>
+        </w:rPr>
+      </w:pPr>
+      <w:r>
+        <w:rPr>
+          <w:rFonts w:hint="eastAsia"/>
+        </w:rPr>
+        <w:t xml:space="preserve">　</w:t>
+      </w:r>
       <w:r>
         <w:rPr>
           <w:rFonts w:hint="eastAsia"/>
@@ -791,81 +1323,353 @@
         <w:t>・</w:t>
       </w:r>
       <w:r>
-        <w:t>バージョン管理</w:t>
-      </w:r>
-    </w:p>
-    <w:p>
-      <w:r>
-        <w:rPr>
-          <w:rFonts w:hint="eastAsia"/>
-        </w:rPr>
-        <w:t xml:space="preserve">　　GIT,GITHUB</w:t>
-      </w:r>
-    </w:p>
-    <w:p/>
-    <w:p>
-      <w:r>
-        <w:rPr>
-          <w:rFonts w:hint="eastAsia"/>
-        </w:rPr>
-        <w:t>6.インフラ要件</w:t>
-      </w:r>
-    </w:p>
-    <w:p/>
-    <w:p>
-      <w:r>
-        <w:rPr>
-          <w:rFonts w:hint="eastAsia"/>
-        </w:rPr>
-        <w:t>7.セキュリティ要件</w:t>
-      </w:r>
-    </w:p>
-    <w:p>
-      <w:r>
-        <w:rPr>
-          <w:rFonts w:hint="eastAsia"/>
-        </w:rPr>
-        <w:t xml:space="preserve">　個人で使用するアプリのため</w:t>
-      </w:r>
-      <w:r>
-        <w:rPr>
-          <w:rFonts w:hint="eastAsia"/>
-        </w:rPr>
-        <w:t>コスト面を考慮し、強固なセキュリティ機能は実装せず。</w:t>
-      </w:r>
-    </w:p>
-    <w:p/>
-    <w:p>
-      <w:r>
-        <w:rPr>
-          <w:rFonts w:hint="eastAsia"/>
-        </w:rPr>
-        <w:t>8.</w:t>
-      </w:r>
-      <w:r>
-        <w:rPr>
-          <w:rFonts w:hint="eastAsia"/>
-        </w:rPr>
-        <w:t xml:space="preserve"> </w:t>
-      </w:r>
-      <w:r>
-        <w:t>リリース要件</w:t>
-      </w:r>
-    </w:p>
-    <w:p/>
-    <w:p>
-      <w:pPr>
-        <w:rPr>
-          <w:rFonts w:hint="eastAsia"/>
-        </w:rPr>
-      </w:pPr>
-      <w:r>
-        <w:rPr>
-          <w:rFonts w:hint="eastAsia"/>
-        </w:rPr>
-        <w:lastRenderedPageBreak/>
-        <w:t>9.運用保守</w:t>
-      </w:r>
+        <w:t>リリースの日時：</w:t>
+      </w:r>
+      <w:r>
+        <w:rPr>
+          <w:rFonts w:hint="eastAsia"/>
+        </w:rPr>
+        <w:t>2026</w:t>
+      </w:r>
+      <w:r>
+        <w:rPr>
+          <w:rFonts w:hint="eastAsia"/>
+        </w:rPr>
+        <w:t>/</w:t>
+      </w:r>
+      <w:r>
+        <w:rPr>
+          <w:rFonts w:hint="eastAsia"/>
+        </w:rPr>
+        <w:t>8</w:t>
+      </w:r>
+      <w:r>
+        <w:rPr>
+          <w:rFonts w:hint="eastAsia"/>
+        </w:rPr>
+        <w:t>/</w:t>
+      </w:r>
+      <w:r>
+        <w:rPr>
+          <w:rFonts w:hint="eastAsia"/>
+        </w:rPr>
+        <w:t>29</w:t>
+      </w:r>
+    </w:p>
+    <w:p>
+      <w:pPr>
+        <w:rPr>
+          <w:rFonts w:hint="eastAsia"/>
+        </w:rPr>
+      </w:pPr>
+      <w:r>
+        <w:rPr>
+          <w:rFonts w:hint="eastAsia"/>
+        </w:rPr>
+        <w:t xml:space="preserve">　・担当者:個人</w:t>
+      </w:r>
+    </w:p>
+    <w:p>
+      <w:pPr>
+        <w:rPr>
+          <w:rFonts w:hint="eastAsia"/>
+        </w:rPr>
+      </w:pPr>
+      <w:r>
+        <w:rPr>
+          <w:rFonts w:hint="eastAsia"/>
+          <w:b/>
+          <w:bCs/>
+        </w:rPr>
+        <w:t xml:space="preserve">  </w:t>
+      </w:r>
+      <w:r>
+        <w:rPr>
+          <w:rFonts w:hint="eastAsia"/>
+        </w:rPr>
+        <w:t>・</w:t>
+      </w:r>
+      <w:r>
+        <w:t>動作検証（テスト）</w:t>
+      </w:r>
+      <w:r>
+        <w:rPr>
+          <w:rFonts w:hint="eastAsia"/>
+        </w:rPr>
+        <w:t>内容</w:t>
+      </w:r>
+    </w:p>
+    <w:p>
+      <w:r>
+        <w:rPr>
+          <w:rFonts w:hint="eastAsia"/>
+        </w:rPr>
+        <w:t xml:space="preserve">    画面遷移</w:t>
+      </w:r>
+      <w:r>
+        <w:rPr>
+          <w:rFonts w:hint="eastAsia"/>
+        </w:rPr>
+        <w:t>確認、ボタン確認、ログイン確認、</w:t>
+      </w:r>
+      <w:r>
+        <w:rPr>
+          <w:rFonts w:hint="eastAsia"/>
+        </w:rPr>
+        <w:t>レイアウト確認</w:t>
+      </w:r>
+    </w:p>
+    <w:p>
+      <w:pPr>
+        <w:rPr>
+          <w:rFonts w:hint="eastAsia"/>
+        </w:rPr>
+      </w:pPr>
+      <w:r>
+        <w:rPr>
+          <w:rFonts w:hint="eastAsia"/>
+        </w:rPr>
+        <w:t xml:space="preserve">　　スキル</w:t>
+      </w:r>
+      <w:r>
+        <w:rPr>
+          <w:rFonts w:hint="eastAsia"/>
+        </w:rPr>
+        <w:t>状況</w:t>
+      </w:r>
+      <w:r>
+        <w:rPr>
+          <w:rFonts w:hint="eastAsia"/>
+        </w:rPr>
+        <w:t>画面表示確認</w:t>
+      </w:r>
+      <w:r>
+        <w:rPr>
+          <w:rFonts w:hint="eastAsia"/>
+        </w:rPr>
+        <w:t>、フォーム入力確認</w:t>
+      </w:r>
+      <w:r>
+        <w:rPr>
+          <w:rFonts w:hint="eastAsia"/>
+        </w:rPr>
+        <w:t>(登録、更新)</w:t>
+      </w:r>
+    </w:p>
+    <w:p>
+      <w:r>
+        <w:rPr>
+          <w:rFonts w:hint="eastAsia"/>
+        </w:rPr>
+        <w:t xml:space="preserve">    </w:t>
+      </w:r>
+      <w:r>
+        <w:rPr>
+          <w:rFonts w:hint="eastAsia"/>
+        </w:rPr>
+        <w:t>フォーム送信確認(登録、更新)</w:t>
+      </w:r>
+    </w:p>
+    <w:p>
+      <w:r>
+        <w:rPr>
+          <w:rFonts w:hint="eastAsia"/>
+        </w:rPr>
+        <w:t xml:space="preserve">　</w:t>
+      </w:r>
+      <w:r>
+        <w:rPr>
+          <w:rFonts w:hint="eastAsia"/>
+        </w:rPr>
+        <w:t>・</w:t>
+      </w:r>
+      <w:r>
+        <w:t>ロールバック計画</w:t>
+      </w:r>
+    </w:p>
+    <w:p>
+      <w:pPr>
+        <w:rPr>
+          <w:rFonts w:hint="eastAsia"/>
+        </w:rPr>
+      </w:pPr>
+      <w:r>
+        <w:rPr>
+          <w:rFonts w:hint="eastAsia"/>
+        </w:rPr>
+        <w:t xml:space="preserve">　　設計書を確認しながら個人で</w:t>
+      </w:r>
+      <w:r>
+        <w:rPr>
+          <w:rFonts w:hint="eastAsia"/>
+        </w:rPr>
+        <w:t>PGMの内容を調査して</w:t>
+      </w:r>
+      <w:r>
+        <w:rPr>
+          <w:rFonts w:hint="eastAsia"/>
+        </w:rPr>
+        <w:t>確認</w:t>
+      </w:r>
+    </w:p>
+    <w:p>
+      <w:pPr>
+        <w:rPr>
+          <w:rFonts w:hint="eastAsia"/>
+        </w:rPr>
+      </w:pPr>
+    </w:p>
+    <w:p>
+      <w:pPr>
+        <w:pStyle w:val="a9"/>
+        <w:numPr>
+          <w:ilvl w:val="0"/>
+          <w:numId w:val="1"/>
+        </w:numPr>
+        <w:rPr>
+          <w:b/>
+          <w:bCs/>
+        </w:rPr>
+      </w:pPr>
+      <w:r>
+        <w:rPr>
+          <w:rFonts w:hint="eastAsia"/>
+          <w:b/>
+          <w:bCs/>
+        </w:rPr>
+        <w:t>運用保守</w:t>
+      </w:r>
+    </w:p>
+    <w:p>
+      <w:pPr>
+        <w:pStyle w:val="a9"/>
+        <w:ind w:left="360"/>
+      </w:pPr>
+      <w:r>
+        <w:rPr>
+          <w:rFonts w:hint="eastAsia"/>
+          <w:b/>
+          <w:bCs/>
+        </w:rPr>
+        <w:t>・</w:t>
+      </w:r>
+      <w:r>
+        <w:t>コンテンツ運用</w:t>
+      </w:r>
+      <w:r>
+        <w:rPr>
+          <w:rFonts w:hint="eastAsia"/>
+        </w:rPr>
+        <w:t>:学習時</w:t>
+      </w:r>
+    </w:p>
+    <w:p>
+      <w:pPr>
+        <w:pStyle w:val="a9"/>
+        <w:ind w:left="360"/>
+      </w:pPr>
+      <w:r>
+        <w:rPr>
+          <w:rFonts w:hint="eastAsia"/>
+        </w:rPr>
+        <w:t>・</w:t>
+      </w:r>
+      <w:r>
+        <w:t>システム保守</w:t>
+      </w:r>
+      <w:r>
+        <w:rPr>
+          <w:rFonts w:hint="eastAsia"/>
+        </w:rPr>
+        <w:t>:</w:t>
+      </w:r>
+      <w:r>
+        <w:rPr>
+          <w:rFonts w:hint="eastAsia"/>
+        </w:rPr>
+        <w:t>個人で管理するため</w:t>
+      </w:r>
+      <w:r>
+        <w:rPr>
+          <w:rFonts w:hint="eastAsia"/>
+        </w:rPr>
+        <w:t>基本的に</w:t>
+      </w:r>
+      <w:r>
+        <w:rPr>
+          <w:rFonts w:hint="eastAsia"/>
+        </w:rPr>
+        <w:t>不要</w:t>
+      </w:r>
+    </w:p>
+    <w:p>
+      <w:pPr>
+        <w:pStyle w:val="a9"/>
+        <w:ind w:left="360"/>
+        <w:rPr>
+          <w:rFonts w:hint="eastAsia"/>
+        </w:rPr>
+      </w:pPr>
+      <w:r>
+        <w:rPr>
+          <w:rFonts w:hint="eastAsia"/>
+        </w:rPr>
+        <w:t>・</w:t>
+      </w:r>
+      <w:r>
+        <w:t>効果測定：</w:t>
+      </w:r>
+      <w:r>
+        <w:rPr>
+          <w:rFonts w:hint="eastAsia"/>
+        </w:rPr>
+        <w:t>個人で管理するため基本的に</w:t>
+      </w:r>
+      <w:r>
+        <w:rPr>
+          <w:rFonts w:hint="eastAsia"/>
+        </w:rPr>
+        <w:t>改定時のみ</w:t>
+      </w:r>
+    </w:p>
+    <w:p>
+      <w:pPr>
+        <w:pStyle w:val="a9"/>
+        <w:ind w:left="360"/>
+      </w:pPr>
+      <w:r>
+        <w:rPr>
+          <w:rFonts w:hint="eastAsia"/>
+        </w:rPr>
+        <w:t>・</w:t>
+      </w:r>
+      <w:r>
+        <w:t>バックアップ・復旧：</w:t>
+      </w:r>
+      <w:r>
+        <w:rPr>
+          <w:rFonts w:hint="eastAsia"/>
+        </w:rPr>
+        <w:t>個人で対応</w:t>
+      </w:r>
+    </w:p>
+    <w:p>
+      <w:pPr>
+        <w:pStyle w:val="a9"/>
+        <w:ind w:left="360"/>
+        <w:rPr>
+          <w:rFonts w:hint="eastAsia"/>
+        </w:rPr>
+      </w:pPr>
+    </w:p>
+    <w:p>
+      <w:pPr>
+        <w:pStyle w:val="a9"/>
+        <w:ind w:left="360"/>
+        <w:rPr>
+          <w:rFonts w:hint="eastAsia"/>
+        </w:rPr>
+      </w:pPr>
     </w:p>
     <w:sectPr>
       <w:pgSz w:w="11906" w:h="16838"/>

--- a/document/Webエンジニアスキル管理アプリ要件定義書.docx
+++ b/document/Webエンジニアスキル管理アプリ要件定義書.docx
@@ -61,13 +61,7 @@
     <w:p/>
     <w:p/>
     <w:p/>
-    <w:p>
-      <w:pPr>
-        <w:rPr>
-          <w:rFonts w:hint="eastAsia"/>
-        </w:rPr>
-      </w:pPr>
-    </w:p>
+    <w:p/>
     <w:p>
       <w:r>
         <w:rPr>
@@ -535,36 +529,24 @@
         <w:t>スキル状況を管理することで自分のスキルが可視化され、自分の苦手分野がわかりやすくなり、研修終了後のさらなるスキルアップにも役に立つ。</w:t>
       </w:r>
     </w:p>
-    <w:p>
-      <w:pPr>
-        <w:rPr>
-          <w:rFonts w:hint="eastAsia"/>
-        </w:rPr>
-      </w:pPr>
-    </w:p>
-    <w:p/>
-    <w:p/>
-    <w:p/>
-    <w:p/>
-    <w:p/>
-    <w:p/>
-    <w:p/>
-    <w:p/>
-    <w:p/>
-    <w:p/>
-    <w:p/>
-    <w:p/>
-    <w:p/>
-    <w:p/>
-    <w:p/>
-    <w:p/>
-    <w:p>
-      <w:pPr>
-        <w:rPr>
-          <w:rFonts w:hint="eastAsia"/>
-        </w:rPr>
-      </w:pPr>
-    </w:p>
+    <w:p/>
+    <w:p/>
+    <w:p/>
+    <w:p/>
+    <w:p/>
+    <w:p/>
+    <w:p/>
+    <w:p/>
+    <w:p/>
+    <w:p/>
+    <w:p/>
+    <w:p/>
+    <w:p/>
+    <w:p/>
+    <w:p/>
+    <w:p/>
+    <w:p/>
+    <w:p/>
     <w:p>
       <w:pPr>
         <w:rPr>
@@ -603,9 +585,6 @@
     <w:p>
       <w:pPr>
         <w:ind w:firstLineChars="100" w:firstLine="210"/>
-        <w:rPr>
-          <w:rFonts w:hint="eastAsia"/>
-        </w:rPr>
       </w:pPr>
       <w:r>
         <w:rPr>
@@ -643,11 +622,7 @@
     <w:p>
       <w:pPr>
         <w:ind w:firstLineChars="100" w:firstLine="210"/>
-        <w:rPr>
-          <w:rFonts w:hint="eastAsia"/>
-        </w:rPr>
-      </w:pPr>
-      <w:proofErr w:type="spellStart"/>
+      </w:pPr>
       <w:r>
         <w:rPr>
           <w:rFonts w:hint="eastAsia"/>
@@ -658,14 +633,7 @@
         <w:rPr>
           <w:rFonts w:hint="eastAsia"/>
         </w:rPr>
-        <w:t>bs</w:t>
-      </w:r>
-      <w:proofErr w:type="spellEnd"/>
-      <w:r>
-        <w:rPr>
-          <w:rFonts w:hint="eastAsia"/>
-        </w:rPr>
-        <w:t>に記載</w:t>
+        <w:t>bsに記載</w:t>
       </w:r>
     </w:p>
     <w:p>
@@ -713,7 +681,6 @@
     <w:p>
       <w:pPr>
         <w:rPr>
-          <w:rFonts w:hint="eastAsia"/>
           <w:b/>
           <w:bCs/>
         </w:rPr>
@@ -760,11 +727,6 @@
       </w:r>
     </w:p>
     <w:p>
-      <w:pPr>
-        <w:rPr>
-          <w:rFonts w:hint="eastAsia"/>
-        </w:rPr>
-      </w:pPr>
       <w:r>
         <w:rPr>
           <w:rFonts w:hint="eastAsia"/>
@@ -861,9 +823,6 @@
     <w:p>
       <w:pPr>
         <w:ind w:firstLineChars="150" w:firstLine="315"/>
-        <w:rPr>
-          <w:rFonts w:hint="eastAsia"/>
-        </w:rPr>
       </w:pPr>
       <w:r>
         <w:rPr>
@@ -917,44 +876,201 @@
         </w:rPr>
         <w:t xml:space="preserve">　　</w:t>
       </w:r>
-      <w:proofErr w:type="spellStart"/>
-      <w:proofErr w:type="gramStart"/>
-      <w:r>
-        <w:rPr>
-          <w:rFonts w:hint="eastAsia"/>
-        </w:rPr>
-        <w:t>PHP,HTML</w:t>
-      </w:r>
-      <w:proofErr w:type="gramEnd"/>
+      <w:r>
+        <w:rPr>
+          <w:rFonts w:hint="eastAsia"/>
+        </w:rPr>
+        <w:t>PHP,HTML,CSS,Javascript</w:t>
+      </w:r>
+      <w:r>
+        <w:rPr>
+          <w:rFonts w:hint="eastAsia"/>
+        </w:rPr>
+        <w:t>(Jquery)</w:t>
+      </w:r>
+    </w:p>
+    <w:p>
+      <w:r>
+        <w:rPr>
+          <w:rFonts w:hint="eastAsia"/>
+        </w:rPr>
+        <w:t xml:space="preserve">　・フレームワーク</w:t>
+      </w:r>
+    </w:p>
+    <w:p>
+      <w:r>
+        <w:rPr>
+          <w:rFonts w:hint="eastAsia"/>
+        </w:rPr>
+        <w:t xml:space="preserve">　　Laravel(PHP)</w:t>
+      </w:r>
       <w:r>
         <w:rPr>
           <w:rFonts w:hint="eastAsia"/>
         </w:rPr>
         <w:t>,</w:t>
       </w:r>
-      <w:proofErr w:type="gramStart"/>
-      <w:r>
-        <w:rPr>
-          <w:rFonts w:hint="eastAsia"/>
-        </w:rPr>
-        <w:t>CSS,Javascript</w:t>
-      </w:r>
-      <w:proofErr w:type="spellEnd"/>
-      <w:proofErr w:type="gramEnd"/>
-      <w:r>
-        <w:rPr>
-          <w:rFonts w:hint="eastAsia"/>
-        </w:rPr>
-        <w:t>(</w:t>
-      </w:r>
-      <w:proofErr w:type="spellStart"/>
-      <w:r>
-        <w:rPr>
-          <w:rFonts w:hint="eastAsia"/>
-        </w:rPr>
-        <w:t>Jquery</w:t>
-      </w:r>
-      <w:proofErr w:type="spellEnd"/>
+      <w:r>
+        <w:t xml:space="preserve"> Bootstrap </w:t>
+      </w:r>
+      <w:r>
+        <w:rPr>
+          <w:rFonts w:hint="eastAsia"/>
+        </w:rPr>
+        <w:t>(CSS)</w:t>
+      </w:r>
+    </w:p>
+    <w:p>
+      <w:r>
+        <w:rPr>
+          <w:rFonts w:hint="eastAsia"/>
+        </w:rPr>
+        <w:t xml:space="preserve">　</w:t>
+      </w:r>
+      <w:r>
+        <w:rPr>
+          <w:rFonts w:hint="eastAsia"/>
+        </w:rPr>
+        <w:t>・</w:t>
+      </w:r>
+      <w:r>
+        <w:t>バージョン管理</w:t>
+      </w:r>
+    </w:p>
+    <w:p>
+      <w:r>
+        <w:rPr>
+          <w:rFonts w:hint="eastAsia"/>
+        </w:rPr>
+        <w:t xml:space="preserve">　　GIT,GITHUB</w:t>
+      </w:r>
+    </w:p>
+    <w:p>
+      <w:r>
+        <w:rPr>
+          <w:rFonts w:hint="eastAsia"/>
+        </w:rPr>
+        <w:t xml:space="preserve">　・ミドルウェア</w:t>
+      </w:r>
+    </w:p>
+    <w:p>
+      <w:r>
+        <w:rPr>
+          <w:rFonts w:hint="eastAsia"/>
+        </w:rPr>
+        <w:t xml:space="preserve">　　 </w:t>
+      </w:r>
+      <w:r>
+        <w:t>MySQL</w:t>
+      </w:r>
+    </w:p>
+    <w:p/>
+    <w:p>
+      <w:pPr>
+        <w:rPr>
+          <w:b/>
+          <w:bCs/>
+        </w:rPr>
+      </w:pPr>
+      <w:r>
+        <w:rPr>
+          <w:rFonts w:hint="eastAsia"/>
+        </w:rPr>
+        <w:t>6.</w:t>
+      </w:r>
+      <w:r>
+        <w:rPr>
+          <w:rFonts w:hint="eastAsia"/>
+          <w:b/>
+          <w:bCs/>
+        </w:rPr>
+        <w:t>インフラ要件</w:t>
+      </w:r>
+    </w:p>
+    <w:p>
+      <w:r>
+        <w:rPr>
+          <w:rFonts w:hint="eastAsia"/>
+          <w:b/>
+          <w:bCs/>
+        </w:rPr>
+        <w:t xml:space="preserve">　</w:t>
+      </w:r>
+      <w:r>
+        <w:rPr>
+          <w:rFonts w:hint="eastAsia"/>
+        </w:rPr>
+        <w:t>・</w:t>
+      </w:r>
+      <w:r>
+        <w:t>Webサーバー</w:t>
+      </w:r>
+      <w:r>
+        <w:rPr>
+          <w:rFonts w:hint="eastAsia"/>
+        </w:rPr>
+        <w:t>:</w:t>
+      </w:r>
+      <w:r>
+        <w:t xml:space="preserve"> Nginx</w:t>
+      </w:r>
+    </w:p>
+    <w:p>
+      <w:pPr>
+        <w:ind w:firstLineChars="100" w:firstLine="210"/>
+      </w:pPr>
+      <w:r>
+        <w:rPr>
+          <w:rFonts w:hint="eastAsia"/>
+        </w:rPr>
+        <w:t>・</w:t>
+      </w:r>
+      <w:r>
+        <w:t>DBサーバー：</w:t>
+      </w:r>
+      <w:r>
+        <w:t>phpMyAdmin</w:t>
+      </w:r>
+    </w:p>
+    <w:p>
+      <w:r>
+        <w:rPr>
+          <w:rFonts w:hint="eastAsia"/>
+        </w:rPr>
+        <w:t xml:space="preserve">  </w:t>
+      </w:r>
+      <w:r>
+        <w:rPr>
+          <w:rFonts w:hint="eastAsia"/>
+        </w:rPr>
+        <w:t>・</w:t>
+      </w:r>
+      <w:r>
+        <w:t>ドメイン・DNS： </w:t>
+      </w:r>
+      <w:r>
+        <w:rPr>
+          <w:rFonts w:hint="eastAsia"/>
+        </w:rPr>
+        <w:t>新規取得</w:t>
+      </w:r>
+    </w:p>
+    <w:p>
+      <w:r>
+        <w:rPr>
+          <w:rFonts w:hint="eastAsia"/>
+        </w:rPr>
+        <w:t xml:space="preserve">　・メールサーバー:</w:t>
+      </w:r>
+      <w:r>
+        <w:rPr>
+          <w:rFonts w:hint="eastAsia"/>
+        </w:rPr>
+        <w:t>gmail(</w:t>
+      </w:r>
+      <w:r>
+        <w:t xml:space="preserve"> IMAP/SMTP</w:t>
+      </w:r>
       <w:r>
         <w:rPr>
           <w:rFonts w:hint="eastAsia"/>
@@ -967,239 +1083,6 @@
         <w:rPr>
           <w:rFonts w:hint="eastAsia"/>
         </w:rPr>
-        <w:t xml:space="preserve">　・フレームワーク</w:t>
-      </w:r>
-    </w:p>
-    <w:p>
-      <w:r>
-        <w:rPr>
-          <w:rFonts w:hint="eastAsia"/>
-        </w:rPr>
-        <w:t xml:space="preserve">　　</w:t>
-      </w:r>
-      <w:proofErr w:type="gramStart"/>
-      <w:r>
-        <w:rPr>
-          <w:rFonts w:hint="eastAsia"/>
-        </w:rPr>
-        <w:t>Laravel(</w:t>
-      </w:r>
-      <w:proofErr w:type="gramEnd"/>
-      <w:r>
-        <w:rPr>
-          <w:rFonts w:hint="eastAsia"/>
-        </w:rPr>
-        <w:t>PHP)</w:t>
-      </w:r>
-      <w:r>
-        <w:rPr>
-          <w:rFonts w:hint="eastAsia"/>
-        </w:rPr>
-        <w:t>,</w:t>
-      </w:r>
-      <w:r>
-        <w:t xml:space="preserve"> Bootstrap </w:t>
-      </w:r>
-      <w:r>
-        <w:rPr>
-          <w:rFonts w:hint="eastAsia"/>
-        </w:rPr>
-        <w:t>(CSS)</w:t>
-      </w:r>
-    </w:p>
-    <w:p>
-      <w:r>
-        <w:rPr>
-          <w:rFonts w:hint="eastAsia"/>
-        </w:rPr>
-        <w:t xml:space="preserve">　</w:t>
-      </w:r>
-      <w:r>
-        <w:rPr>
-          <w:rFonts w:hint="eastAsia"/>
-        </w:rPr>
-        <w:t>・</w:t>
-      </w:r>
-      <w:r>
-        <w:t>バージョン管理</w:t>
-      </w:r>
-    </w:p>
-    <w:p>
-      <w:r>
-        <w:rPr>
-          <w:rFonts w:hint="eastAsia"/>
-        </w:rPr>
-        <w:t xml:space="preserve">　　</w:t>
-      </w:r>
-      <w:proofErr w:type="gramStart"/>
-      <w:r>
-        <w:rPr>
-          <w:rFonts w:hint="eastAsia"/>
-        </w:rPr>
-        <w:t>GIT,GITHUB</w:t>
-      </w:r>
-      <w:proofErr w:type="gramEnd"/>
-    </w:p>
-    <w:p>
-      <w:r>
-        <w:rPr>
-          <w:rFonts w:hint="eastAsia"/>
-        </w:rPr>
-        <w:t xml:space="preserve">　・ミドルウェア</w:t>
-      </w:r>
-    </w:p>
-    <w:p>
-      <w:pPr>
-        <w:rPr>
-          <w:rFonts w:hint="eastAsia"/>
-        </w:rPr>
-      </w:pPr>
-      <w:r>
-        <w:rPr>
-          <w:rFonts w:hint="eastAsia"/>
-        </w:rPr>
-        <w:t xml:space="preserve">　　 </w:t>
-      </w:r>
-      <w:r>
-        <w:t>MySQL</w:t>
-      </w:r>
-    </w:p>
-    <w:p/>
-    <w:p>
-      <w:pPr>
-        <w:rPr>
-          <w:b/>
-          <w:bCs/>
-        </w:rPr>
-      </w:pPr>
-      <w:r>
-        <w:rPr>
-          <w:rFonts w:hint="eastAsia"/>
-        </w:rPr>
-        <w:t>6.</w:t>
-      </w:r>
-      <w:r>
-        <w:rPr>
-          <w:rFonts w:hint="eastAsia"/>
-          <w:b/>
-          <w:bCs/>
-        </w:rPr>
-        <w:t>インフラ要件</w:t>
-      </w:r>
-    </w:p>
-    <w:p>
-      <w:r>
-        <w:rPr>
-          <w:rFonts w:hint="eastAsia"/>
-          <w:b/>
-          <w:bCs/>
-        </w:rPr>
-        <w:t xml:space="preserve">　</w:t>
-      </w:r>
-      <w:r>
-        <w:rPr>
-          <w:rFonts w:hint="eastAsia"/>
-        </w:rPr>
-        <w:t>・</w:t>
-      </w:r>
-      <w:r>
-        <w:t>Webサーバー</w:t>
-      </w:r>
-      <w:r>
-        <w:rPr>
-          <w:rFonts w:hint="eastAsia"/>
-        </w:rPr>
-        <w:t>:</w:t>
-      </w:r>
-      <w:r>
-        <w:t xml:space="preserve"> </w:t>
-      </w:r>
-      <w:r>
-        <w:t>Nginx</w:t>
-      </w:r>
-    </w:p>
-    <w:p>
-      <w:pPr>
-        <w:ind w:firstLineChars="100" w:firstLine="210"/>
-        <w:rPr>
-          <w:rFonts w:hint="eastAsia"/>
-        </w:rPr>
-      </w:pPr>
-      <w:r>
-        <w:rPr>
-          <w:rFonts w:hint="eastAsia"/>
-        </w:rPr>
-        <w:t>・</w:t>
-      </w:r>
-      <w:r>
-        <w:t>DBサーバー：</w:t>
-      </w:r>
-      <w:r>
-        <w:t>phpMyAdmin</w:t>
-      </w:r>
-    </w:p>
-    <w:p>
-      <w:r>
-        <w:rPr>
-          <w:rFonts w:hint="eastAsia"/>
-        </w:rPr>
-        <w:t xml:space="preserve">  </w:t>
-      </w:r>
-      <w:r>
-        <w:rPr>
-          <w:rFonts w:hint="eastAsia"/>
-        </w:rPr>
-        <w:t>・</w:t>
-      </w:r>
-      <w:r>
-        <w:t>ドメイン・DNS： </w:t>
-      </w:r>
-      <w:r>
-        <w:rPr>
-          <w:rFonts w:hint="eastAsia"/>
-        </w:rPr>
-        <w:t>新規取得</w:t>
-      </w:r>
-    </w:p>
-    <w:p>
-      <w:r>
-        <w:rPr>
-          <w:rFonts w:hint="eastAsia"/>
-        </w:rPr>
-        <w:t xml:space="preserve">　・メールサーバー:</w:t>
-      </w:r>
-      <w:proofErr w:type="spellStart"/>
-      <w:r>
-        <w:rPr>
-          <w:rFonts w:hint="eastAsia"/>
-        </w:rPr>
-        <w:t>gmail</w:t>
-      </w:r>
-      <w:proofErr w:type="spellEnd"/>
-      <w:r>
-        <w:rPr>
-          <w:rFonts w:hint="eastAsia"/>
-        </w:rPr>
-        <w:t>(</w:t>
-      </w:r>
-      <w:r>
-        <w:t xml:space="preserve"> </w:t>
-      </w:r>
-      <w:r>
-        <w:t>IMAP/SMTP</w:t>
-      </w:r>
-      <w:r>
-        <w:rPr>
-          <w:rFonts w:hint="eastAsia"/>
-        </w:rPr>
-        <w:t>)</w:t>
-      </w:r>
-    </w:p>
-    <w:p>
-      <w:r>
-        <w:rPr>
-          <w:rFonts w:hint="eastAsia"/>
-        </w:rPr>
         <w:t xml:space="preserve">    </w:t>
       </w:r>
       <w:r>
@@ -1207,11 +1090,6 @@
       </w:r>
     </w:p>
     <w:p>
-      <w:pPr>
-        <w:rPr>
-          <w:rFonts w:hint="eastAsia"/>
-        </w:rPr>
-      </w:pPr>
       <w:r>
         <w:rPr>
           <w:rFonts w:hint="eastAsia"/>
@@ -1223,11 +1101,6 @@
       </w:r>
     </w:p>
     <w:p>
-      <w:pPr>
-        <w:rPr>
-          <w:rFonts w:hint="eastAsia"/>
-        </w:rPr>
-      </w:pPr>
       <w:r>
         <w:rPr>
           <w:rFonts w:hint="eastAsia"/>
@@ -1272,14 +1145,370 @@
         <w:t>コスト面を考慮し、強固なセキュリティ機能は実装せず。</w:t>
       </w:r>
     </w:p>
-    <w:p/>
-    <w:p/>
-    <w:p/>
-    <w:p/>
-    <w:p>
-      <w:pPr>
-        <w:rPr>
-          <w:rFonts w:hint="eastAsia"/>
+    <w:p>
+      <w:pPr>
+        <w:rPr>
+          <w:rFonts w:hint="eastAsia"/>
+        </w:rPr>
+      </w:pPr>
+      <w:r>
+        <w:rPr>
+          <w:rFonts w:hint="eastAsia"/>
+        </w:rPr>
+        <w:t>・</w:t>
+      </w:r>
+      <w:r>
+        <w:t>通信の暗号</w:t>
+      </w:r>
+      <w:r>
+        <w:t>化</w:t>
+      </w:r>
+      <w:r>
+        <w:rPr>
+          <w:rFonts w:hint="eastAsia"/>
+        </w:rPr>
+        <w:t>(</w:t>
+      </w:r>
+      <w:r>
+        <w:t>https</w:t>
+      </w:r>
+      <w:r>
+        <w:rPr>
+          <w:rFonts w:hint="eastAsia"/>
+        </w:rPr>
+        <w:t>)</w:t>
+      </w:r>
+    </w:p>
+    <w:p>
+      <w:pPr>
+        <w:rPr>
+          <w:rFonts w:hint="eastAsia"/>
+        </w:rPr>
+      </w:pPr>
+      <w:r>
+        <w:rPr>
+          <w:rFonts w:hint="eastAsia"/>
+        </w:rPr>
+        <w:t xml:space="preserve">　不要</w:t>
+      </w:r>
+      <w:r>
+        <w:rPr>
+          <w:rFonts w:hint="eastAsia"/>
+        </w:rPr>
+        <w:t>(個人で使用するアプリのため)</w:t>
+      </w:r>
+    </w:p>
+    <w:p>
+      <w:r>
+        <w:rPr>
+          <w:rFonts w:hint="eastAsia"/>
+        </w:rPr>
+        <w:t>・</w:t>
+      </w:r>
+      <w:r>
+        <w:t>パスワード管理</w:t>
+      </w:r>
+    </w:p>
+    <w:p>
+      <w:pPr>
+        <w:rPr>
+          <w:rFonts w:hint="eastAsia"/>
+        </w:rPr>
+      </w:pPr>
+      <w:r>
+        <w:rPr>
+          <w:rFonts w:hint="eastAsia"/>
+        </w:rPr>
+        <w:t xml:space="preserve">　</w:t>
+      </w:r>
+      <w:r>
+        <w:rPr>
+          <w:rFonts w:hint="eastAsia"/>
+        </w:rPr>
+        <w:t>DBにて管理</w:t>
+      </w:r>
+    </w:p>
+    <w:p>
+      <w:r>
+        <w:rPr>
+          <w:rFonts w:hint="eastAsia"/>
+        </w:rPr>
+        <w:t>・</w:t>
+      </w:r>
+      <w:r>
+        <w:t>脆弱性対策</w:t>
+      </w:r>
+    </w:p>
+    <w:p>
+      <w:r>
+        <w:rPr>
+          <w:rFonts w:hint="eastAsia"/>
+        </w:rPr>
+        <w:t xml:space="preserve">　</w:t>
+      </w:r>
+      <w:r>
+        <w:t>SQLインジェクション対策</w:t>
+      </w:r>
+      <w:r>
+        <w:rPr>
+          <w:rFonts w:hint="eastAsia"/>
+        </w:rPr>
+        <w:t>、</w:t>
+      </w:r>
+      <w:r>
+        <w:t>クロスサイト・スクリプティング（XSS）対策</w:t>
+      </w:r>
+    </w:p>
+    <w:p>
+      <w:pPr>
+        <w:rPr>
+          <w:rFonts w:hint="eastAsia"/>
+        </w:rPr>
+      </w:pPr>
+      <w:r>
+        <w:rPr>
+          <w:rFonts w:hint="eastAsia"/>
+        </w:rPr>
+        <w:t xml:space="preserve">　</w:t>
+      </w:r>
+      <w:r>
+        <w:t>クロスサイト・リクエスト・フォージェリ（CSRF）対策</w:t>
+      </w:r>
+      <w:r>
+        <w:rPr>
+          <w:rFonts w:hint="eastAsia"/>
+        </w:rPr>
+        <w:t>実施</w:t>
+      </w:r>
+    </w:p>
+    <w:p>
+      <w:r>
+        <w:rPr>
+          <w:rFonts w:hint="eastAsia"/>
+        </w:rPr>
+        <w:t>・</w:t>
+      </w:r>
+      <w:r>
+        <w:t>運用・管理セキュリティ</w:t>
+      </w:r>
+    </w:p>
+    <w:p>
+      <w:r>
+        <w:rPr>
+          <w:rFonts w:hint="eastAsia"/>
+        </w:rPr>
+        <w:t>・</w:t>
+      </w:r>
+      <w:r>
+        <w:t>セッション管理</w:t>
+      </w:r>
+    </w:p>
+    <w:p>
+      <w:r>
+        <w:rPr>
+          <w:rFonts w:hint="eastAsia"/>
+        </w:rPr>
+        <w:t xml:space="preserve">  </w:t>
+      </w:r>
+      <w:r>
+        <w:rPr>
+          <w:rFonts w:hint="eastAsia"/>
+        </w:rPr>
+        <w:t>不要</w:t>
+      </w:r>
+      <w:r>
+        <w:rPr>
+          <w:rFonts w:hint="eastAsia"/>
+        </w:rPr>
+        <w:t>(</w:t>
+      </w:r>
+      <w:r>
+        <w:rPr>
+          <w:rFonts w:hint="eastAsia"/>
+        </w:rPr>
+        <w:t>個人で使用するアプリのため</w:t>
+      </w:r>
+      <w:r>
+        <w:rPr>
+          <w:rFonts w:hint="eastAsia"/>
+        </w:rPr>
+        <w:t>)</w:t>
+      </w:r>
+    </w:p>
+    <w:p>
+      <w:r>
+        <w:rPr>
+          <w:rFonts w:hint="eastAsia"/>
+        </w:rPr>
+        <w:t>・</w:t>
+      </w:r>
+      <w:r>
+        <w:t>認証</w:t>
+      </w:r>
+    </w:p>
+    <w:p>
+      <w:r>
+        <w:rPr>
+          <w:rFonts w:hint="eastAsia"/>
+        </w:rPr>
+        <w:t xml:space="preserve">　</w:t>
+      </w:r>
+      <w:r>
+        <w:rPr>
+          <w:rFonts w:hint="eastAsia"/>
+        </w:rPr>
+        <w:t>ログイン機能による実装(パスワード</w:t>
+      </w:r>
+      <w:r>
+        <w:rPr>
+          <w:rFonts w:hint="eastAsia"/>
+        </w:rPr>
+        <w:t>認証)</w:t>
+      </w:r>
+      <w:r>
+        <w:rPr>
+          <w:rFonts w:hint="eastAsia"/>
+        </w:rPr>
+        <w:t>のみを実装</w:t>
+      </w:r>
+    </w:p>
+    <w:p>
+      <w:pPr>
+        <w:rPr>
+          <w:rFonts w:hint="eastAsia"/>
+        </w:rPr>
+      </w:pPr>
+      <w:r>
+        <w:rPr>
+          <w:rFonts w:hint="eastAsia"/>
+        </w:rPr>
+        <w:t xml:space="preserve">　</w:t>
+      </w:r>
+      <w:r>
+        <w:rPr>
+          <w:rFonts w:hint="eastAsia"/>
+        </w:rPr>
+        <w:t>その他の認証(</w:t>
+      </w:r>
+      <w:r>
+        <w:t>MFA機能</w:t>
+      </w:r>
+      <w:r>
+        <w:rPr>
+          <w:rFonts w:hint="eastAsia"/>
+        </w:rPr>
+        <w:t>等)</w:t>
+      </w:r>
+      <w:r>
+        <w:rPr>
+          <w:rFonts w:hint="eastAsia"/>
+        </w:rPr>
+        <w:t>は実装しない</w:t>
+      </w:r>
+    </w:p>
+    <w:p>
+      <w:pPr>
+        <w:rPr>
+          <w:rFonts w:hint="eastAsia"/>
+        </w:rPr>
+      </w:pPr>
+      <w:r>
+        <w:rPr>
+          <w:rFonts w:hint="eastAsia"/>
+        </w:rPr>
+        <w:t>・</w:t>
+      </w:r>
+      <w:r>
+        <w:t>認可（アクセス制御）</w:t>
+      </w:r>
+    </w:p>
+    <w:p>
+      <w:r>
+        <w:rPr>
+          <w:rFonts w:hint="eastAsia"/>
+        </w:rPr>
+        <w:t xml:space="preserve">  一般</w:t>
+      </w:r>
+      <w:r>
+        <w:t>ユーザ</w:t>
+      </w:r>
+      <w:r>
+        <w:rPr>
+          <w:rFonts w:hint="eastAsia"/>
+        </w:rPr>
+        <w:t>、</w:t>
+      </w:r>
+      <w:r>
+        <w:t>管理ユーザ</w:t>
+      </w:r>
+      <w:r>
+        <w:rPr>
+          <w:rFonts w:hint="eastAsia"/>
+        </w:rPr>
+        <w:t>で</w:t>
+      </w:r>
+      <w:r>
+        <w:rPr>
+          <w:rFonts w:hint="eastAsia"/>
+        </w:rPr>
+        <w:t>異なる</w:t>
+      </w:r>
+      <w:r>
+        <w:rPr>
+          <w:rFonts w:hint="eastAsia"/>
+        </w:rPr>
+        <w:t>アクセス権限</w:t>
+      </w:r>
+      <w:r>
+        <w:rPr>
+          <w:rFonts w:hint="eastAsia"/>
+        </w:rPr>
+        <w:t>を設定</w:t>
+      </w:r>
+      <w:r>
+        <w:rPr>
+          <w:rFonts w:hint="eastAsia"/>
+        </w:rPr>
+        <w:t>。</w:t>
+      </w:r>
+    </w:p>
+    <w:p>
+      <w:pPr>
+        <w:ind w:firstLineChars="150" w:firstLine="315"/>
+      </w:pPr>
+      <w:r>
+        <w:rPr>
+          <w:rFonts w:hint="eastAsia"/>
+        </w:rPr>
+        <w:t>詳細は</w:t>
+      </w:r>
+      <w:r>
+        <w:rPr>
+          <w:rFonts w:hint="eastAsia"/>
+        </w:rPr>
+        <w:t>別紙(</w:t>
+      </w:r>
+      <w:r>
+        <w:t>webエンジニアスキル状況機能・非機能要件</w:t>
+      </w:r>
+      <w:r>
+        <w:rPr>
+          <w:rFonts w:hint="eastAsia"/>
+        </w:rPr>
+        <w:t>)</w:t>
+      </w:r>
+      <w:r>
+        <w:rPr>
+          <w:rFonts w:hint="eastAsia"/>
+        </w:rPr>
+        <w:t>参照</w:t>
+      </w:r>
+    </w:p>
+    <w:p/>
+    <w:p/>
+    <w:p>
+      <w:pPr>
+        <w:rPr>
           <w:b/>
           <w:bCs/>
         </w:rPr>
@@ -1292,12 +1521,6 @@
       </w:r>
       <w:r>
         <w:rPr>
-          <w:rFonts w:hint="eastAsia"/>
-        </w:rPr>
-        <w:t xml:space="preserve"> </w:t>
-      </w:r>
-      <w:r>
-        <w:rPr>
           <w:b/>
           <w:bCs/>
         </w:rPr>
@@ -1305,11 +1528,6 @@
       </w:r>
     </w:p>
     <w:p>
-      <w:pPr>
-        <w:rPr>
-          <w:rFonts w:hint="eastAsia"/>
-        </w:rPr>
-      </w:pPr>
       <w:r>
         <w:rPr>
           <w:rFonts w:hint="eastAsia"/>
@@ -1357,11 +1575,6 @@
       </w:r>
     </w:p>
     <w:p>
-      <w:pPr>
-        <w:rPr>
-          <w:rFonts w:hint="eastAsia"/>
-        </w:rPr>
-      </w:pPr>
       <w:r>
         <w:rPr>
           <w:rFonts w:hint="eastAsia"/>
@@ -1370,11 +1583,6 @@
       </w:r>
     </w:p>
     <w:p>
-      <w:pPr>
-        <w:rPr>
-          <w:rFonts w:hint="eastAsia"/>
-        </w:rPr>
-      </w:pPr>
       <w:r>
         <w:rPr>
           <w:rFonts w:hint="eastAsia"/>
@@ -1420,11 +1628,6 @@
       </w:r>
     </w:p>
     <w:p>
-      <w:pPr>
-        <w:rPr>
-          <w:rFonts w:hint="eastAsia"/>
-        </w:rPr>
-      </w:pPr>
       <w:r>
         <w:rPr>
           <w:rFonts w:hint="eastAsia"/>
@@ -1488,11 +1691,6 @@
       </w:r>
     </w:p>
     <w:p>
-      <w:pPr>
-        <w:rPr>
-          <w:rFonts w:hint="eastAsia"/>
-        </w:rPr>
-      </w:pPr>
       <w:r>
         <w:rPr>
           <w:rFonts w:hint="eastAsia"/>
@@ -1512,25 +1710,22 @@
         <w:t>確認</w:t>
       </w:r>
     </w:p>
-    <w:p>
-      <w:pPr>
-        <w:rPr>
-          <w:rFonts w:hint="eastAsia"/>
-        </w:rPr>
-      </w:pPr>
-    </w:p>
-    <w:p>
-      <w:pPr>
-        <w:pStyle w:val="a9"/>
-        <w:numPr>
-          <w:ilvl w:val="0"/>
-          <w:numId w:val="1"/>
-        </w:numPr>
-        <w:rPr>
-          <w:b/>
-          <w:bCs/>
-        </w:rPr>
-      </w:pPr>
+    <w:p/>
+    <w:p>
+      <w:pPr>
+        <w:rPr>
+          <w:b/>
+          <w:bCs/>
+        </w:rPr>
+      </w:pPr>
+      <w:r>
+        <w:rPr>
+          <w:rFonts w:hint="eastAsia"/>
+          <w:b/>
+          <w:bCs/>
+        </w:rPr>
+        <w:t>9.</w:t>
+      </w:r>
       <w:r>
         <w:rPr>
           <w:rFonts w:hint="eastAsia"/>
@@ -1606,9 +1801,6 @@
       <w:pPr>
         <w:pStyle w:val="a9"/>
         <w:ind w:left="360"/>
-        <w:rPr>
-          <w:rFonts w:hint="eastAsia"/>
-        </w:rPr>
       </w:pPr>
       <w:r>
         <w:rPr>
@@ -1623,13 +1815,7 @@
         <w:rPr>
           <w:rFonts w:hint="eastAsia"/>
         </w:rPr>
-        <w:t>個人で管理するため基本的に</w:t>
-      </w:r>
-      <w:r>
-        <w:rPr>
-          <w:rFonts w:hint="eastAsia"/>
-        </w:rPr>
-        <w:t>改定時のみ</w:t>
+        <w:t>個人で管理するため基本的に改定時のみ</w:t>
       </w:r>
     </w:p>
     <w:p>
@@ -1657,18 +1843,12 @@
       <w:pPr>
         <w:pStyle w:val="a9"/>
         <w:ind w:left="360"/>
-        <w:rPr>
-          <w:rFonts w:hint="eastAsia"/>
-        </w:rPr>
       </w:pPr>
     </w:p>
     <w:p>
       <w:pPr>
         <w:pStyle w:val="a9"/>
         <w:ind w:left="360"/>
-        <w:rPr>
-          <w:rFonts w:hint="eastAsia"/>
-        </w:rPr>
       </w:pPr>
     </w:p>
     <w:sectPr>
@@ -2266,7 +2446,6 @@
     <w:next w:val="a"/>
     <w:link w:val="30"/>
     <w:uiPriority w:val="9"/>
-    <w:semiHidden/>
     <w:unhideWhenUsed/>
     <w:qFormat/>
     <w:rsid w:val="001E6439"/>
@@ -2471,7 +2650,6 @@
     <w:basedOn w:val="a0"/>
     <w:link w:val="3"/>
     <w:uiPriority w:val="9"/>
-    <w:semiHidden/>
     <w:rsid w:val="001E6439"/>
     <w:rPr>
       <w:rFonts w:asciiTheme="majorHAnsi" w:eastAsiaTheme="majorEastAsia" w:hAnsiTheme="majorHAnsi" w:cstheme="majorBidi"/>

--- a/document/Webエンジニアスキル管理アプリ要件定義書.docx
+++ b/document/Webエンジニアスキル管理アプリ要件定義書.docx
@@ -14,13 +14,12 @@
       </w:pPr>
       <w:r>
         <w:rPr>
-          <w:rFonts w:hint="eastAsia"/>
           <w:b/>
           <w:bCs/>
           <w:sz w:val="48"/>
           <w:szCs w:val="48"/>
         </w:rPr>
-        <w:t>要件定義書</w:t>
+        <w:t>Webエンジニアスキル管理アプリ</w:t>
       </w:r>
     </w:p>
     <w:p>
@@ -31,6 +30,15 @@
           <w:szCs w:val="48"/>
         </w:rPr>
       </w:pPr>
+      <w:r>
+        <w:rPr>
+          <w:b/>
+          <w:bCs/>
+          <w:sz w:val="48"/>
+          <w:szCs w:val="48"/>
+        </w:rPr>
+        <w:t>要件定義書</w:t>
+      </w:r>
     </w:p>
     <w:p/>
     <w:p/>
@@ -332,13 +340,19 @@
         <w:t xml:space="preserve">　</w:t>
       </w:r>
       <w:r>
+        <w:rPr>
+          <w:rFonts w:hint="eastAsia"/>
+        </w:rPr>
+        <w:t xml:space="preserve">　</w:t>
+      </w:r>
+      <w:r>
         <w:t>タイトル：「W</w:t>
       </w:r>
       <w:r>
         <w:rPr>
           <w:rFonts w:hint="eastAsia"/>
         </w:rPr>
-        <w:t>ebエンジニアスキル状況管理</w:t>
+        <w:t>ebエンジニアスキル管理</w:t>
       </w:r>
       <w:r>
         <w:t>」</w:t>
@@ -349,15 +363,39 @@
         <w:rPr>
           <w:rFonts w:hint="eastAsia"/>
         </w:rPr>
-        <w:t xml:space="preserve">　内容:ユーザーごとのwebスキルエンジニアとしての状況を点数(3段階)で評価し</w:t>
-      </w:r>
-    </w:p>
-    <w:p>
-      <w:r>
-        <w:rPr>
-          <w:rFonts w:hint="eastAsia"/>
-        </w:rPr>
-        <w:t xml:space="preserve">　現在のスキル状況を記録化するwebアプリ。</w:t>
+        <w:t xml:space="preserve">　</w:t>
+      </w:r>
+      <w:r>
+        <w:rPr>
+          <w:rFonts w:hint="eastAsia"/>
+        </w:rPr>
+        <w:t xml:space="preserve">　</w:t>
+      </w:r>
+      <w:r>
+        <w:rPr>
+          <w:rFonts w:hint="eastAsia"/>
+        </w:rPr>
+        <w:t>内容:ユーザごとのwebスキルエンジニアとしての状況を点数(3段階)で評価し</w:t>
+      </w:r>
+    </w:p>
+    <w:p>
+      <w:r>
+        <w:rPr>
+          <w:rFonts w:hint="eastAsia"/>
+        </w:rPr>
+        <w:t xml:space="preserve">　</w:t>
+      </w:r>
+      <w:r>
+        <w:rPr>
+          <w:rFonts w:hint="eastAsia"/>
+        </w:rPr>
+        <w:t xml:space="preserve">　</w:t>
+      </w:r>
+      <w:r>
+        <w:rPr>
+          <w:rFonts w:hint="eastAsia"/>
+        </w:rPr>
+        <w:t>現在のスキル状況を記録化するwebアプリ。</w:t>
       </w:r>
     </w:p>
     <w:p/>
@@ -380,7 +418,7 @@
         <w:rPr>
           <w:rFonts w:hint="eastAsia"/>
         </w:rPr>
-        <w:t>・</w:t>
+        <w:t xml:space="preserve">　</w:t>
       </w:r>
       <w:r>
         <w:rPr>
@@ -427,7 +465,57 @@
         <w:rPr>
           <w:rFonts w:hint="eastAsia"/>
         </w:rPr>
-        <w:t>た。</w:t>
+        <w:t>た</w:t>
+      </w:r>
+    </w:p>
+    <w:p>
+      <w:pPr>
+        <w:ind w:firstLineChars="200" w:firstLine="420"/>
+      </w:pPr>
+      <w:r>
+        <w:rPr>
+          <w:rFonts w:hint="eastAsia"/>
+        </w:rPr>
+        <w:t>研修の内容だけでは技術スキルを網羅しきれず</w:t>
+      </w:r>
+    </w:p>
+    <w:p>
+      <w:pPr>
+        <w:rPr>
+          <w:rFonts w:hint="eastAsia"/>
+        </w:rPr>
+      </w:pPr>
+      <w:r>
+        <w:rPr>
+          <w:rFonts w:hint="eastAsia"/>
+        </w:rPr>
+        <w:t xml:space="preserve">　</w:t>
+      </w:r>
+      <w:r>
+        <w:rPr>
+          <w:rFonts w:hint="eastAsia"/>
+        </w:rPr>
+        <w:t xml:space="preserve">　</w:t>
+      </w:r>
+      <w:r>
+        <w:rPr>
+          <w:rFonts w:hint="eastAsia"/>
+        </w:rPr>
+        <w:t>現場に配属された後も</w:t>
+      </w:r>
+      <w:r>
+        <w:rPr>
+          <w:rFonts w:hint="eastAsia"/>
+        </w:rPr>
+        <w:t>たくさん勉強していかなければいけないと実感した</w:t>
+      </w:r>
+    </w:p>
+    <w:p>
+      <w:r>
+        <w:rPr>
+          <w:rFonts w:hint="eastAsia"/>
+        </w:rPr>
+        <w:t xml:space="preserve">　</w:t>
       </w:r>
     </w:p>
     <w:p>
@@ -438,71 +526,6 @@
         <w:rPr>
           <w:rFonts w:hint="eastAsia"/>
         </w:rPr>
-        <w:t>・</w:t>
-      </w:r>
-      <w:r>
-        <w:rPr>
-          <w:rFonts w:hint="eastAsia"/>
-        </w:rPr>
-        <w:t>研修の内容だけでは技術スキルを網羅しきれず</w:t>
-      </w:r>
-    </w:p>
-    <w:p>
-      <w:r>
-        <w:rPr>
-          <w:rFonts w:hint="eastAsia"/>
-        </w:rPr>
-        <w:t xml:space="preserve">　</w:t>
-      </w:r>
-      <w:r>
-        <w:rPr>
-          <w:rFonts w:hint="eastAsia"/>
-        </w:rPr>
-        <w:t xml:space="preserve">　</w:t>
-      </w:r>
-      <w:r>
-        <w:rPr>
-          <w:rFonts w:hint="eastAsia"/>
-        </w:rPr>
-        <w:t>現場に配属された後も</w:t>
-      </w:r>
-      <w:r>
-        <w:rPr>
-          <w:rFonts w:hint="eastAsia"/>
-        </w:rPr>
-        <w:t>たくさん勉強していかなければいけないと実感した。</w:t>
-      </w:r>
-    </w:p>
-    <w:p>
-      <w:r>
-        <w:rPr>
-          <w:rFonts w:hint="eastAsia"/>
-        </w:rPr>
-        <w:t xml:space="preserve">　</w:t>
-      </w:r>
-      <w:r>
-        <w:rPr>
-          <w:rFonts w:hint="eastAsia"/>
-        </w:rPr>
-        <w:t>・</w:t>
-      </w:r>
-    </w:p>
-    <w:p>
-      <w:r>
-        <w:rPr>
-          <w:rFonts w:hint="eastAsia"/>
-        </w:rPr>
-        <w:t xml:space="preserve">　</w:t>
-      </w:r>
-    </w:p>
-    <w:p>
-      <w:pPr>
-        <w:ind w:firstLineChars="100" w:firstLine="210"/>
-      </w:pPr>
-      <w:r>
-        <w:rPr>
-          <w:rFonts w:hint="eastAsia"/>
-        </w:rPr>
         <w:t>・目的</w:t>
       </w:r>
     </w:p>
@@ -526,30 +549,50 @@
         <w:rPr>
           <w:rFonts w:hint="eastAsia"/>
         </w:rPr>
-        <w:t>スキル状況を管理することで自分のスキルが可視化され、自分の苦手分野がわかりやすくなり、研修終了後のさらなるスキルアップにも役に立つ。</w:t>
-      </w:r>
-    </w:p>
-    <w:p/>
-    <w:p/>
-    <w:p/>
-    <w:p/>
-    <w:p/>
-    <w:p/>
-    <w:p/>
-    <w:p/>
-    <w:p/>
-    <w:p/>
-    <w:p/>
-    <w:p/>
-    <w:p/>
-    <w:p/>
-    <w:p/>
-    <w:p/>
-    <w:p/>
-    <w:p/>
-    <w:p>
-      <w:pPr>
-        <w:rPr>
+        <w:t>スキル状況を管理することで、自分の苦手分野がわかりやすくなり、</w:t>
+      </w:r>
+      <w:r>
+        <w:rPr>
+          <w:rFonts w:hint="eastAsia"/>
+        </w:rPr>
+        <w:t>今後の学習の役に立ち</w:t>
+      </w:r>
+      <w:r>
+        <w:rPr>
+          <w:rFonts w:hint="eastAsia"/>
+        </w:rPr>
+        <w:t>研修終了後のさらなるスキルアップにも役に立つ</w:t>
+      </w:r>
+    </w:p>
+    <w:p/>
+    <w:p/>
+    <w:p/>
+    <w:p/>
+    <w:p/>
+    <w:p/>
+    <w:p/>
+    <w:p/>
+    <w:p/>
+    <w:p/>
+    <w:p/>
+    <w:p/>
+    <w:p/>
+    <w:p/>
+    <w:p>
+      <w:pPr>
+        <w:rPr>
+          <w:rFonts w:hint="eastAsia"/>
+        </w:rPr>
+      </w:pPr>
+    </w:p>
+    <w:p/>
+    <w:p/>
+    <w:p/>
+    <w:p/>
+    <w:p>
+      <w:pPr>
+        <w:rPr>
+          <w:rFonts w:hint="eastAsia"/>
           <w:b/>
           <w:bCs/>
         </w:rPr>
@@ -570,7 +613,6 @@
         <w:t>.プロジェクト概要</w:t>
       </w:r>
     </w:p>
-    <w:p/>
     <w:p>
       <w:r>
         <w:rPr>
@@ -627,13 +669,31 @@
         <w:rPr>
           <w:rFonts w:hint="eastAsia"/>
         </w:rPr>
+        <w:t>別紙(</w:t>
+      </w:r>
+      <w:r>
+        <w:rPr>
+          <w:rFonts w:hint="eastAsia"/>
+        </w:rPr>
         <w:t>w</w:t>
       </w:r>
       <w:r>
         <w:rPr>
           <w:rFonts w:hint="eastAsia"/>
         </w:rPr>
-        <w:t>bsに記載</w:t>
+        <w:t>bs</w:t>
+      </w:r>
+      <w:r>
+        <w:rPr>
+          <w:rFonts w:hint="eastAsia"/>
+        </w:rPr>
+        <w:t>)</w:t>
+      </w:r>
+      <w:r>
+        <w:rPr>
+          <w:rFonts w:hint="eastAsia"/>
+        </w:rPr>
+        <w:t>に記載</w:t>
       </w:r>
     </w:p>
     <w:p>
@@ -645,6 +705,11 @@
       </w:r>
     </w:p>
     <w:p>
+      <w:pPr>
+        <w:rPr>
+          <w:rFonts w:hint="eastAsia"/>
+        </w:rPr>
+      </w:pPr>
       <w:r>
         <w:rPr>
           <w:rFonts w:hint="eastAsia"/>
@@ -658,25 +723,21 @@
         <w:t>webアプリ(</w:t>
       </w:r>
       <w:r>
-        <w:rPr>
-          <w:rFonts w:hint="eastAsia"/>
-        </w:rPr>
-        <w:t>web</w:t>
-      </w:r>
-      <w:r>
-        <w:rPr>
-          <w:rFonts w:hint="eastAsia"/>
-        </w:rPr>
-        <w:t>スキル</w:t>
-      </w:r>
-      <w:r>
-        <w:rPr>
-          <w:rFonts w:hint="eastAsia"/>
-        </w:rPr>
-        <w:t>状況確認アプリ)</w:t>
-      </w:r>
-    </w:p>
-    <w:p/>
+        <w:t>W</w:t>
+      </w:r>
+      <w:r>
+        <w:rPr>
+          <w:rFonts w:hint="eastAsia"/>
+        </w:rPr>
+        <w:t>ebエンジニアスキル管理</w:t>
+      </w:r>
+      <w:r>
+        <w:rPr>
+          <w:rFonts w:hint="eastAsia"/>
+        </w:rPr>
+        <w:t>アプリ)</w:t>
+      </w:r>
+    </w:p>
     <w:p/>
     <w:p>
       <w:pPr>
@@ -783,7 +844,16 @@
         <w:t>(</w:t>
       </w:r>
       <w:r>
-        <w:t>webエンジニアスキル状況画面仕様書</w:t>
+        <w:t>W</w:t>
+      </w:r>
+      <w:r>
+        <w:rPr>
+          <w:rFonts w:hint="eastAsia"/>
+        </w:rPr>
+        <w:t>ebエンジニアスキル管理</w:t>
+      </w:r>
+      <w:r>
+        <w:t>画面仕様書</w:t>
       </w:r>
       <w:r>
         <w:rPr>
@@ -831,7 +901,16 @@
         <w:t>別紙(</w:t>
       </w:r>
       <w:r>
-        <w:t>webエンジニアスキル状況機能・非機能要件</w:t>
+        <w:t>W</w:t>
+      </w:r>
+      <w:r>
+        <w:rPr>
+          <w:rFonts w:hint="eastAsia"/>
+        </w:rPr>
+        <w:t>ebエンジニアスキル管理</w:t>
+      </w:r>
+      <w:r>
+        <w:t>機能・非機能要件</w:t>
       </w:r>
       <w:r>
         <w:rPr>
@@ -862,47 +941,79 @@
       </w:r>
     </w:p>
     <w:p>
-      <w:r>
-        <w:rPr>
-          <w:rFonts w:hint="eastAsia"/>
-        </w:rPr>
-        <w:t xml:space="preserve">　・開発言語</w:t>
-      </w:r>
-    </w:p>
-    <w:p>
-      <w:r>
-        <w:rPr>
-          <w:rFonts w:hint="eastAsia"/>
-        </w:rPr>
-        <w:t xml:space="preserve">　　</w:t>
-      </w:r>
-      <w:r>
-        <w:rPr>
-          <w:rFonts w:hint="eastAsia"/>
-        </w:rPr>
-        <w:t>PHP,HTML,CSS,Javascript</w:t>
-      </w:r>
-      <w:r>
-        <w:rPr>
-          <w:rFonts w:hint="eastAsia"/>
-        </w:rPr>
-        <w:t>(Jquery)</w:t>
-      </w:r>
-    </w:p>
-    <w:p>
-      <w:r>
-        <w:rPr>
-          <w:rFonts w:hint="eastAsia"/>
-        </w:rPr>
-        <w:t xml:space="preserve">　・フレームワーク</w:t>
-      </w:r>
-    </w:p>
-    <w:p>
-      <w:r>
-        <w:rPr>
-          <w:rFonts w:hint="eastAsia"/>
-        </w:rPr>
-        <w:t xml:space="preserve">　　Laravel(PHP)</w:t>
+      <w:pPr>
+        <w:ind w:firstLineChars="50" w:firstLine="105"/>
+      </w:pPr>
+      <w:r>
+        <w:rPr>
+          <w:rFonts w:hint="eastAsia"/>
+        </w:rPr>
+        <w:t>・開発言語</w:t>
+      </w:r>
+    </w:p>
+    <w:p>
+      <w:pPr>
+        <w:rPr>
+          <w:rFonts w:hint="eastAsia"/>
+        </w:rPr>
+      </w:pPr>
+      <w:r>
+        <w:rPr>
+          <w:rFonts w:hint="eastAsia"/>
+        </w:rPr>
+        <w:t xml:space="preserve">　</w:t>
+      </w:r>
+      <w:r>
+        <w:rPr>
+          <w:rFonts w:hint="eastAsia"/>
+        </w:rPr>
+        <w:t xml:space="preserve"> </w:t>
+      </w:r>
+      <w:r>
+        <w:t>PHP 7.4.16</w:t>
+      </w:r>
+      <w:r>
+        <w:rPr>
+          <w:rFonts w:hint="eastAsia"/>
+        </w:rPr>
+        <w:t>,HTML,CSS,Javascript</w:t>
+      </w:r>
+    </w:p>
+    <w:p>
+      <w:pPr>
+        <w:ind w:firstLineChars="50" w:firstLine="105"/>
+      </w:pPr>
+      <w:r>
+        <w:rPr>
+          <w:rFonts w:hint="eastAsia"/>
+        </w:rPr>
+        <w:t>・フレームワーク</w:t>
+      </w:r>
+    </w:p>
+    <w:p>
+      <w:r>
+        <w:rPr>
+          <w:rFonts w:hint="eastAsia"/>
+        </w:rPr>
+        <w:t xml:space="preserve">　</w:t>
+      </w:r>
+      <w:r>
+        <w:rPr>
+          <w:rFonts w:hint="eastAsia"/>
+        </w:rPr>
+        <w:t xml:space="preserve"> </w:t>
+      </w:r>
+      <w:r>
+        <w:t>Laravel Framework 6.20.45</w:t>
+      </w:r>
+      <w:r>
+        <w:t xml:space="preserve"> </w:t>
+      </w:r>
+      <w:r>
+        <w:rPr>
+          <w:rFonts w:hint="eastAsia"/>
+        </w:rPr>
+        <w:t>(PHP)</w:t>
       </w:r>
       <w:r>
         <w:rPr>
@@ -921,6 +1032,25 @@
       </w:r>
     </w:p>
     <w:p>
+      <w:pPr>
+        <w:ind w:firstLineChars="50" w:firstLine="105"/>
+      </w:pPr>
+      <w:r>
+        <w:rPr>
+          <w:rFonts w:hint="eastAsia"/>
+        </w:rPr>
+        <w:t>・</w:t>
+      </w:r>
+      <w:r>
+        <w:t>バージョン管理</w:t>
+      </w:r>
+    </w:p>
+    <w:p>
+      <w:pPr>
+        <w:rPr>
+          <w:rFonts w:hint="eastAsia"/>
+        </w:rPr>
+      </w:pPr>
       <w:r>
         <w:rPr>
           <w:rFonts w:hint="eastAsia"/>
@@ -931,186 +1061,138 @@
         <w:rPr>
           <w:rFonts w:hint="eastAsia"/>
         </w:rPr>
+        <w:t xml:space="preserve"> </w:t>
+      </w:r>
+      <w:r>
+        <w:rPr>
+          <w:rFonts w:hint="eastAsia"/>
+        </w:rPr>
+        <w:t>GIT,GITHUB</w:t>
+      </w:r>
+    </w:p>
+    <w:p/>
+    <w:p>
+      <w:pPr>
+        <w:rPr>
+          <w:b/>
+          <w:bCs/>
+        </w:rPr>
+      </w:pPr>
+      <w:r>
+        <w:rPr>
+          <w:rFonts w:hint="eastAsia"/>
+        </w:rPr>
+        <w:t>6.</w:t>
+      </w:r>
+      <w:r>
+        <w:rPr>
+          <w:rFonts w:hint="eastAsia"/>
+          <w:b/>
+          <w:bCs/>
+        </w:rPr>
+        <w:t>インフラ要件</w:t>
+      </w:r>
+    </w:p>
+    <w:p>
+      <w:pPr>
+        <w:ind w:firstLineChars="50" w:firstLine="105"/>
+      </w:pPr>
+      <w:r>
+        <w:rPr>
+          <w:rFonts w:hint="eastAsia"/>
+        </w:rPr>
         <w:t>・</w:t>
       </w:r>
       <w:r>
-        <w:t>バージョン管理</w:t>
-      </w:r>
-    </w:p>
-    <w:p>
-      <w:r>
-        <w:rPr>
-          <w:rFonts w:hint="eastAsia"/>
-        </w:rPr>
-        <w:t xml:space="preserve">　　GIT,GITHUB</w:t>
-      </w:r>
-    </w:p>
-    <w:p>
-      <w:r>
-        <w:rPr>
-          <w:rFonts w:hint="eastAsia"/>
-        </w:rPr>
-        <w:t xml:space="preserve">　・ミドルウェア</w:t>
-      </w:r>
-    </w:p>
-    <w:p>
-      <w:r>
-        <w:rPr>
-          <w:rFonts w:hint="eastAsia"/>
-        </w:rPr>
-        <w:t xml:space="preserve">　　 </w:t>
-      </w:r>
+        <w:t>Webサーバー</w:t>
+      </w:r>
+      <w:r>
+        <w:rPr>
+          <w:rFonts w:hint="eastAsia"/>
+        </w:rPr>
+        <w:t>、APサーバー</w:t>
+      </w:r>
+    </w:p>
+    <w:p>
+      <w:pPr>
+        <w:ind w:firstLineChars="150" w:firstLine="315"/>
+      </w:pPr>
+      <w:r>
+        <w:t>Nginx</w:t>
+      </w:r>
+    </w:p>
+    <w:p>
+      <w:pPr>
+        <w:ind w:firstLineChars="50" w:firstLine="105"/>
+      </w:pPr>
+      <w:r>
+        <w:rPr>
+          <w:rFonts w:hint="eastAsia"/>
+        </w:rPr>
+        <w:t>・</w:t>
+      </w:r>
+      <w:r>
+        <w:t>DBサーバー</w:t>
+      </w:r>
+    </w:p>
+    <w:p>
+      <w:pPr>
+        <w:ind w:firstLineChars="150" w:firstLine="315"/>
+      </w:pPr>
       <w:r>
         <w:t>MySQL</w:t>
       </w:r>
-    </w:p>
-    <w:p/>
-    <w:p>
-      <w:pPr>
-        <w:rPr>
-          <w:b/>
-          <w:bCs/>
-        </w:rPr>
-      </w:pPr>
-      <w:r>
-        <w:rPr>
-          <w:rFonts w:hint="eastAsia"/>
-        </w:rPr>
-        <w:t>6.</w:t>
-      </w:r>
-      <w:r>
-        <w:rPr>
-          <w:rFonts w:hint="eastAsia"/>
-          <w:b/>
-          <w:bCs/>
-        </w:rPr>
-        <w:t>インフラ要件</w:t>
-      </w:r>
-    </w:p>
-    <w:p>
-      <w:r>
-        <w:rPr>
-          <w:rFonts w:hint="eastAsia"/>
-          <w:b/>
-          <w:bCs/>
+      <w:r>
+        <w:t>:5.7</w:t>
+      </w:r>
+    </w:p>
+    <w:p>
+      <w:r>
+        <w:rPr>
+          <w:rFonts w:hint="eastAsia"/>
+        </w:rPr>
+        <w:t xml:space="preserve"> </w:t>
+      </w:r>
+      <w:r>
+        <w:rPr>
+          <w:rFonts w:hint="eastAsia"/>
+        </w:rPr>
+        <w:t>・</w:t>
+      </w:r>
+      <w:r>
+        <w:t>ドメイン・DNS</w:t>
+      </w:r>
+    </w:p>
+    <w:p>
+      <w:pPr>
+        <w:ind w:firstLineChars="150" w:firstLine="315"/>
+        <w:rPr>
+          <w:rFonts w:hint="eastAsia"/>
+        </w:rPr>
+      </w:pPr>
+      <w:r>
+        <w:rPr>
+          <w:rFonts w:hint="eastAsia"/>
+        </w:rPr>
+        <w:t>新規取得</w:t>
+      </w:r>
+    </w:p>
+    <w:p>
+      <w:r>
+        <w:rPr>
+          <w:rFonts w:hint="eastAsia"/>
         </w:rPr>
         <w:t xml:space="preserve">　</w:t>
       </w:r>
-      <w:r>
-        <w:rPr>
-          <w:rFonts w:hint="eastAsia"/>
-        </w:rPr>
-        <w:t>・</w:t>
-      </w:r>
-      <w:r>
-        <w:t>Webサーバー</w:t>
-      </w:r>
-      <w:r>
-        <w:rPr>
-          <w:rFonts w:hint="eastAsia"/>
-        </w:rPr>
-        <w:t>:</w:t>
-      </w:r>
-      <w:r>
-        <w:t xml:space="preserve"> Nginx</w:t>
-      </w:r>
-    </w:p>
-    <w:p>
-      <w:pPr>
-        <w:ind w:firstLineChars="100" w:firstLine="210"/>
-      </w:pPr>
-      <w:r>
-        <w:rPr>
-          <w:rFonts w:hint="eastAsia"/>
-        </w:rPr>
-        <w:t>・</w:t>
-      </w:r>
-      <w:r>
-        <w:t>DBサーバー：</w:t>
-      </w:r>
-      <w:r>
-        <w:t>phpMyAdmin</w:t>
-      </w:r>
-    </w:p>
-    <w:p>
-      <w:r>
-        <w:rPr>
-          <w:rFonts w:hint="eastAsia"/>
-        </w:rPr>
-        <w:t xml:space="preserve">  </w:t>
-      </w:r>
-      <w:r>
-        <w:rPr>
-          <w:rFonts w:hint="eastAsia"/>
-        </w:rPr>
-        <w:t>・</w:t>
-      </w:r>
-      <w:r>
-        <w:t>ドメイン・DNS： </w:t>
-      </w:r>
-      <w:r>
-        <w:rPr>
-          <w:rFonts w:hint="eastAsia"/>
-        </w:rPr>
-        <w:t>新規取得</w:t>
-      </w:r>
-    </w:p>
-    <w:p>
-      <w:r>
-        <w:rPr>
-          <w:rFonts w:hint="eastAsia"/>
-        </w:rPr>
-        <w:t xml:space="preserve">　・メールサーバー:</w:t>
-      </w:r>
-      <w:r>
-        <w:rPr>
-          <w:rFonts w:hint="eastAsia"/>
-        </w:rPr>
-        <w:t>gmail(</w:t>
-      </w:r>
-      <w:r>
-        <w:t xml:space="preserve"> IMAP/SMTP</w:t>
-      </w:r>
-      <w:r>
-        <w:rPr>
-          <w:rFonts w:hint="eastAsia"/>
-        </w:rPr>
-        <w:t>)</w:t>
-      </w:r>
-    </w:p>
-    <w:p>
-      <w:r>
-        <w:rPr>
-          <w:rFonts w:hint="eastAsia"/>
-        </w:rPr>
-        <w:t xml:space="preserve">    </w:t>
-      </w:r>
-      <w:r>
-        <w:t>サーバー名：smtp.gmail.comポート番号：587（TLS）または 465（SSL）</w:t>
-      </w:r>
-    </w:p>
-    <w:p>
-      <w:r>
-        <w:rPr>
-          <w:rFonts w:hint="eastAsia"/>
-        </w:rPr>
-        <w:t xml:space="preserve">    </w:t>
-      </w:r>
-      <w:r>
-        <w:t>サーバー名：imap.gmail.comポート番号：993（SSL）</w:t>
-      </w:r>
-    </w:p>
-    <w:p>
-      <w:r>
-        <w:rPr>
-          <w:rFonts w:hint="eastAsia"/>
-        </w:rPr>
-        <w:t xml:space="preserve">　</w:t>
-      </w:r>
-    </w:p>
-    <w:p>
-      <w:pPr>
-        <w:rPr>
+    </w:p>
+    <w:p/>
+    <w:p/>
+    <w:p/>
+    <w:p/>
+    <w:p>
+      <w:pPr>
+        <w:rPr>
+          <w:rFonts w:hint="eastAsia"/>
           <w:b/>
           <w:bCs/>
         </w:rPr>
@@ -1132,21 +1214,8 @@
       </w:r>
     </w:p>
     <w:p>
-      <w:r>
-        <w:rPr>
-          <w:rFonts w:hint="eastAsia"/>
-        </w:rPr>
-        <w:t xml:space="preserve">　個人で使用するアプリのため</w:t>
-      </w:r>
-      <w:r>
-        <w:rPr>
-          <w:rFonts w:hint="eastAsia"/>
-        </w:rPr>
-        <w:t>コスト面を考慮し、強固なセキュリティ機能は実装せず。</w:t>
-      </w:r>
-    </w:p>
-    <w:p>
-      <w:pPr>
+      <w:pPr>
+        <w:ind w:firstLineChars="50" w:firstLine="105"/>
         <w:rPr>
           <w:rFonts w:hint="eastAsia"/>
         </w:rPr>
@@ -1180,16 +1249,235 @@
       </w:r>
     </w:p>
     <w:p>
-      <w:pPr>
-        <w:rPr>
-          <w:rFonts w:hint="eastAsia"/>
-        </w:rPr>
-      </w:pPr>
-      <w:r>
-        <w:rPr>
-          <w:rFonts w:hint="eastAsia"/>
-        </w:rPr>
-        <w:t xml:space="preserve">　不要</w:t>
+      <w:r>
+        <w:rPr>
+          <w:rFonts w:hint="eastAsia"/>
+        </w:rPr>
+        <w:t xml:space="preserve">  </w:t>
+      </w:r>
+      <w:r>
+        <w:rPr>
+          <w:rFonts w:hint="eastAsia"/>
+        </w:rPr>
+        <w:t xml:space="preserve"> </w:t>
+      </w:r>
+      <w:r>
+        <w:t>サーバー証明書</w:t>
+      </w:r>
+      <w:r>
+        <w:rPr>
+          <w:rFonts w:hint="eastAsia"/>
+        </w:rPr>
+        <w:t>:</w:t>
+      </w:r>
+      <w:r>
+        <w:t>ドメイン認証（DV）</w:t>
+      </w:r>
+    </w:p>
+    <w:p>
+      <w:pPr>
+        <w:rPr>
+          <w:rFonts w:hint="eastAsia"/>
+        </w:rPr>
+      </w:pPr>
+      <w:r>
+        <w:rPr>
+          <w:rFonts w:hint="eastAsia"/>
+        </w:rPr>
+        <w:t xml:space="preserve">  </w:t>
+      </w:r>
+      <w:r>
+        <w:rPr>
+          <w:rFonts w:hint="eastAsia"/>
+        </w:rPr>
+        <w:t xml:space="preserve"> </w:t>
+      </w:r>
+      <w:r>
+        <w:t>適用範囲</w:t>
+      </w:r>
+      <w:r>
+        <w:rPr>
+          <w:rFonts w:hint="eastAsia"/>
+        </w:rPr>
+        <w:t>:</w:t>
+      </w:r>
+      <w:r>
+        <w:rPr>
+          <w:rFonts w:hint="eastAsia"/>
+        </w:rPr>
+        <w:t xml:space="preserve"> </w:t>
+      </w:r>
+      <w:r>
+        <w:t>全ページSSL（常時SSL/HTTPS化）</w:t>
+      </w:r>
+    </w:p>
+    <w:p>
+      <w:pPr>
+        <w:ind w:firstLineChars="50" w:firstLine="105"/>
+      </w:pPr>
+      <w:r>
+        <w:rPr>
+          <w:rFonts w:hint="eastAsia"/>
+        </w:rPr>
+        <w:t>・</w:t>
+      </w:r>
+      <w:r>
+        <w:t>パスワード管理</w:t>
+      </w:r>
+    </w:p>
+    <w:p>
+      <w:r>
+        <w:rPr>
+          <w:rFonts w:hint="eastAsia"/>
+        </w:rPr>
+        <w:t xml:space="preserve">　</w:t>
+      </w:r>
+      <w:r>
+        <w:rPr>
+          <w:rFonts w:hint="eastAsia"/>
+        </w:rPr>
+        <w:t xml:space="preserve"> </w:t>
+      </w:r>
+      <w:r>
+        <w:t>パスワード</w:t>
+      </w:r>
+      <w:r>
+        <w:rPr>
+          <w:rFonts w:hint="eastAsia"/>
+        </w:rPr>
+        <w:t>を</w:t>
+      </w:r>
+      <w:r>
+        <w:t>ハッシュ化</w:t>
+      </w:r>
+      <w:r>
+        <w:rPr>
+          <w:rFonts w:hint="eastAsia"/>
+        </w:rPr>
+        <w:t>し</w:t>
+      </w:r>
+      <w:r>
+        <w:rPr>
+          <w:rFonts w:hint="eastAsia"/>
+        </w:rPr>
+        <w:t>て管理</w:t>
+      </w:r>
+    </w:p>
+    <w:p>
+      <w:pPr>
+        <w:ind w:firstLineChars="50" w:firstLine="105"/>
+      </w:pPr>
+      <w:r>
+        <w:rPr>
+          <w:rFonts w:hint="eastAsia"/>
+        </w:rPr>
+        <w:t>・</w:t>
+      </w:r>
+      <w:r>
+        <w:t>脆弱性対策</w:t>
+      </w:r>
+    </w:p>
+    <w:p>
+      <w:r>
+        <w:rPr>
+          <w:rFonts w:hint="eastAsia"/>
+        </w:rPr>
+        <w:t xml:space="preserve">　</w:t>
+      </w:r>
+      <w:r>
+        <w:rPr>
+          <w:rFonts w:hint="eastAsia"/>
+        </w:rPr>
+        <w:t xml:space="preserve"> </w:t>
+      </w:r>
+      <w:r>
+        <w:t>SQLインジェクション対策</w:t>
+      </w:r>
+      <w:r>
+        <w:rPr>
+          <w:rFonts w:hint="eastAsia"/>
+        </w:rPr>
+        <w:t>、</w:t>
+      </w:r>
+      <w:r>
+        <w:t>クロスサイト・スクリプティング（XSS）対策</w:t>
+      </w:r>
+    </w:p>
+    <w:p>
+      <w:r>
+        <w:rPr>
+          <w:rFonts w:hint="eastAsia"/>
+        </w:rPr>
+        <w:t xml:space="preserve">　</w:t>
+      </w:r>
+      <w:r>
+        <w:rPr>
+          <w:rFonts w:hint="eastAsia"/>
+        </w:rPr>
+        <w:t xml:space="preserve"> </w:t>
+      </w:r>
+      <w:r>
+        <w:t>クロスサイト・リクエスト・フォージェリ（CSRF）対策</w:t>
+      </w:r>
+      <w:r>
+        <w:rPr>
+          <w:rFonts w:hint="eastAsia"/>
+        </w:rPr>
+        <w:t>実施</w:t>
+      </w:r>
+    </w:p>
+    <w:p>
+      <w:pPr>
+        <w:ind w:firstLineChars="50" w:firstLine="105"/>
+      </w:pPr>
+      <w:r>
+        <w:rPr>
+          <w:rFonts w:hint="eastAsia"/>
+        </w:rPr>
+        <w:t>・</w:t>
+      </w:r>
+      <w:r>
+        <w:t>運用・管理セキュリティ</w:t>
+      </w:r>
+    </w:p>
+    <w:p>
+      <w:pPr>
+        <w:ind w:firstLineChars="50" w:firstLine="105"/>
+      </w:pPr>
+      <w:r>
+        <w:rPr>
+          <w:rFonts w:hint="eastAsia"/>
+        </w:rPr>
+        <w:t>・</w:t>
+      </w:r>
+      <w:r>
+        <w:t>セッション管理</w:t>
+      </w:r>
+    </w:p>
+    <w:p>
+      <w:r>
+        <w:rPr>
+          <w:rFonts w:hint="eastAsia"/>
+        </w:rPr>
+        <w:t xml:space="preserve"> </w:t>
+      </w:r>
+      <w:r>
+        <w:rPr>
+          <w:rFonts w:hint="eastAsia"/>
+        </w:rPr>
+        <w:t xml:space="preserve"> </w:t>
+      </w:r>
+      <w:r>
+        <w:rPr>
+          <w:rFonts w:hint="eastAsia"/>
+        </w:rPr>
+        <w:t xml:space="preserve"> </w:t>
+      </w:r>
+      <w:r>
+        <w:rPr>
+          <w:rFonts w:hint="eastAsia"/>
+        </w:rPr>
+        <w:t>不要</w:t>
       </w:r>
       <w:r>
         <w:rPr>
@@ -1199,6 +1487,9 @@
       </w:r>
     </w:p>
     <w:p>
+      <w:pPr>
+        <w:ind w:firstLineChars="50" w:firstLine="105"/>
+      </w:pPr>
       <w:r>
         <w:rPr>
           <w:rFonts w:hint="eastAsia"/>
@@ -1206,15 +1497,10 @@
         <w:t>・</w:t>
       </w:r>
       <w:r>
-        <w:t>パスワード管理</w:t>
-      </w:r>
-    </w:p>
-    <w:p>
-      <w:pPr>
-        <w:rPr>
-          <w:rFonts w:hint="eastAsia"/>
-        </w:rPr>
-      </w:pPr>
+        <w:t>認証</w:t>
+      </w:r>
+    </w:p>
+    <w:p>
       <w:r>
         <w:rPr>
           <w:rFonts w:hint="eastAsia"/>
@@ -1225,10 +1511,72 @@
         <w:rPr>
           <w:rFonts w:hint="eastAsia"/>
         </w:rPr>
-        <w:t>DBにて管理</w:t>
-      </w:r>
-    </w:p>
-    <w:p>
+        <w:t xml:space="preserve"> </w:t>
+      </w:r>
+      <w:r>
+        <w:rPr>
+          <w:rFonts w:hint="eastAsia"/>
+        </w:rPr>
+        <w:t>ログイン機能による実装(パスワード</w:t>
+      </w:r>
+      <w:r>
+        <w:rPr>
+          <w:rFonts w:hint="eastAsia"/>
+        </w:rPr>
+        <w:t>認証)</w:t>
+      </w:r>
+      <w:r>
+        <w:rPr>
+          <w:rFonts w:hint="eastAsia"/>
+        </w:rPr>
+        <w:t>のみ実装</w:t>
+      </w:r>
+    </w:p>
+    <w:p>
+      <w:r>
+        <w:rPr>
+          <w:rFonts w:hint="eastAsia"/>
+        </w:rPr>
+        <w:t xml:space="preserve">　</w:t>
+      </w:r>
+      <w:r>
+        <w:rPr>
+          <w:rFonts w:hint="eastAsia"/>
+        </w:rPr>
+        <w:t xml:space="preserve"> </w:t>
+      </w:r>
+      <w:r>
+        <w:rPr>
+          <w:rFonts w:hint="eastAsia"/>
+        </w:rPr>
+        <w:t>その他の認証(</w:t>
+      </w:r>
+      <w:r>
+        <w:t>MFA機能</w:t>
+      </w:r>
+      <w:r>
+        <w:rPr>
+          <w:rFonts w:hint="eastAsia"/>
+        </w:rPr>
+        <w:t>等)</w:t>
+      </w:r>
+      <w:r>
+        <w:rPr>
+          <w:rFonts w:hint="eastAsia"/>
+        </w:rPr>
+        <w:t>は実装</w:t>
+      </w:r>
+      <w:r>
+        <w:rPr>
+          <w:rFonts w:hint="eastAsia"/>
+        </w:rPr>
+        <w:t>せず</w:t>
+      </w:r>
+    </w:p>
+    <w:p>
+      <w:pPr>
+        <w:ind w:firstLineChars="50" w:firstLine="105"/>
+      </w:pPr>
       <w:r>
         <w:rPr>
           <w:rFonts w:hint="eastAsia"/>
@@ -1236,7 +1584,248 @@
         <w:t>・</w:t>
       </w:r>
       <w:r>
-        <w:t>脆弱性対策</w:t>
+        <w:t>認可（アクセス制御）</w:t>
+      </w:r>
+    </w:p>
+    <w:p>
+      <w:r>
+        <w:rPr>
+          <w:rFonts w:hint="eastAsia"/>
+        </w:rPr>
+        <w:t xml:space="preserve">  </w:t>
+      </w:r>
+      <w:r>
+        <w:rPr>
+          <w:rFonts w:hint="eastAsia"/>
+        </w:rPr>
+        <w:t xml:space="preserve"> </w:t>
+      </w:r>
+      <w:r>
+        <w:rPr>
+          <w:rFonts w:hint="eastAsia"/>
+        </w:rPr>
+        <w:t>一般</w:t>
+      </w:r>
+      <w:r>
+        <w:t>ユーザ</w:t>
+      </w:r>
+      <w:r>
+        <w:rPr>
+          <w:rFonts w:hint="eastAsia"/>
+        </w:rPr>
+        <w:t>、</w:t>
+      </w:r>
+      <w:r>
+        <w:t>管理ユーザ</w:t>
+      </w:r>
+      <w:r>
+        <w:rPr>
+          <w:rFonts w:hint="eastAsia"/>
+        </w:rPr>
+        <w:t>で</w:t>
+      </w:r>
+      <w:r>
+        <w:rPr>
+          <w:rFonts w:hint="eastAsia"/>
+        </w:rPr>
+        <w:t>異なる</w:t>
+      </w:r>
+      <w:r>
+        <w:rPr>
+          <w:rFonts w:hint="eastAsia"/>
+        </w:rPr>
+        <w:t>アクセス権限</w:t>
+      </w:r>
+      <w:r>
+        <w:rPr>
+          <w:rFonts w:hint="eastAsia"/>
+        </w:rPr>
+        <w:t>を設定</w:t>
+      </w:r>
+    </w:p>
+    <w:p>
+      <w:pPr>
+        <w:ind w:firstLineChars="150" w:firstLine="315"/>
+        <w:rPr>
+          <w:rFonts w:hint="eastAsia"/>
+        </w:rPr>
+      </w:pPr>
+      <w:r>
+        <w:rPr>
+          <w:rFonts w:hint="eastAsia"/>
+        </w:rPr>
+        <w:t>詳細は別紙(</w:t>
+      </w:r>
+      <w:r>
+        <w:t>webエンジニアスキル状況機能・非機能要件</w:t>
+      </w:r>
+      <w:r>
+        <w:rPr>
+          <w:rFonts w:hint="eastAsia"/>
+        </w:rPr>
+        <w:t>)参照</w:t>
+      </w:r>
+    </w:p>
+    <w:p/>
+    <w:p>
+      <w:pPr>
+        <w:rPr>
+          <w:b/>
+          <w:bCs/>
+        </w:rPr>
+      </w:pPr>
+      <w:r>
+        <w:rPr>
+          <w:rFonts w:hint="eastAsia"/>
+        </w:rPr>
+        <w:t>8.</w:t>
+      </w:r>
+      <w:r>
+        <w:rPr>
+          <w:b/>
+          <w:bCs/>
+        </w:rPr>
+        <w:t>リリース要件</w:t>
+      </w:r>
+    </w:p>
+    <w:p>
+      <w:pPr>
+        <w:ind w:firstLineChars="50" w:firstLine="105"/>
+      </w:pPr>
+      <w:r>
+        <w:rPr>
+          <w:rFonts w:hint="eastAsia"/>
+        </w:rPr>
+        <w:t>・</w:t>
+      </w:r>
+      <w:r>
+        <w:t>リリースの日時</w:t>
+      </w:r>
+    </w:p>
+    <w:p>
+      <w:pPr>
+        <w:ind w:firstLineChars="150" w:firstLine="315"/>
+      </w:pPr>
+      <w:r>
+        <w:rPr>
+          <w:rFonts w:hint="eastAsia"/>
+        </w:rPr>
+        <w:t>2026</w:t>
+      </w:r>
+      <w:r>
+        <w:rPr>
+          <w:rFonts w:hint="eastAsia"/>
+        </w:rPr>
+        <w:t>/</w:t>
+      </w:r>
+      <w:r>
+        <w:rPr>
+          <w:rFonts w:hint="eastAsia"/>
+        </w:rPr>
+        <w:t>8</w:t>
+      </w:r>
+      <w:r>
+        <w:rPr>
+          <w:rFonts w:hint="eastAsia"/>
+        </w:rPr>
+        <w:t>/</w:t>
+      </w:r>
+      <w:r>
+        <w:rPr>
+          <w:rFonts w:hint="eastAsia"/>
+        </w:rPr>
+        <w:t>29</w:t>
+      </w:r>
+    </w:p>
+    <w:p>
+      <w:pPr>
+        <w:ind w:firstLineChars="50" w:firstLine="105"/>
+      </w:pPr>
+      <w:r>
+        <w:rPr>
+          <w:rFonts w:hint="eastAsia"/>
+        </w:rPr>
+        <w:t>・担当者</w:t>
+      </w:r>
+    </w:p>
+    <w:p>
+      <w:pPr>
+        <w:ind w:firstLineChars="150" w:firstLine="315"/>
+      </w:pPr>
+      <w:r>
+        <w:rPr>
+          <w:rFonts w:hint="eastAsia"/>
+        </w:rPr>
+        <w:t>1人</w:t>
+      </w:r>
+      <w:r>
+        <w:rPr>
+          <w:rFonts w:hint="eastAsia"/>
+        </w:rPr>
+        <w:t>(</w:t>
+      </w:r>
+      <w:r>
+        <w:rPr>
+          <w:rFonts w:hint="eastAsia"/>
+        </w:rPr>
+        <w:t>個人で作成</w:t>
+      </w:r>
+      <w:r>
+        <w:rPr>
+          <w:rFonts w:hint="eastAsia"/>
+        </w:rPr>
+        <w:t>)</w:t>
+      </w:r>
+    </w:p>
+    <w:p>
+      <w:r>
+        <w:rPr>
+          <w:rFonts w:hint="eastAsia"/>
+          <w:b/>
+          <w:bCs/>
+        </w:rPr>
+        <w:t xml:space="preserve"> </w:t>
+      </w:r>
+      <w:r>
+        <w:rPr>
+          <w:rFonts w:hint="eastAsia"/>
+        </w:rPr>
+        <w:t>・</w:t>
+      </w:r>
+      <w:r>
+        <w:t>動作検証（テスト）</w:t>
+      </w:r>
+      <w:r>
+        <w:rPr>
+          <w:rFonts w:hint="eastAsia"/>
+        </w:rPr>
+        <w:t>内容</w:t>
+      </w:r>
+    </w:p>
+    <w:p>
+      <w:r>
+        <w:rPr>
+          <w:rFonts w:hint="eastAsia"/>
+        </w:rPr>
+        <w:t xml:space="preserve">   画面遷移</w:t>
+      </w:r>
+      <w:r>
+        <w:rPr>
+          <w:rFonts w:hint="eastAsia"/>
+        </w:rPr>
+        <w:t>確認、ボタン確認、ログイン確認、</w:t>
+      </w:r>
+      <w:r>
+        <w:rPr>
+          <w:rFonts w:hint="eastAsia"/>
+        </w:rPr>
+        <w:t>レイアウト確認</w:t>
+      </w:r>
+      <w:r>
+        <w:rPr>
+          <w:rFonts w:hint="eastAsia"/>
+        </w:rPr>
+        <w:t>、</w:t>
       </w:r>
     </w:p>
     <w:p>
@@ -1247,7 +1836,40 @@
         <w:t xml:space="preserve">　</w:t>
       </w:r>
       <w:r>
-        <w:t>SQLインジェクション対策</w:t>
+        <w:rPr>
+          <w:rFonts w:hint="eastAsia"/>
+        </w:rPr>
+        <w:t xml:space="preserve"> </w:t>
+      </w:r>
+      <w:r>
+        <w:rPr>
+          <w:rFonts w:hint="eastAsia"/>
+        </w:rPr>
+        <w:t>スキル</w:t>
+      </w:r>
+      <w:r>
+        <w:rPr>
+          <w:rFonts w:hint="eastAsia"/>
+        </w:rPr>
+        <w:t>状況</w:t>
+      </w:r>
+      <w:r>
+        <w:rPr>
+          <w:rFonts w:hint="eastAsia"/>
+        </w:rPr>
+        <w:t>画面表示確認</w:t>
+      </w:r>
+      <w:r>
+        <w:rPr>
+          <w:rFonts w:hint="eastAsia"/>
+        </w:rPr>
+        <w:t>、フォーム入力確認</w:t>
+      </w:r>
+      <w:r>
+        <w:rPr>
+          <w:rFonts w:hint="eastAsia"/>
+        </w:rPr>
+        <w:t>(登録、更新)</w:t>
       </w:r>
       <w:r>
         <w:rPr>
@@ -1255,16 +1877,36 @@
         </w:rPr>
         <w:t>、</w:t>
       </w:r>
-      <w:r>
-        <w:t>クロスサイト・スクリプティング（XSS）対策</w:t>
-      </w:r>
-    </w:p>
-    <w:p>
-      <w:pPr>
-        <w:rPr>
-          <w:rFonts w:hint="eastAsia"/>
-        </w:rPr>
-      </w:pPr>
+    </w:p>
+    <w:p>
+      <w:r>
+        <w:rPr>
+          <w:rFonts w:hint="eastAsia"/>
+        </w:rPr>
+        <w:t xml:space="preserve">   </w:t>
+      </w:r>
+      <w:r>
+        <w:rPr>
+          <w:rFonts w:hint="eastAsia"/>
+        </w:rPr>
+        <w:t>フォーム送信確認(登録、更新)</w:t>
+      </w:r>
+    </w:p>
+    <w:p>
+      <w:pPr>
+        <w:ind w:firstLineChars="50" w:firstLine="105"/>
+      </w:pPr>
+      <w:r>
+        <w:rPr>
+          <w:rFonts w:hint="eastAsia"/>
+        </w:rPr>
+        <w:t>・</w:t>
+      </w:r>
+      <w:r>
+        <w:t>ロールバック計画</w:t>
+      </w:r>
+    </w:p>
+    <w:p>
       <w:r>
         <w:rPr>
           <w:rFonts w:hint="eastAsia"/>
@@ -1272,27 +1914,98 @@
         <w:t xml:space="preserve">　</w:t>
       </w:r>
       <w:r>
-        <w:t>クロスサイト・リクエスト・フォージェリ（CSRF）対策</w:t>
-      </w:r>
-      <w:r>
-        <w:rPr>
-          <w:rFonts w:hint="eastAsia"/>
-        </w:rPr>
-        <w:t>実施</w:t>
-      </w:r>
-    </w:p>
-    <w:p>
-      <w:r>
-        <w:rPr>
-          <w:rFonts w:hint="eastAsia"/>
+        <w:rPr>
+          <w:rFonts w:hint="eastAsia"/>
+        </w:rPr>
+        <w:t xml:space="preserve"> </w:t>
+      </w:r>
+      <w:r>
+        <w:rPr>
+          <w:rFonts w:hint="eastAsia"/>
+        </w:rPr>
+        <w:t>設計書を確認しながら</w:t>
+      </w:r>
+      <w:r>
+        <w:rPr>
+          <w:rFonts w:hint="eastAsia"/>
+        </w:rPr>
+        <w:t>PGMの内容を調査して</w:t>
+      </w:r>
+      <w:r>
+        <w:rPr>
+          <w:rFonts w:hint="eastAsia"/>
+        </w:rPr>
+        <w:t>修正</w:t>
+      </w:r>
+    </w:p>
+    <w:p/>
+    <w:p/>
+    <w:p/>
+    <w:p/>
+    <w:p/>
+    <w:p>
+      <w:pPr>
+        <w:rPr>
+          <w:rFonts w:hint="eastAsia"/>
+        </w:rPr>
+      </w:pPr>
+    </w:p>
+    <w:p>
+      <w:pPr>
+        <w:rPr>
+          <w:b/>
+          <w:bCs/>
+        </w:rPr>
+      </w:pPr>
+      <w:r>
+        <w:rPr>
+          <w:rFonts w:hint="eastAsia"/>
+          <w:b/>
+          <w:bCs/>
+        </w:rPr>
+        <w:lastRenderedPageBreak/>
+        <w:t>9.</w:t>
+      </w:r>
+      <w:r>
+        <w:rPr>
+          <w:rFonts w:hint="eastAsia"/>
+          <w:b/>
+          <w:bCs/>
+        </w:rPr>
+        <w:t>運用保守</w:t>
+      </w:r>
+    </w:p>
+    <w:p>
+      <w:pPr>
+        <w:ind w:firstLineChars="50" w:firstLine="105"/>
+      </w:pPr>
+      <w:r>
+        <w:rPr>
+          <w:rFonts w:hint="eastAsia"/>
+          <w:b/>
+          <w:bCs/>
         </w:rPr>
         <w:t>・</w:t>
       </w:r>
       <w:r>
-        <w:t>運用・管理セキュリティ</w:t>
-      </w:r>
-    </w:p>
-    <w:p>
+        <w:t>コンテンツ運用</w:t>
+      </w:r>
+    </w:p>
+    <w:p>
+      <w:pPr>
+        <w:ind w:firstLineChars="150" w:firstLine="315"/>
+      </w:pPr>
+      <w:r>
+        <w:rPr>
+          <w:rFonts w:hint="eastAsia"/>
+        </w:rPr>
+        <w:t>個人で管理するため基本的に不要</w:t>
+      </w:r>
+    </w:p>
+    <w:p>
+      <w:pPr>
+        <w:ind w:firstLineChars="50" w:firstLine="105"/>
+      </w:pPr>
       <w:r>
         <w:rPr>
           <w:rFonts w:hint="eastAsia"/>
@@ -1300,15 +2013,24 @@
         <w:t>・</w:t>
       </w:r>
       <w:r>
-        <w:t>セッション管理</w:t>
-      </w:r>
-    </w:p>
-    <w:p>
-      <w:r>
-        <w:rPr>
-          <w:rFonts w:hint="eastAsia"/>
-        </w:rPr>
-        <w:t xml:space="preserve">  </w:t>
+        <w:t>システム保守</w:t>
+      </w:r>
+    </w:p>
+    <w:p>
+      <w:pPr>
+        <w:ind w:firstLineChars="150" w:firstLine="315"/>
+      </w:pPr>
+      <w:r>
+        <w:rPr>
+          <w:rFonts w:hint="eastAsia"/>
+        </w:rPr>
+        <w:t>個人で管理するため</w:t>
+      </w:r>
+      <w:r>
+        <w:rPr>
+          <w:rFonts w:hint="eastAsia"/>
+        </w:rPr>
+        <w:t>基本的に</w:t>
       </w:r>
       <w:r>
         <w:rPr>
@@ -1316,26 +2038,11 @@
         </w:rPr>
         <w:t>不要</w:t>
       </w:r>
-      <w:r>
-        <w:rPr>
-          <w:rFonts w:hint="eastAsia"/>
-        </w:rPr>
-        <w:t>(</w:t>
-      </w:r>
-      <w:r>
-        <w:rPr>
-          <w:rFonts w:hint="eastAsia"/>
-        </w:rPr>
-        <w:t>個人で使用するアプリのため</w:t>
-      </w:r>
-      <w:r>
-        <w:rPr>
-          <w:rFonts w:hint="eastAsia"/>
-        </w:rPr>
-        <w:t>)</w:t>
-      </w:r>
-    </w:p>
-    <w:p>
+    </w:p>
+    <w:p>
+      <w:pPr>
+        <w:ind w:firstLineChars="50" w:firstLine="105"/>
+      </w:pPr>
       <w:r>
         <w:rPr>
           <w:rFonts w:hint="eastAsia"/>
@@ -1343,74 +2050,29 @@
         <w:t>・</w:t>
       </w:r>
       <w:r>
-        <w:t>認証</w:t>
-      </w:r>
-    </w:p>
-    <w:p>
-      <w:r>
-        <w:rPr>
-          <w:rFonts w:hint="eastAsia"/>
-        </w:rPr>
-        <w:t xml:space="preserve">　</w:t>
-      </w:r>
-      <w:r>
-        <w:rPr>
-          <w:rFonts w:hint="eastAsia"/>
-        </w:rPr>
-        <w:t>ログイン機能による実装(パスワード</w:t>
-      </w:r>
-      <w:r>
-        <w:rPr>
-          <w:rFonts w:hint="eastAsia"/>
-        </w:rPr>
-        <w:t>認証)</w:t>
-      </w:r>
-      <w:r>
-        <w:rPr>
-          <w:rFonts w:hint="eastAsia"/>
-        </w:rPr>
-        <w:t>のみを実装</w:t>
-      </w:r>
-    </w:p>
-    <w:p>
-      <w:pPr>
-        <w:rPr>
-          <w:rFonts w:hint="eastAsia"/>
-        </w:rPr>
-      </w:pPr>
-      <w:r>
-        <w:rPr>
-          <w:rFonts w:hint="eastAsia"/>
-        </w:rPr>
-        <w:t xml:space="preserve">　</w:t>
-      </w:r>
-      <w:r>
-        <w:rPr>
-          <w:rFonts w:hint="eastAsia"/>
-        </w:rPr>
-        <w:t>その他の認証(</w:t>
-      </w:r>
-      <w:r>
-        <w:t>MFA機能</w:t>
-      </w:r>
-      <w:r>
-        <w:rPr>
-          <w:rFonts w:hint="eastAsia"/>
-        </w:rPr>
-        <w:t>等)</w:t>
-      </w:r>
-      <w:r>
-        <w:rPr>
-          <w:rFonts w:hint="eastAsia"/>
-        </w:rPr>
-        <w:t>は実装しない</w:t>
-      </w:r>
-    </w:p>
-    <w:p>
-      <w:pPr>
-        <w:rPr>
-          <w:rFonts w:hint="eastAsia"/>
-        </w:rPr>
+        <w:t>効果測定</w:t>
+      </w:r>
+    </w:p>
+    <w:p>
+      <w:pPr>
+        <w:ind w:firstLineChars="150" w:firstLine="315"/>
+      </w:pPr>
+      <w:r>
+        <w:rPr>
+          <w:rFonts w:hint="eastAsia"/>
+        </w:rPr>
+        <w:t>個人で</w:t>
+      </w:r>
+      <w:r>
+        <w:rPr>
+          <w:rFonts w:hint="eastAsia"/>
+        </w:rPr>
+        <w:t>管理するため基本的に改定時のみ</w:t>
+      </w:r>
+    </w:p>
+    <w:p>
+      <w:pPr>
+        <w:ind w:firstLineChars="50" w:firstLine="105"/>
       </w:pPr>
       <w:r>
         <w:rPr>
@@ -1419,419 +2081,13 @@
         <w:t>・</w:t>
       </w:r>
       <w:r>
-        <w:t>認可（アクセス制御）</w:t>
-      </w:r>
-    </w:p>
-    <w:p>
-      <w:r>
-        <w:rPr>
-          <w:rFonts w:hint="eastAsia"/>
-        </w:rPr>
-        <w:t xml:space="preserve">  一般</w:t>
-      </w:r>
-      <w:r>
-        <w:t>ユーザ</w:t>
-      </w:r>
-      <w:r>
-        <w:rPr>
-          <w:rFonts w:hint="eastAsia"/>
-        </w:rPr>
-        <w:t>、</w:t>
-      </w:r>
-      <w:r>
-        <w:t>管理ユーザ</w:t>
-      </w:r>
-      <w:r>
-        <w:rPr>
-          <w:rFonts w:hint="eastAsia"/>
-        </w:rPr>
-        <w:t>で</w:t>
-      </w:r>
-      <w:r>
-        <w:rPr>
-          <w:rFonts w:hint="eastAsia"/>
-        </w:rPr>
-        <w:t>異なる</w:t>
-      </w:r>
-      <w:r>
-        <w:rPr>
-          <w:rFonts w:hint="eastAsia"/>
-        </w:rPr>
-        <w:t>アクセス権限</w:t>
-      </w:r>
-      <w:r>
-        <w:rPr>
-          <w:rFonts w:hint="eastAsia"/>
-        </w:rPr>
-        <w:t>を設定</w:t>
-      </w:r>
-      <w:r>
-        <w:rPr>
-          <w:rFonts w:hint="eastAsia"/>
-        </w:rPr>
-        <w:t>。</w:t>
+        <w:t>バックアップ・復旧</w:t>
       </w:r>
     </w:p>
     <w:p>
       <w:pPr>
         <w:ind w:firstLineChars="150" w:firstLine="315"/>
       </w:pPr>
-      <w:r>
-        <w:rPr>
-          <w:rFonts w:hint="eastAsia"/>
-        </w:rPr>
-        <w:t>詳細は</w:t>
-      </w:r>
-      <w:r>
-        <w:rPr>
-          <w:rFonts w:hint="eastAsia"/>
-        </w:rPr>
-        <w:t>別紙(</w:t>
-      </w:r>
-      <w:r>
-        <w:t>webエンジニアスキル状況機能・非機能要件</w:t>
-      </w:r>
-      <w:r>
-        <w:rPr>
-          <w:rFonts w:hint="eastAsia"/>
-        </w:rPr>
-        <w:t>)</w:t>
-      </w:r>
-      <w:r>
-        <w:rPr>
-          <w:rFonts w:hint="eastAsia"/>
-        </w:rPr>
-        <w:t>参照</w:t>
-      </w:r>
-    </w:p>
-    <w:p/>
-    <w:p/>
-    <w:p>
-      <w:pPr>
-        <w:rPr>
-          <w:b/>
-          <w:bCs/>
-        </w:rPr>
-      </w:pPr>
-      <w:r>
-        <w:rPr>
-          <w:rFonts w:hint="eastAsia"/>
-        </w:rPr>
-        <w:t>8.</w:t>
-      </w:r>
-      <w:r>
-        <w:rPr>
-          <w:b/>
-          <w:bCs/>
-        </w:rPr>
-        <w:t>リリース要件</w:t>
-      </w:r>
-    </w:p>
-    <w:p>
-      <w:r>
-        <w:rPr>
-          <w:rFonts w:hint="eastAsia"/>
-        </w:rPr>
-        <w:t xml:space="preserve">　</w:t>
-      </w:r>
-      <w:r>
-        <w:rPr>
-          <w:rFonts w:hint="eastAsia"/>
-        </w:rPr>
-        <w:t>・</w:t>
-      </w:r>
-      <w:r>
-        <w:t>リリースの日時：</w:t>
-      </w:r>
-      <w:r>
-        <w:rPr>
-          <w:rFonts w:hint="eastAsia"/>
-        </w:rPr>
-        <w:t>2026</w:t>
-      </w:r>
-      <w:r>
-        <w:rPr>
-          <w:rFonts w:hint="eastAsia"/>
-        </w:rPr>
-        <w:t>/</w:t>
-      </w:r>
-      <w:r>
-        <w:rPr>
-          <w:rFonts w:hint="eastAsia"/>
-        </w:rPr>
-        <w:t>8</w:t>
-      </w:r>
-      <w:r>
-        <w:rPr>
-          <w:rFonts w:hint="eastAsia"/>
-        </w:rPr>
-        <w:t>/</w:t>
-      </w:r>
-      <w:r>
-        <w:rPr>
-          <w:rFonts w:hint="eastAsia"/>
-        </w:rPr>
-        <w:t>29</w:t>
-      </w:r>
-    </w:p>
-    <w:p>
-      <w:r>
-        <w:rPr>
-          <w:rFonts w:hint="eastAsia"/>
-        </w:rPr>
-        <w:t xml:space="preserve">　・担当者:個人</w:t>
-      </w:r>
-    </w:p>
-    <w:p>
-      <w:r>
-        <w:rPr>
-          <w:rFonts w:hint="eastAsia"/>
-          <w:b/>
-          <w:bCs/>
-        </w:rPr>
-        <w:t xml:space="preserve">  </w:t>
-      </w:r>
-      <w:r>
-        <w:rPr>
-          <w:rFonts w:hint="eastAsia"/>
-        </w:rPr>
-        <w:t>・</w:t>
-      </w:r>
-      <w:r>
-        <w:t>動作検証（テスト）</w:t>
-      </w:r>
-      <w:r>
-        <w:rPr>
-          <w:rFonts w:hint="eastAsia"/>
-        </w:rPr>
-        <w:t>内容</w:t>
-      </w:r>
-    </w:p>
-    <w:p>
-      <w:r>
-        <w:rPr>
-          <w:rFonts w:hint="eastAsia"/>
-        </w:rPr>
-        <w:t xml:space="preserve">    画面遷移</w:t>
-      </w:r>
-      <w:r>
-        <w:rPr>
-          <w:rFonts w:hint="eastAsia"/>
-        </w:rPr>
-        <w:t>確認、ボタン確認、ログイン確認、</w:t>
-      </w:r>
-      <w:r>
-        <w:rPr>
-          <w:rFonts w:hint="eastAsia"/>
-        </w:rPr>
-        <w:t>レイアウト確認</w:t>
-      </w:r>
-    </w:p>
-    <w:p>
-      <w:r>
-        <w:rPr>
-          <w:rFonts w:hint="eastAsia"/>
-        </w:rPr>
-        <w:t xml:space="preserve">　　スキル</w:t>
-      </w:r>
-      <w:r>
-        <w:rPr>
-          <w:rFonts w:hint="eastAsia"/>
-        </w:rPr>
-        <w:t>状況</w:t>
-      </w:r>
-      <w:r>
-        <w:rPr>
-          <w:rFonts w:hint="eastAsia"/>
-        </w:rPr>
-        <w:t>画面表示確認</w:t>
-      </w:r>
-      <w:r>
-        <w:rPr>
-          <w:rFonts w:hint="eastAsia"/>
-        </w:rPr>
-        <w:t>、フォーム入力確認</w:t>
-      </w:r>
-      <w:r>
-        <w:rPr>
-          <w:rFonts w:hint="eastAsia"/>
-        </w:rPr>
-        <w:t>(登録、更新)</w:t>
-      </w:r>
-    </w:p>
-    <w:p>
-      <w:r>
-        <w:rPr>
-          <w:rFonts w:hint="eastAsia"/>
-        </w:rPr>
-        <w:t xml:space="preserve">    </w:t>
-      </w:r>
-      <w:r>
-        <w:rPr>
-          <w:rFonts w:hint="eastAsia"/>
-        </w:rPr>
-        <w:t>フォーム送信確認(登録、更新)</w:t>
-      </w:r>
-    </w:p>
-    <w:p>
-      <w:r>
-        <w:rPr>
-          <w:rFonts w:hint="eastAsia"/>
-        </w:rPr>
-        <w:t xml:space="preserve">　</w:t>
-      </w:r>
-      <w:r>
-        <w:rPr>
-          <w:rFonts w:hint="eastAsia"/>
-        </w:rPr>
-        <w:t>・</w:t>
-      </w:r>
-      <w:r>
-        <w:t>ロールバック計画</w:t>
-      </w:r>
-    </w:p>
-    <w:p>
-      <w:r>
-        <w:rPr>
-          <w:rFonts w:hint="eastAsia"/>
-        </w:rPr>
-        <w:t xml:space="preserve">　　設計書を確認しながら個人で</w:t>
-      </w:r>
-      <w:r>
-        <w:rPr>
-          <w:rFonts w:hint="eastAsia"/>
-        </w:rPr>
-        <w:t>PGMの内容を調査して</w:t>
-      </w:r>
-      <w:r>
-        <w:rPr>
-          <w:rFonts w:hint="eastAsia"/>
-        </w:rPr>
-        <w:t>確認</w:t>
-      </w:r>
-    </w:p>
-    <w:p/>
-    <w:p>
-      <w:pPr>
-        <w:rPr>
-          <w:b/>
-          <w:bCs/>
-        </w:rPr>
-      </w:pPr>
-      <w:r>
-        <w:rPr>
-          <w:rFonts w:hint="eastAsia"/>
-          <w:b/>
-          <w:bCs/>
-        </w:rPr>
-        <w:t>9.</w:t>
-      </w:r>
-      <w:r>
-        <w:rPr>
-          <w:rFonts w:hint="eastAsia"/>
-          <w:b/>
-          <w:bCs/>
-        </w:rPr>
-        <w:t>運用保守</w:t>
-      </w:r>
-    </w:p>
-    <w:p>
-      <w:pPr>
-        <w:pStyle w:val="a9"/>
-        <w:ind w:left="360"/>
-      </w:pPr>
-      <w:r>
-        <w:rPr>
-          <w:rFonts w:hint="eastAsia"/>
-          <w:b/>
-          <w:bCs/>
-        </w:rPr>
-        <w:t>・</w:t>
-      </w:r>
-      <w:r>
-        <w:t>コンテンツ運用</w:t>
-      </w:r>
-      <w:r>
-        <w:rPr>
-          <w:rFonts w:hint="eastAsia"/>
-        </w:rPr>
-        <w:t>:学習時</w:t>
-      </w:r>
-    </w:p>
-    <w:p>
-      <w:pPr>
-        <w:pStyle w:val="a9"/>
-        <w:ind w:left="360"/>
-      </w:pPr>
-      <w:r>
-        <w:rPr>
-          <w:rFonts w:hint="eastAsia"/>
-        </w:rPr>
-        <w:t>・</w:t>
-      </w:r>
-      <w:r>
-        <w:t>システム保守</w:t>
-      </w:r>
-      <w:r>
-        <w:rPr>
-          <w:rFonts w:hint="eastAsia"/>
-        </w:rPr>
-        <w:t>:</w:t>
-      </w:r>
-      <w:r>
-        <w:rPr>
-          <w:rFonts w:hint="eastAsia"/>
-        </w:rPr>
-        <w:t>個人で管理するため</w:t>
-      </w:r>
-      <w:r>
-        <w:rPr>
-          <w:rFonts w:hint="eastAsia"/>
-        </w:rPr>
-        <w:t>基本的に</w:t>
-      </w:r>
-      <w:r>
-        <w:rPr>
-          <w:rFonts w:hint="eastAsia"/>
-        </w:rPr>
-        <w:t>不要</w:t>
-      </w:r>
-    </w:p>
-    <w:p>
-      <w:pPr>
-        <w:pStyle w:val="a9"/>
-        <w:ind w:left="360"/>
-      </w:pPr>
-      <w:r>
-        <w:rPr>
-          <w:rFonts w:hint="eastAsia"/>
-        </w:rPr>
-        <w:t>・</w:t>
-      </w:r>
-      <w:r>
-        <w:t>効果測定：</w:t>
-      </w:r>
-      <w:r>
-        <w:rPr>
-          <w:rFonts w:hint="eastAsia"/>
-        </w:rPr>
-        <w:t>個人で管理するため基本的に改定時のみ</w:t>
-      </w:r>
-    </w:p>
-    <w:p>
-      <w:pPr>
-        <w:pStyle w:val="a9"/>
-        <w:ind w:left="360"/>
-      </w:pPr>
-      <w:r>
-        <w:rPr>
-          <w:rFonts w:hint="eastAsia"/>
-        </w:rPr>
-        <w:t>・</w:t>
-      </w:r>
-      <w:r>
-        <w:t>バックアップ・復旧：</w:t>
-      </w:r>
       <w:r>
         <w:rPr>
           <w:rFonts w:hint="eastAsia"/>
@@ -2392,6 +2648,7 @@
   <w:style w:type="paragraph" w:default="1" w:styleId="a">
     <w:name w:val="Normal"/>
     <w:qFormat/>
+    <w:rsid w:val="00813294"/>
     <w:pPr>
       <w:widowControl w:val="0"/>
     </w:pPr>
@@ -2595,6 +2852,7 @@
   <w:style w:type="character" w:default="1" w:styleId="a0">
     <w:name w:val="Default Paragraph Font"/>
     <w:uiPriority w:val="1"/>
+    <w:semiHidden/>
     <w:unhideWhenUsed/>
   </w:style>
   <w:style w:type="table" w:default="1" w:styleId="a1">

--- a/document/Webエンジニアスキル管理アプリ要件定義書.docx
+++ b/document/Webエンジニアスキル管理アプリ要件定義書.docx
@@ -40,42 +40,19 @@
         <w:t>要件定義書</w:t>
       </w:r>
     </w:p>
-    <w:p/>
-    <w:p/>
-    <w:p/>
-    <w:p/>
-    <w:p/>
-    <w:p/>
-    <w:p/>
-    <w:p/>
-    <w:p/>
-    <w:p/>
-    <w:p/>
-    <w:p/>
-    <w:p/>
-    <w:p/>
-    <w:p/>
-    <w:p/>
-    <w:p/>
-    <w:p/>
-    <w:p/>
-    <w:p/>
-    <w:p/>
-    <w:p/>
-    <w:p/>
-    <w:p/>
-    <w:p/>
-    <w:p/>
-    <w:p/>
-    <w:p/>
-    <w:p/>
-    <w:p/>
-    <w:p>
-      <w:r>
-        <w:rPr>
-          <w:rFonts w:hint="eastAsia"/>
-        </w:rPr>
-        <w:lastRenderedPageBreak/>
+    <w:p>
+      <w:pPr>
+        <w:rPr>
+          <w:b/>
+          <w:bCs/>
+        </w:rPr>
+      </w:pPr>
+      <w:r>
+        <w:rPr>
+          <w:rFonts w:hint="eastAsia"/>
+          <w:b/>
+          <w:bCs/>
+        </w:rPr>
         <w:t>・もくじ</w:t>
       </w:r>
     </w:p>
@@ -89,15 +66,29 @@
         <w:rPr>
           <w:b/>
           <w:bCs/>
-        </w:rPr>
-      </w:pPr>
-      <w:r>
-        <w:rPr>
-          <w:rFonts w:hint="eastAsia"/>
-          <w:b/>
-          <w:bCs/>
+          <w:sz w:val="20"/>
+          <w:szCs w:val="20"/>
+        </w:rPr>
+      </w:pPr>
+      <w:r>
+        <w:rPr>
+          <w:rFonts w:hint="eastAsia"/>
+          <w:b/>
+          <w:bCs/>
+          <w:sz w:val="20"/>
+          <w:szCs w:val="20"/>
         </w:rPr>
         <w:t>背景</w:t>
+      </w:r>
+      <w:r>
+        <w:rPr>
+          <w:rFonts w:hint="eastAsia"/>
+          <w:b/>
+          <w:bCs/>
+          <w:sz w:val="20"/>
+          <w:szCs w:val="20"/>
+        </w:rPr>
+        <w:t>と目的</w:t>
       </w:r>
     </w:p>
     <w:p>
@@ -110,12 +101,16 @@
         <w:rPr>
           <w:b/>
           <w:bCs/>
-        </w:rPr>
-      </w:pPr>
-      <w:r>
-        <w:rPr>
-          <w:b/>
-          <w:bCs/>
+          <w:sz w:val="20"/>
+          <w:szCs w:val="20"/>
+        </w:rPr>
+      </w:pPr>
+      <w:r>
+        <w:rPr>
+          <w:b/>
+          <w:bCs/>
+          <w:sz w:val="20"/>
+          <w:szCs w:val="20"/>
         </w:rPr>
         <w:t>プロジェクト概要</w:t>
       </w:r>
@@ -130,13 +125,17 @@
         <w:rPr>
           <w:b/>
           <w:bCs/>
-        </w:rPr>
-      </w:pPr>
-      <w:r>
-        <w:rPr>
-          <w:rFonts w:hint="eastAsia"/>
-          <w:b/>
-          <w:bCs/>
+          <w:sz w:val="20"/>
+          <w:szCs w:val="20"/>
+        </w:rPr>
+      </w:pPr>
+      <w:r>
+        <w:rPr>
+          <w:rFonts w:hint="eastAsia"/>
+          <w:b/>
+          <w:bCs/>
+          <w:sz w:val="20"/>
+          <w:szCs w:val="20"/>
         </w:rPr>
         <w:t>サイト構成</w:t>
       </w:r>
@@ -151,13 +150,17 @@
         <w:rPr>
           <w:b/>
           <w:bCs/>
-        </w:rPr>
-      </w:pPr>
-      <w:r>
-        <w:rPr>
-          <w:rFonts w:hint="eastAsia"/>
-          <w:b/>
-          <w:bCs/>
+          <w:sz w:val="20"/>
+          <w:szCs w:val="20"/>
+        </w:rPr>
+      </w:pPr>
+      <w:r>
+        <w:rPr>
+          <w:rFonts w:hint="eastAsia"/>
+          <w:b/>
+          <w:bCs/>
+          <w:sz w:val="20"/>
+          <w:szCs w:val="20"/>
         </w:rPr>
         <w:t>システム要件</w:t>
       </w:r>
@@ -172,13 +175,17 @@
         <w:rPr>
           <w:b/>
           <w:bCs/>
-        </w:rPr>
-      </w:pPr>
-      <w:r>
-        <w:rPr>
-          <w:rFonts w:hint="eastAsia"/>
-          <w:b/>
-          <w:bCs/>
+          <w:sz w:val="20"/>
+          <w:szCs w:val="20"/>
+        </w:rPr>
+      </w:pPr>
+      <w:r>
+        <w:rPr>
+          <w:rFonts w:hint="eastAsia"/>
+          <w:b/>
+          <w:bCs/>
+          <w:sz w:val="20"/>
+          <w:szCs w:val="20"/>
         </w:rPr>
         <w:t>技術要件</w:t>
       </w:r>
@@ -193,13 +200,17 @@
         <w:rPr>
           <w:b/>
           <w:bCs/>
-        </w:rPr>
-      </w:pPr>
-      <w:r>
-        <w:rPr>
-          <w:rFonts w:hint="eastAsia"/>
-          <w:b/>
-          <w:bCs/>
+          <w:sz w:val="20"/>
+          <w:szCs w:val="20"/>
+        </w:rPr>
+      </w:pPr>
+      <w:r>
+        <w:rPr>
+          <w:rFonts w:hint="eastAsia"/>
+          <w:b/>
+          <w:bCs/>
+          <w:sz w:val="20"/>
+          <w:szCs w:val="20"/>
         </w:rPr>
         <w:t>インフラ要件</w:t>
       </w:r>
@@ -214,13 +225,17 @@
         <w:rPr>
           <w:b/>
           <w:bCs/>
-        </w:rPr>
-      </w:pPr>
-      <w:r>
-        <w:rPr>
-          <w:rFonts w:hint="eastAsia"/>
-          <w:b/>
-          <w:bCs/>
+          <w:sz w:val="20"/>
+          <w:szCs w:val="20"/>
+        </w:rPr>
+      </w:pPr>
+      <w:r>
+        <w:rPr>
+          <w:rFonts w:hint="eastAsia"/>
+          <w:b/>
+          <w:bCs/>
+          <w:sz w:val="20"/>
+          <w:szCs w:val="20"/>
         </w:rPr>
         <w:t>セキュリティ要件</w:t>
       </w:r>
@@ -235,13 +250,17 @@
         <w:rPr>
           <w:b/>
           <w:bCs/>
-        </w:rPr>
-      </w:pPr>
-      <w:r>
-        <w:rPr>
-          <w:rFonts w:hint="eastAsia"/>
-          <w:b/>
-          <w:bCs/>
+          <w:sz w:val="20"/>
+          <w:szCs w:val="20"/>
+        </w:rPr>
+      </w:pPr>
+      <w:r>
+        <w:rPr>
+          <w:rFonts w:hint="eastAsia"/>
+          <w:b/>
+          <w:bCs/>
+          <w:sz w:val="20"/>
+          <w:szCs w:val="20"/>
         </w:rPr>
         <w:t>リリース要件</w:t>
       </w:r>
@@ -256,345 +275,427 @@
         <w:rPr>
           <w:b/>
           <w:bCs/>
-        </w:rPr>
-      </w:pPr>
-      <w:r>
-        <w:rPr>
-          <w:rFonts w:hint="eastAsia"/>
-          <w:b/>
-          <w:bCs/>
+          <w:sz w:val="20"/>
+          <w:szCs w:val="20"/>
+        </w:rPr>
+      </w:pPr>
+      <w:r>
+        <w:rPr>
+          <w:rFonts w:hint="eastAsia"/>
+          <w:b/>
+          <w:bCs/>
+          <w:sz w:val="20"/>
+          <w:szCs w:val="20"/>
         </w:rPr>
         <w:t>運用保守</w:t>
       </w:r>
     </w:p>
     <w:p/>
+    <w:p>
+      <w:pPr>
+        <w:rPr>
+          <w:b/>
+          <w:bCs/>
+          <w:sz w:val="24"/>
+        </w:rPr>
+      </w:pPr>
+      <w:r>
+        <w:rPr>
+          <w:rFonts w:hint="eastAsia"/>
+          <w:sz w:val="24"/>
+        </w:rPr>
+        <w:t>1.</w:t>
+      </w:r>
+      <w:r>
+        <w:rPr>
+          <w:b/>
+          <w:bCs/>
+          <w:sz w:val="24"/>
+        </w:rPr>
+        <w:t>背景</w:t>
+      </w:r>
+      <w:r>
+        <w:rPr>
+          <w:rFonts w:hint="eastAsia"/>
+          <w:b/>
+          <w:bCs/>
+          <w:sz w:val="24"/>
+        </w:rPr>
+        <w:t>と目的</w:t>
+      </w:r>
+    </w:p>
     <w:p/>
+    <w:p>
+      <w:pPr>
+        <w:rPr>
+          <w:szCs w:val="21"/>
+        </w:rPr>
+      </w:pPr>
+      <w:r>
+        <w:rPr>
+          <w:rFonts w:hint="eastAsia"/>
+        </w:rPr>
+        <w:t>・</w:t>
+      </w:r>
+      <w:r>
+        <w:rPr>
+          <w:rFonts w:hint="eastAsia"/>
+          <w:szCs w:val="21"/>
+        </w:rPr>
+        <w:t>概要</w:t>
+      </w:r>
+    </w:p>
+    <w:p>
+      <w:pPr>
+        <w:rPr>
+          <w:sz w:val="20"/>
+          <w:szCs w:val="20"/>
+        </w:rPr>
+      </w:pPr>
+      <w:r>
+        <w:rPr>
+          <w:rFonts w:hint="eastAsia"/>
+        </w:rPr>
+        <w:t xml:space="preserve">　</w:t>
+      </w:r>
+      <w:r>
+        <w:rPr>
+          <w:rFonts w:hint="eastAsia"/>
+        </w:rPr>
+        <w:t xml:space="preserve">　</w:t>
+      </w:r>
+      <w:r>
+        <w:rPr>
+          <w:sz w:val="20"/>
+          <w:szCs w:val="20"/>
+        </w:rPr>
+        <w:t>タイトル：「W</w:t>
+      </w:r>
+      <w:r>
+        <w:rPr>
+          <w:rFonts w:hint="eastAsia"/>
+          <w:sz w:val="20"/>
+          <w:szCs w:val="20"/>
+        </w:rPr>
+        <w:t>ebエンジニアスキル管理</w:t>
+      </w:r>
+      <w:r>
+        <w:rPr>
+          <w:sz w:val="20"/>
+          <w:szCs w:val="20"/>
+        </w:rPr>
+        <w:t>」</w:t>
+      </w:r>
+    </w:p>
+    <w:p>
+      <w:pPr>
+        <w:rPr>
+          <w:sz w:val="20"/>
+          <w:szCs w:val="20"/>
+        </w:rPr>
+      </w:pPr>
+      <w:r>
+        <w:rPr>
+          <w:rFonts w:hint="eastAsia"/>
+          <w:sz w:val="20"/>
+          <w:szCs w:val="20"/>
+        </w:rPr>
+        <w:t xml:space="preserve">　</w:t>
+      </w:r>
+      <w:r>
+        <w:rPr>
+          <w:rFonts w:hint="eastAsia"/>
+          <w:sz w:val="20"/>
+          <w:szCs w:val="20"/>
+        </w:rPr>
+        <w:t xml:space="preserve">　</w:t>
+      </w:r>
+      <w:r>
+        <w:rPr>
+          <w:rFonts w:hint="eastAsia"/>
+          <w:sz w:val="20"/>
+          <w:szCs w:val="20"/>
+        </w:rPr>
+        <w:t>内容:ユーザごとのwebスキルエンジニアとしての状況を点数(3段階)で評価し</w:t>
+      </w:r>
+    </w:p>
+    <w:p>
+      <w:pPr>
+        <w:rPr>
+          <w:sz w:val="20"/>
+          <w:szCs w:val="20"/>
+        </w:rPr>
+      </w:pPr>
+      <w:r>
+        <w:rPr>
+          <w:rFonts w:hint="eastAsia"/>
+          <w:sz w:val="20"/>
+          <w:szCs w:val="20"/>
+        </w:rPr>
+        <w:t xml:space="preserve">　</w:t>
+      </w:r>
+      <w:r>
+        <w:rPr>
+          <w:rFonts w:hint="eastAsia"/>
+          <w:sz w:val="20"/>
+          <w:szCs w:val="20"/>
+        </w:rPr>
+        <w:t xml:space="preserve">　</w:t>
+      </w:r>
+      <w:r>
+        <w:rPr>
+          <w:rFonts w:hint="eastAsia"/>
+          <w:sz w:val="20"/>
+          <w:szCs w:val="20"/>
+        </w:rPr>
+        <w:t>現在のスキル状況を記録化するwebアプリ。</w:t>
+      </w:r>
+    </w:p>
     <w:p/>
+    <w:p>
+      <w:pPr>
+        <w:rPr>
+          <w:szCs w:val="21"/>
+        </w:rPr>
+      </w:pPr>
+      <w:r>
+        <w:rPr>
+          <w:rFonts w:hint="eastAsia"/>
+        </w:rPr>
+        <w:t>・</w:t>
+      </w:r>
+      <w:r>
+        <w:rPr>
+          <w:rFonts w:hint="eastAsia"/>
+          <w:szCs w:val="21"/>
+        </w:rPr>
+        <w:t>背景</w:t>
+      </w:r>
+    </w:p>
+    <w:p>
+      <w:pPr>
+        <w:rPr>
+          <w:sz w:val="20"/>
+          <w:szCs w:val="20"/>
+        </w:rPr>
+      </w:pPr>
+      <w:r>
+        <w:rPr>
+          <w:rFonts w:hint="eastAsia"/>
+        </w:rPr>
+        <w:t xml:space="preserve">　</w:t>
+      </w:r>
+      <w:r>
+        <w:rPr>
+          <w:rFonts w:hint="eastAsia"/>
+        </w:rPr>
+        <w:t xml:space="preserve">　</w:t>
+      </w:r>
+      <w:r>
+        <w:rPr>
+          <w:rFonts w:hint="eastAsia"/>
+          <w:sz w:val="20"/>
+          <w:szCs w:val="20"/>
+        </w:rPr>
+        <w:t>これまでのwebスクールで研修課題をこな</w:t>
+      </w:r>
+      <w:r>
+        <w:rPr>
+          <w:rFonts w:hint="eastAsia"/>
+          <w:sz w:val="20"/>
+          <w:szCs w:val="20"/>
+        </w:rPr>
+        <w:t>すにあたり、</w:t>
+      </w:r>
+    </w:p>
+    <w:p>
+      <w:pPr>
+        <w:rPr>
+          <w:sz w:val="20"/>
+          <w:szCs w:val="20"/>
+        </w:rPr>
+      </w:pPr>
+      <w:r>
+        <w:rPr>
+          <w:rFonts w:hint="eastAsia"/>
+          <w:sz w:val="20"/>
+          <w:szCs w:val="20"/>
+        </w:rPr>
+        <w:t xml:space="preserve">　</w:t>
+      </w:r>
+      <w:r>
+        <w:rPr>
+          <w:rFonts w:hint="eastAsia"/>
+          <w:sz w:val="20"/>
+          <w:szCs w:val="20"/>
+        </w:rPr>
+        <w:t xml:space="preserve">　</w:t>
+      </w:r>
+      <w:r>
+        <w:rPr>
+          <w:sz w:val="20"/>
+          <w:szCs w:val="20"/>
+        </w:rPr>
+        <w:t>W</w:t>
+      </w:r>
+      <w:r>
+        <w:rPr>
+          <w:rFonts w:hint="eastAsia"/>
+          <w:sz w:val="20"/>
+          <w:szCs w:val="20"/>
+        </w:rPr>
+        <w:t>ebエンジニアとして働くためのスキルの</w:t>
+      </w:r>
+      <w:r>
+        <w:rPr>
+          <w:rFonts w:hint="eastAsia"/>
+          <w:sz w:val="20"/>
+          <w:szCs w:val="20"/>
+        </w:rPr>
+        <w:t>領域の広さを感じ</w:t>
+      </w:r>
+      <w:r>
+        <w:rPr>
+          <w:rFonts w:hint="eastAsia"/>
+          <w:sz w:val="20"/>
+          <w:szCs w:val="20"/>
+        </w:rPr>
+        <w:t>た</w:t>
+      </w:r>
+    </w:p>
+    <w:p>
+      <w:pPr>
+        <w:ind w:firstLineChars="200" w:firstLine="400"/>
+        <w:rPr>
+          <w:sz w:val="20"/>
+          <w:szCs w:val="20"/>
+        </w:rPr>
+      </w:pPr>
+      <w:r>
+        <w:rPr>
+          <w:rFonts w:hint="eastAsia"/>
+          <w:sz w:val="20"/>
+          <w:szCs w:val="20"/>
+        </w:rPr>
+        <w:t>研修の内容だけでは技術スキルを網羅しきれず</w:t>
+      </w:r>
+    </w:p>
+    <w:p>
+      <w:pPr>
+        <w:rPr>
+          <w:sz w:val="20"/>
+          <w:szCs w:val="20"/>
+        </w:rPr>
+      </w:pPr>
+      <w:r>
+        <w:rPr>
+          <w:rFonts w:hint="eastAsia"/>
+          <w:sz w:val="20"/>
+          <w:szCs w:val="20"/>
+        </w:rPr>
+        <w:t xml:space="preserve">　</w:t>
+      </w:r>
+      <w:r>
+        <w:rPr>
+          <w:rFonts w:hint="eastAsia"/>
+          <w:sz w:val="20"/>
+          <w:szCs w:val="20"/>
+        </w:rPr>
+        <w:t xml:space="preserve">　</w:t>
+      </w:r>
+      <w:r>
+        <w:rPr>
+          <w:rFonts w:hint="eastAsia"/>
+          <w:sz w:val="20"/>
+          <w:szCs w:val="20"/>
+        </w:rPr>
+        <w:t>現場に配属された後も</w:t>
+      </w:r>
+      <w:r>
+        <w:rPr>
+          <w:rFonts w:hint="eastAsia"/>
+          <w:sz w:val="20"/>
+          <w:szCs w:val="20"/>
+        </w:rPr>
+        <w:t>たくさん勉強していかなければいけないと実感した</w:t>
+      </w:r>
+    </w:p>
+    <w:p>
+      <w:r>
+        <w:rPr>
+          <w:rFonts w:hint="eastAsia"/>
+        </w:rPr>
+        <w:t xml:space="preserve">　</w:t>
+      </w:r>
+    </w:p>
+    <w:p>
+      <w:pPr>
+        <w:ind w:firstLineChars="100" w:firstLine="210"/>
+        <w:rPr>
+          <w:sz w:val="22"/>
+          <w:szCs w:val="22"/>
+        </w:rPr>
+      </w:pPr>
+      <w:r>
+        <w:rPr>
+          <w:rFonts w:hint="eastAsia"/>
+        </w:rPr>
+        <w:t>・</w:t>
+      </w:r>
+      <w:r>
+        <w:rPr>
+          <w:rFonts w:hint="eastAsia"/>
+          <w:szCs w:val="21"/>
+        </w:rPr>
+        <w:t>目的</w:t>
+      </w:r>
+    </w:p>
+    <w:p>
+      <w:pPr>
+        <w:ind w:left="420" w:hangingChars="200" w:hanging="420"/>
+        <w:rPr>
+          <w:sz w:val="20"/>
+          <w:szCs w:val="20"/>
+        </w:rPr>
+      </w:pPr>
+      <w:r>
+        <w:rPr>
+          <w:rFonts w:hint="eastAsia"/>
+        </w:rPr>
+        <w:t xml:space="preserve">　　</w:t>
+      </w:r>
+      <w:r>
+        <w:rPr>
+          <w:rFonts w:hint="eastAsia"/>
+          <w:sz w:val="20"/>
+          <w:szCs w:val="20"/>
+        </w:rPr>
+        <w:t>自分のスキル状況が可視化されスキル状況を管理することで、自分の苦手分野がわかりやすくなり、</w:t>
+      </w:r>
+      <w:r>
+        <w:rPr>
+          <w:rFonts w:hint="eastAsia"/>
+          <w:sz w:val="20"/>
+          <w:szCs w:val="20"/>
+        </w:rPr>
+        <w:t>今後の学習の役に立ち</w:t>
+      </w:r>
+      <w:r>
+        <w:rPr>
+          <w:rFonts w:hint="eastAsia"/>
+          <w:sz w:val="20"/>
+          <w:szCs w:val="20"/>
+        </w:rPr>
+        <w:t>研修終了後のさらなるスキルアップにも役に立つ</w:t>
+      </w:r>
+    </w:p>
     <w:p/>
-    <w:p/>
-    <w:p/>
-    <w:p/>
-    <w:p/>
-    <w:p/>
-    <w:p/>
-    <w:p/>
-    <w:p/>
-    <w:p/>
-    <w:p/>
-    <w:p/>
-    <w:p/>
-    <w:p/>
-    <w:p/>
-    <w:p/>
-    <w:p/>
-    <w:p/>
-    <w:p/>
-    <w:p/>
-    <w:p/>
-    <w:p/>
-    <w:p/>
-    <w:p>
-      <w:pPr>
-        <w:rPr>
-          <w:b/>
-          <w:bCs/>
-        </w:rPr>
-      </w:pPr>
-      <w:r>
-        <w:rPr>
-          <w:rFonts w:hint="eastAsia"/>
-        </w:rPr>
-        <w:lastRenderedPageBreak/>
-        <w:t>1.</w:t>
-      </w:r>
-      <w:r>
-        <w:rPr>
-          <w:b/>
-          <w:bCs/>
-        </w:rPr>
-        <w:t>背景</w:t>
-      </w:r>
-      <w:r>
-        <w:rPr>
-          <w:rFonts w:hint="eastAsia"/>
-          <w:b/>
-          <w:bCs/>
-        </w:rPr>
-        <w:t>と目的</w:t>
-      </w:r>
-    </w:p>
-    <w:p/>
-    <w:p>
-      <w:r>
-        <w:rPr>
-          <w:rFonts w:hint="eastAsia"/>
-        </w:rPr>
-        <w:t>・概要</w:t>
-      </w:r>
-    </w:p>
-    <w:p>
-      <w:r>
-        <w:rPr>
-          <w:rFonts w:hint="eastAsia"/>
-        </w:rPr>
-        <w:t xml:space="preserve">　</w:t>
-      </w:r>
-      <w:r>
-        <w:rPr>
-          <w:rFonts w:hint="eastAsia"/>
-        </w:rPr>
-        <w:t xml:space="preserve">　</w:t>
-      </w:r>
-      <w:r>
-        <w:t>タイトル：「W</w:t>
-      </w:r>
-      <w:r>
-        <w:rPr>
-          <w:rFonts w:hint="eastAsia"/>
-        </w:rPr>
-        <w:t>ebエンジニアスキル管理</w:t>
-      </w:r>
-      <w:r>
-        <w:t>」</w:t>
-      </w:r>
-    </w:p>
-    <w:p>
-      <w:r>
-        <w:rPr>
-          <w:rFonts w:hint="eastAsia"/>
-        </w:rPr>
-        <w:t xml:space="preserve">　</w:t>
-      </w:r>
-      <w:r>
-        <w:rPr>
-          <w:rFonts w:hint="eastAsia"/>
-        </w:rPr>
-        <w:t xml:space="preserve">　</w:t>
-      </w:r>
-      <w:r>
-        <w:rPr>
-          <w:rFonts w:hint="eastAsia"/>
-        </w:rPr>
-        <w:t>内容:ユーザごとのwebスキルエンジニアとしての状況を点数(3段階)で評価し</w:t>
-      </w:r>
-    </w:p>
-    <w:p>
-      <w:r>
-        <w:rPr>
-          <w:rFonts w:hint="eastAsia"/>
-        </w:rPr>
-        <w:t xml:space="preserve">　</w:t>
-      </w:r>
-      <w:r>
-        <w:rPr>
-          <w:rFonts w:hint="eastAsia"/>
-        </w:rPr>
-        <w:t xml:space="preserve">　</w:t>
-      </w:r>
-      <w:r>
-        <w:rPr>
-          <w:rFonts w:hint="eastAsia"/>
-        </w:rPr>
-        <w:t>現在のスキル状況を記録化するwebアプリ。</w:t>
-      </w:r>
-    </w:p>
-    <w:p/>
-    <w:p>
-      <w:r>
-        <w:rPr>
-          <w:rFonts w:hint="eastAsia"/>
-        </w:rPr>
-        <w:t>・背景</w:t>
-      </w:r>
-    </w:p>
-    <w:p>
-      <w:r>
-        <w:rPr>
-          <w:rFonts w:hint="eastAsia"/>
-        </w:rPr>
-        <w:t xml:space="preserve">　</w:t>
-      </w:r>
-      <w:r>
-        <w:rPr>
-          <w:rFonts w:hint="eastAsia"/>
-        </w:rPr>
-        <w:t xml:space="preserve">　</w:t>
-      </w:r>
-      <w:r>
-        <w:rPr>
-          <w:rFonts w:hint="eastAsia"/>
-        </w:rPr>
-        <w:t>これまでのwebスクールで研修課題をこな</w:t>
-      </w:r>
-      <w:r>
-        <w:rPr>
-          <w:rFonts w:hint="eastAsia"/>
-        </w:rPr>
-        <w:t>すにあたり、</w:t>
-      </w:r>
-    </w:p>
-    <w:p>
-      <w:r>
-        <w:rPr>
-          <w:rFonts w:hint="eastAsia"/>
-        </w:rPr>
-        <w:t xml:space="preserve">　</w:t>
-      </w:r>
-      <w:r>
-        <w:rPr>
-          <w:rFonts w:hint="eastAsia"/>
-        </w:rPr>
-        <w:t xml:space="preserve">　</w:t>
-      </w:r>
-      <w:r>
-        <w:t>W</w:t>
-      </w:r>
-      <w:r>
-        <w:rPr>
-          <w:rFonts w:hint="eastAsia"/>
-        </w:rPr>
-        <w:t>ebエンジニアとして働くためのスキルの</w:t>
-      </w:r>
-      <w:r>
-        <w:rPr>
-          <w:rFonts w:hint="eastAsia"/>
-        </w:rPr>
-        <w:t>領域の広さを感じ</w:t>
-      </w:r>
-      <w:r>
-        <w:rPr>
-          <w:rFonts w:hint="eastAsia"/>
-        </w:rPr>
-        <w:t>た</w:t>
-      </w:r>
-    </w:p>
-    <w:p>
-      <w:pPr>
-        <w:ind w:firstLineChars="200" w:firstLine="420"/>
-      </w:pPr>
-      <w:r>
-        <w:rPr>
-          <w:rFonts w:hint="eastAsia"/>
-        </w:rPr>
-        <w:t>研修の内容だけでは技術スキルを網羅しきれず</w:t>
-      </w:r>
-    </w:p>
-    <w:p>
-      <w:pPr>
-        <w:rPr>
-          <w:rFonts w:hint="eastAsia"/>
-        </w:rPr>
-      </w:pPr>
-      <w:r>
-        <w:rPr>
-          <w:rFonts w:hint="eastAsia"/>
-        </w:rPr>
-        <w:t xml:space="preserve">　</w:t>
-      </w:r>
-      <w:r>
-        <w:rPr>
-          <w:rFonts w:hint="eastAsia"/>
-        </w:rPr>
-        <w:t xml:space="preserve">　</w:t>
-      </w:r>
-      <w:r>
-        <w:rPr>
-          <w:rFonts w:hint="eastAsia"/>
-        </w:rPr>
-        <w:t>現場に配属された後も</w:t>
-      </w:r>
-      <w:r>
-        <w:rPr>
-          <w:rFonts w:hint="eastAsia"/>
-        </w:rPr>
-        <w:t>たくさん勉強していかなければいけないと実感した</w:t>
-      </w:r>
-    </w:p>
-    <w:p>
-      <w:r>
-        <w:rPr>
-          <w:rFonts w:hint="eastAsia"/>
-        </w:rPr>
-        <w:t xml:space="preserve">　</w:t>
-      </w:r>
-    </w:p>
-    <w:p>
-      <w:pPr>
-        <w:ind w:firstLineChars="100" w:firstLine="210"/>
-      </w:pPr>
-      <w:r>
-        <w:rPr>
-          <w:rFonts w:hint="eastAsia"/>
-        </w:rPr>
-        <w:t>・目的</w:t>
-      </w:r>
-    </w:p>
-    <w:p>
-      <w:pPr>
-        <w:ind w:left="420" w:hangingChars="200" w:hanging="420"/>
-      </w:pPr>
-      <w:r>
-        <w:rPr>
-          <w:rFonts w:hint="eastAsia"/>
-        </w:rPr>
-        <w:t xml:space="preserve">　　</w:t>
-      </w:r>
-      <w:r>
-        <w:rPr>
-          <w:rFonts w:hint="eastAsia"/>
-        </w:rPr>
-        <w:t>自分のスキル状況が可視化され</w:t>
-      </w:r>
-      <w:r>
-        <w:rPr>
-          <w:rFonts w:hint="eastAsia"/>
-        </w:rPr>
-        <w:t>スキル状況を管理することで、自分の苦手分野がわかりやすくなり、</w:t>
-      </w:r>
-      <w:r>
-        <w:rPr>
-          <w:rFonts w:hint="eastAsia"/>
-        </w:rPr>
-        <w:t>今後の学習の役に立ち</w:t>
-      </w:r>
-      <w:r>
-        <w:rPr>
-          <w:rFonts w:hint="eastAsia"/>
-        </w:rPr>
-        <w:t>研修終了後のさらなるスキルアップにも役に立つ</w:t>
-      </w:r>
-    </w:p>
-    <w:p/>
-    <w:p/>
-    <w:p/>
-    <w:p/>
-    <w:p/>
-    <w:p/>
-    <w:p/>
-    <w:p/>
-    <w:p/>
-    <w:p/>
-    <w:p/>
-    <w:p/>
-    <w:p/>
-    <w:p/>
-    <w:p>
-      <w:pPr>
-        <w:rPr>
-          <w:rFonts w:hint="eastAsia"/>
-        </w:rPr>
-      </w:pPr>
-    </w:p>
-    <w:p/>
-    <w:p/>
-    <w:p/>
-    <w:p/>
-    <w:p>
-      <w:pPr>
-        <w:rPr>
-          <w:rFonts w:hint="eastAsia"/>
-          <w:b/>
-          <w:bCs/>
+    <w:p>
+      <w:pPr>
+        <w:rPr>
+          <w:b/>
+          <w:bCs/>
+          <w:sz w:val="24"/>
         </w:rPr>
       </w:pPr>
       <w:r>
@@ -610,10 +711,24 @@
           <w:b/>
           <w:bCs/>
         </w:rPr>
-        <w:t>.プロジェクト概要</w:t>
-      </w:r>
-    </w:p>
-    <w:p>
+        <w:t>.</w:t>
+      </w:r>
+      <w:r>
+        <w:rPr>
+          <w:rFonts w:hint="eastAsia"/>
+          <w:b/>
+          <w:bCs/>
+          <w:sz w:val="24"/>
+        </w:rPr>
+        <w:t>プロジェクト概要</w:t>
+      </w:r>
+    </w:p>
+    <w:p>
+      <w:pPr>
+        <w:rPr>
+          <w:szCs w:val="21"/>
+        </w:rPr>
+      </w:pPr>
       <w:r>
         <w:rPr>
           <w:rFonts w:hint="eastAsia"/>
@@ -621,34 +736,49 @@
         <w:t>・</w:t>
       </w:r>
       <w:r>
+        <w:rPr>
+          <w:szCs w:val="21"/>
+        </w:rPr>
         <w:t>体制</w:t>
       </w:r>
     </w:p>
     <w:p>
       <w:pPr>
-        <w:ind w:firstLineChars="100" w:firstLine="210"/>
-      </w:pPr>
-      <w:r>
-        <w:rPr>
-          <w:rFonts w:hint="eastAsia"/>
+        <w:ind w:firstLineChars="100" w:firstLine="200"/>
+        <w:rPr>
+          <w:sz w:val="20"/>
+          <w:szCs w:val="20"/>
+        </w:rPr>
+      </w:pPr>
+      <w:r>
+        <w:rPr>
+          <w:rFonts w:hint="eastAsia"/>
+          <w:sz w:val="20"/>
+          <w:szCs w:val="20"/>
         </w:rPr>
         <w:t>1人</w:t>
       </w:r>
       <w:r>
         <w:rPr>
           <w:rFonts w:hint="eastAsia"/>
+          <w:sz w:val="20"/>
+          <w:szCs w:val="20"/>
         </w:rPr>
         <w:t>(</w:t>
       </w:r>
       <w:r>
         <w:rPr>
           <w:rFonts w:hint="eastAsia"/>
+          <w:sz w:val="20"/>
+          <w:szCs w:val="20"/>
         </w:rPr>
         <w:t>個人で作成</w:t>
       </w:r>
       <w:r>
         <w:rPr>
           <w:rFonts w:hint="eastAsia"/>
+          <w:sz w:val="20"/>
+          <w:szCs w:val="20"/>
         </w:rPr>
         <w:t>)</w:t>
       </w:r>
@@ -663,35 +793,51 @@
     </w:p>
     <w:p>
       <w:pPr>
-        <w:ind w:firstLineChars="100" w:firstLine="210"/>
-      </w:pPr>
-      <w:r>
-        <w:rPr>
-          <w:rFonts w:hint="eastAsia"/>
+        <w:ind w:firstLineChars="100" w:firstLine="200"/>
+        <w:rPr>
+          <w:sz w:val="20"/>
+          <w:szCs w:val="20"/>
+        </w:rPr>
+      </w:pPr>
+      <w:r>
+        <w:rPr>
+          <w:rFonts w:hint="eastAsia"/>
+          <w:sz w:val="20"/>
+          <w:szCs w:val="20"/>
         </w:rPr>
         <w:t>別紙(</w:t>
       </w:r>
-      <w:r>
-        <w:rPr>
-          <w:rFonts w:hint="eastAsia"/>
+      <w:proofErr w:type="spellStart"/>
+      <w:r>
+        <w:rPr>
+          <w:rFonts w:hint="eastAsia"/>
+          <w:sz w:val="20"/>
+          <w:szCs w:val="20"/>
         </w:rPr>
         <w:t>w</w:t>
       </w:r>
       <w:r>
         <w:rPr>
           <w:rFonts w:hint="eastAsia"/>
+          <w:sz w:val="20"/>
+          <w:szCs w:val="20"/>
         </w:rPr>
         <w:t>bs</w:t>
       </w:r>
-      <w:r>
-        <w:rPr>
-          <w:rFonts w:hint="eastAsia"/>
+      <w:proofErr w:type="spellEnd"/>
+      <w:r>
+        <w:rPr>
+          <w:rFonts w:hint="eastAsia"/>
+          <w:sz w:val="20"/>
+          <w:szCs w:val="20"/>
         </w:rPr>
         <w:t>)</w:t>
       </w:r>
       <w:r>
         <w:rPr>
           <w:rFonts w:hint="eastAsia"/>
+          <w:sz w:val="20"/>
+          <w:szCs w:val="20"/>
         </w:rPr>
         <w:t>に記載</w:t>
       </w:r>
@@ -707,7 +853,8 @@
     <w:p>
       <w:pPr>
         <w:rPr>
-          <w:rFonts w:hint="eastAsia"/>
+          <w:sz w:val="20"/>
+          <w:szCs w:val="20"/>
         </w:rPr>
       </w:pPr>
       <w:r>
@@ -719,21 +866,31 @@
       <w:r>
         <w:rPr>
           <w:rFonts w:hint="eastAsia"/>
+          <w:sz w:val="20"/>
+          <w:szCs w:val="20"/>
         </w:rPr>
         <w:t>webアプリ(</w:t>
       </w:r>
       <w:r>
+        <w:rPr>
+          <w:sz w:val="20"/>
+          <w:szCs w:val="20"/>
+        </w:rPr>
         <w:t>W</w:t>
       </w:r>
       <w:r>
         <w:rPr>
           <w:rFonts w:hint="eastAsia"/>
+          <w:sz w:val="20"/>
+          <w:szCs w:val="20"/>
         </w:rPr>
         <w:t>ebエンジニアスキル管理</w:t>
       </w:r>
       <w:r>
         <w:rPr>
           <w:rFonts w:hint="eastAsia"/>
+          <w:sz w:val="20"/>
+          <w:szCs w:val="20"/>
         </w:rPr>
         <w:t>アプリ)</w:t>
       </w:r>
@@ -744,6 +901,7 @@
         <w:rPr>
           <w:b/>
           <w:bCs/>
+          <w:sz w:val="24"/>
         </w:rPr>
       </w:pPr>
       <w:r>
@@ -763,6 +921,7 @@
           <w:rFonts w:hint="eastAsia"/>
           <w:b/>
           <w:bCs/>
+          <w:sz w:val="24"/>
         </w:rPr>
         <w:t>サイト構成</w:t>
       </w:r>
@@ -788,6 +947,12 @@
       </w:r>
     </w:p>
     <w:p>
+      <w:pPr>
+        <w:rPr>
+          <w:sz w:val="20"/>
+          <w:szCs w:val="20"/>
+        </w:rPr>
+      </w:pPr>
       <w:r>
         <w:rPr>
           <w:rFonts w:hint="eastAsia"/>
@@ -801,10 +966,11 @@
         <w:t xml:space="preserve"> </w:t>
       </w:r>
       <w:r>
-        <w:t>Linux（Ubuntu</w:t>
-      </w:r>
-      <w:r>
-        <w:t>）</w:t>
+        <w:rPr>
+          <w:sz w:val="20"/>
+          <w:szCs w:val="20"/>
+        </w:rPr>
+        <w:t>Linux（Ubuntu）</w:t>
       </w:r>
     </w:p>
     <w:p>
@@ -819,6 +985,12 @@
       </w:r>
     </w:p>
     <w:p>
+      <w:pPr>
+        <w:rPr>
+          <w:sz w:val="20"/>
+          <w:szCs w:val="20"/>
+        </w:rPr>
+      </w:pPr>
       <w:r>
         <w:rPr>
           <w:rFonts w:hint="eastAsia"/>
@@ -834,36 +1006,54 @@
       <w:r>
         <w:rPr>
           <w:rFonts w:hint="eastAsia"/>
+          <w:sz w:val="20"/>
+          <w:szCs w:val="20"/>
         </w:rPr>
         <w:t>別紙</w:t>
       </w:r>
       <w:r>
         <w:rPr>
           <w:rFonts w:hint="eastAsia"/>
+          <w:sz w:val="20"/>
+          <w:szCs w:val="20"/>
         </w:rPr>
         <w:t>(</w:t>
       </w:r>
       <w:r>
+        <w:rPr>
+          <w:sz w:val="20"/>
+          <w:szCs w:val="20"/>
+        </w:rPr>
         <w:t>W</w:t>
       </w:r>
       <w:r>
         <w:rPr>
           <w:rFonts w:hint="eastAsia"/>
+          <w:sz w:val="20"/>
+          <w:szCs w:val="20"/>
         </w:rPr>
         <w:t>ebエンジニアスキル管理</w:t>
       </w:r>
       <w:r>
+        <w:rPr>
+          <w:sz w:val="20"/>
+          <w:szCs w:val="20"/>
+        </w:rPr>
         <w:t>画面仕様書</w:t>
       </w:r>
       <w:r>
         <w:rPr>
           <w:rFonts w:hint="eastAsia"/>
+          <w:sz w:val="20"/>
+          <w:szCs w:val="20"/>
         </w:rPr>
         <w:t>)</w:t>
       </w:r>
       <w:r>
         <w:rPr>
           <w:rFonts w:hint="eastAsia"/>
+          <w:sz w:val="20"/>
+          <w:szCs w:val="20"/>
         </w:rPr>
         <w:t>記載</w:t>
       </w:r>
@@ -874,6 +1064,7 @@
         <w:rPr>
           <w:b/>
           <w:bCs/>
+          <w:sz w:val="24"/>
         </w:rPr>
       </w:pPr>
       <w:r>
@@ -886,40 +1077,72 @@
         <w:rPr>
           <w:b/>
           <w:bCs/>
+          <w:sz w:val="24"/>
         </w:rPr>
         <w:t>システム要件</w:t>
       </w:r>
     </w:p>
     <w:p>
       <w:pPr>
+        <w:ind w:firstLineChars="150" w:firstLine="300"/>
+        <w:rPr>
+          <w:sz w:val="20"/>
+          <w:szCs w:val="20"/>
+        </w:rPr>
+      </w:pPr>
+      <w:r>
+        <w:rPr>
+          <w:rFonts w:hint="eastAsia"/>
+          <w:sz w:val="20"/>
+          <w:szCs w:val="20"/>
+        </w:rPr>
+        <w:t>別紙(</w:t>
+      </w:r>
+      <w:r>
+        <w:rPr>
+          <w:sz w:val="20"/>
+          <w:szCs w:val="20"/>
+        </w:rPr>
+        <w:t>W</w:t>
+      </w:r>
+      <w:r>
+        <w:rPr>
+          <w:rFonts w:hint="eastAsia"/>
+          <w:sz w:val="20"/>
+          <w:szCs w:val="20"/>
+        </w:rPr>
+        <w:t>ebエンジニアスキル管理</w:t>
+      </w:r>
+      <w:r>
+        <w:rPr>
+          <w:sz w:val="20"/>
+          <w:szCs w:val="20"/>
+        </w:rPr>
+        <w:t>機能・非機能要件</w:t>
+      </w:r>
+      <w:r>
+        <w:rPr>
+          <w:rFonts w:hint="eastAsia"/>
+          <w:sz w:val="20"/>
+          <w:szCs w:val="20"/>
+        </w:rPr>
+        <w:t>)記載</w:t>
+      </w:r>
+    </w:p>
+    <w:p>
+      <w:pPr>
         <w:ind w:firstLineChars="150" w:firstLine="315"/>
-      </w:pPr>
-      <w:r>
-        <w:rPr>
-          <w:rFonts w:hint="eastAsia"/>
-        </w:rPr>
-        <w:t>別紙(</w:t>
-      </w:r>
-      <w:r>
-        <w:t>W</w:t>
-      </w:r>
-      <w:r>
-        <w:rPr>
-          <w:rFonts w:hint="eastAsia"/>
-        </w:rPr>
-        <w:t>ebエンジニアスキル管理</w:t>
-      </w:r>
-      <w:r>
-        <w:t>機能・非機能要件</w:t>
-      </w:r>
-      <w:r>
-        <w:rPr>
-          <w:rFonts w:hint="eastAsia"/>
-        </w:rPr>
-        <w:t>)記載</w:t>
-      </w:r>
-    </w:p>
-    <w:p>
+        <w:rPr>
+          <w:rFonts w:hint="eastAsia"/>
+        </w:rPr>
+      </w:pPr>
+    </w:p>
+    <w:p>
+      <w:pPr>
+        <w:rPr>
+          <w:sz w:val="24"/>
+        </w:rPr>
+      </w:pPr>
       <w:r>
         <w:rPr>
           <w:rFonts w:hint="eastAsia"/>
@@ -936,6 +1159,7 @@
         <w:rPr>
           <w:b/>
           <w:bCs/>
+          <w:sz w:val="24"/>
         </w:rPr>
         <w:t>技術要件</w:t>
       </w:r>
@@ -954,7 +1178,8 @@
     <w:p>
       <w:pPr>
         <w:rPr>
-          <w:rFonts w:hint="eastAsia"/>
+          <w:sz w:val="20"/>
+          <w:szCs w:val="20"/>
         </w:rPr>
       </w:pPr>
       <w:r>
@@ -966,18 +1191,53 @@
       <w:r>
         <w:rPr>
           <w:rFonts w:hint="eastAsia"/>
+          <w:sz w:val="20"/>
+          <w:szCs w:val="20"/>
         </w:rPr>
         <w:t xml:space="preserve"> </w:t>
       </w:r>
       <w:r>
-        <w:t>PHP 7.4.16</w:t>
-      </w:r>
-      <w:r>
-        <w:rPr>
-          <w:rFonts w:hint="eastAsia"/>
-        </w:rPr>
-        <w:t>,HTML,CSS,Javascript</w:t>
-      </w:r>
+        <w:rPr>
+          <w:sz w:val="20"/>
+          <w:szCs w:val="20"/>
+        </w:rPr>
+        <w:t xml:space="preserve">PHP </w:t>
+      </w:r>
+      <w:proofErr w:type="gramStart"/>
+      <w:r>
+        <w:rPr>
+          <w:sz w:val="20"/>
+          <w:szCs w:val="20"/>
+        </w:rPr>
+        <w:t>7.4.16</w:t>
+      </w:r>
+      <w:r>
+        <w:rPr>
+          <w:rFonts w:hint="eastAsia"/>
+          <w:sz w:val="20"/>
+          <w:szCs w:val="20"/>
+        </w:rPr>
+        <w:t>,HTML</w:t>
+      </w:r>
+      <w:proofErr w:type="gramEnd"/>
+      <w:r>
+        <w:rPr>
+          <w:rFonts w:hint="eastAsia"/>
+          <w:sz w:val="20"/>
+          <w:szCs w:val="20"/>
+        </w:rPr>
+        <w:t>,</w:t>
+      </w:r>
+      <w:proofErr w:type="gramStart"/>
+      <w:r>
+        <w:rPr>
+          <w:rFonts w:hint="eastAsia"/>
+          <w:sz w:val="20"/>
+          <w:szCs w:val="20"/>
+        </w:rPr>
+        <w:t>CSS,Javascript</w:t>
+      </w:r>
+      <w:proofErr w:type="gramEnd"/>
     </w:p>
     <w:p>
       <w:pPr>
@@ -991,6 +1251,12 @@
       </w:r>
     </w:p>
     <w:p>
+      <w:pPr>
+        <w:rPr>
+          <w:sz w:val="20"/>
+          <w:szCs w:val="20"/>
+        </w:rPr>
+      </w:pPr>
       <w:r>
         <w:rPr>
           <w:rFonts w:hint="eastAsia"/>
@@ -1004,31 +1270,111 @@
         <w:t xml:space="preserve"> </w:t>
       </w:r>
       <w:r>
-        <w:t>Laravel Framework 6.20.45</w:t>
-      </w:r>
-      <w:r>
+        <w:rPr>
+          <w:sz w:val="20"/>
+          <w:szCs w:val="20"/>
+        </w:rPr>
+        <w:t xml:space="preserve">Laravel Framework 6.20.45 </w:t>
+      </w:r>
+      <w:r>
+        <w:rPr>
+          <w:rFonts w:hint="eastAsia"/>
+          <w:sz w:val="20"/>
+          <w:szCs w:val="20"/>
+        </w:rPr>
+        <w:t>(PHP)</w:t>
+      </w:r>
+      <w:r>
+        <w:rPr>
+          <w:rFonts w:hint="eastAsia"/>
+          <w:sz w:val="20"/>
+          <w:szCs w:val="20"/>
+        </w:rPr>
+        <w:t>,</w:t>
+      </w:r>
+      <w:r>
+        <w:rPr>
+          <w:sz w:val="20"/>
+          <w:szCs w:val="20"/>
+        </w:rPr>
+        <w:t xml:space="preserve"> Bootstrap </w:t>
+      </w:r>
+      <w:r>
+        <w:rPr>
+          <w:rFonts w:hint="eastAsia"/>
+          <w:sz w:val="20"/>
+          <w:szCs w:val="20"/>
+        </w:rPr>
+        <w:t>(CSS)</w:t>
+      </w:r>
+    </w:p>
+    <w:p>
+      <w:pPr>
+        <w:ind w:firstLineChars="50" w:firstLine="105"/>
+      </w:pPr>
+      <w:r>
+        <w:rPr>
+          <w:rFonts w:hint="eastAsia"/>
+        </w:rPr>
+        <w:t>・</w:t>
+      </w:r>
+      <w:r>
+        <w:t>バージョン管理</w:t>
+      </w:r>
+    </w:p>
+    <w:p>
+      <w:pPr>
+        <w:rPr>
+          <w:sz w:val="20"/>
+          <w:szCs w:val="20"/>
+        </w:rPr>
+      </w:pPr>
+      <w:r>
+        <w:rPr>
+          <w:rFonts w:hint="eastAsia"/>
+        </w:rPr>
+        <w:t xml:space="preserve">　</w:t>
+      </w:r>
+      <w:r>
+        <w:rPr>
+          <w:rFonts w:hint="eastAsia"/>
+        </w:rPr>
         <w:t xml:space="preserve"> </w:t>
       </w:r>
-      <w:r>
-        <w:rPr>
-          <w:rFonts w:hint="eastAsia"/>
-        </w:rPr>
-        <w:t>(PHP)</w:t>
-      </w:r>
-      <w:r>
-        <w:rPr>
-          <w:rFonts w:hint="eastAsia"/>
-        </w:rPr>
-        <w:t>,</w:t>
-      </w:r>
-      <w:r>
-        <w:t xml:space="preserve"> Bootstrap </w:t>
-      </w:r>
-      <w:r>
-        <w:rPr>
-          <w:rFonts w:hint="eastAsia"/>
-        </w:rPr>
-        <w:t>(CSS)</w:t>
+      <w:proofErr w:type="gramStart"/>
+      <w:r>
+        <w:rPr>
+          <w:rFonts w:hint="eastAsia"/>
+          <w:sz w:val="20"/>
+          <w:szCs w:val="20"/>
+        </w:rPr>
+        <w:t>GIT,GITHUB</w:t>
+      </w:r>
+      <w:proofErr w:type="gramEnd"/>
+    </w:p>
+    <w:p/>
+    <w:p>
+      <w:pPr>
+        <w:rPr>
+          <w:b/>
+          <w:bCs/>
+          <w:sz w:val="24"/>
+        </w:rPr>
+      </w:pPr>
+      <w:r>
+        <w:rPr>
+          <w:rFonts w:hint="eastAsia"/>
+        </w:rPr>
+        <w:t>6.</w:t>
+      </w:r>
+      <w:r>
+        <w:rPr>
+          <w:rFonts w:hint="eastAsia"/>
+          <w:b/>
+          <w:bCs/>
+          <w:sz w:val="24"/>
+        </w:rPr>
+        <w:t>インフラ要件</w:t>
       </w:r>
     </w:p>
     <w:p>
@@ -1042,13 +1388,281 @@
         <w:t>・</w:t>
       </w:r>
       <w:r>
-        <w:t>バージョン管理</w:t>
-      </w:r>
-    </w:p>
-    <w:p>
-      <w:pPr>
-        <w:rPr>
-          <w:rFonts w:hint="eastAsia"/>
+        <w:t>Webサーバー</w:t>
+      </w:r>
+      <w:r>
+        <w:rPr>
+          <w:rFonts w:hint="eastAsia"/>
+        </w:rPr>
+        <w:t>、APサーバー</w:t>
+      </w:r>
+    </w:p>
+    <w:p>
+      <w:pPr>
+        <w:ind w:firstLineChars="150" w:firstLine="300"/>
+        <w:rPr>
+          <w:sz w:val="20"/>
+          <w:szCs w:val="20"/>
+        </w:rPr>
+      </w:pPr>
+      <w:r>
+        <w:rPr>
+          <w:sz w:val="20"/>
+          <w:szCs w:val="20"/>
+        </w:rPr>
+        <w:t>Nginx</w:t>
+      </w:r>
+    </w:p>
+    <w:p>
+      <w:pPr>
+        <w:ind w:firstLineChars="50" w:firstLine="105"/>
+      </w:pPr>
+      <w:r>
+        <w:rPr>
+          <w:rFonts w:hint="eastAsia"/>
+        </w:rPr>
+        <w:t>・</w:t>
+      </w:r>
+      <w:r>
+        <w:t>DBサーバー</w:t>
+      </w:r>
+    </w:p>
+    <w:p>
+      <w:pPr>
+        <w:ind w:firstLineChars="150" w:firstLine="300"/>
+        <w:rPr>
+          <w:sz w:val="20"/>
+          <w:szCs w:val="20"/>
+        </w:rPr>
+      </w:pPr>
+      <w:r>
+        <w:rPr>
+          <w:sz w:val="20"/>
+          <w:szCs w:val="20"/>
+        </w:rPr>
+        <w:t>MySQL</w:t>
+      </w:r>
+      <w:r>
+        <w:rPr>
+          <w:sz w:val="20"/>
+          <w:szCs w:val="20"/>
+        </w:rPr>
+        <w:t>:5.7</w:t>
+      </w:r>
+    </w:p>
+    <w:p>
+      <w:r>
+        <w:rPr>
+          <w:rFonts w:hint="eastAsia"/>
+        </w:rPr>
+        <w:t xml:space="preserve"> </w:t>
+      </w:r>
+      <w:r>
+        <w:rPr>
+          <w:rFonts w:hint="eastAsia"/>
+        </w:rPr>
+        <w:t>・</w:t>
+      </w:r>
+      <w:r>
+        <w:t>ドメイン・DNS</w:t>
+      </w:r>
+    </w:p>
+    <w:p>
+      <w:pPr>
+        <w:ind w:firstLineChars="150" w:firstLine="300"/>
+        <w:rPr>
+          <w:sz w:val="20"/>
+          <w:szCs w:val="20"/>
+        </w:rPr>
+      </w:pPr>
+      <w:r>
+        <w:rPr>
+          <w:rFonts w:hint="eastAsia"/>
+          <w:sz w:val="20"/>
+          <w:szCs w:val="20"/>
+        </w:rPr>
+        <w:lastRenderedPageBreak/>
+        <w:t>新規取得</w:t>
+      </w:r>
+    </w:p>
+    <w:p>
+      <w:pPr>
+        <w:rPr>
+          <w:rFonts w:hint="eastAsia"/>
+        </w:rPr>
+      </w:pPr>
+    </w:p>
+    <w:p>
+      <w:pPr>
+        <w:rPr>
+          <w:b/>
+          <w:bCs/>
+          <w:sz w:val="24"/>
+        </w:rPr>
+      </w:pPr>
+      <w:r>
+        <w:rPr>
+          <w:rFonts w:hint="eastAsia"/>
+        </w:rPr>
+        <w:t>7.</w:t>
+      </w:r>
+      <w:r>
+        <w:rPr>
+          <w:rFonts w:hint="eastAsia"/>
+          <w:b/>
+          <w:bCs/>
+          <w:sz w:val="24"/>
+        </w:rPr>
+        <w:t>セキュリティ要件</w:t>
+      </w:r>
+    </w:p>
+    <w:p>
+      <w:pPr>
+        <w:ind w:firstLineChars="50" w:firstLine="105"/>
+      </w:pPr>
+      <w:r>
+        <w:rPr>
+          <w:rFonts w:hint="eastAsia"/>
+        </w:rPr>
+        <w:t>・</w:t>
+      </w:r>
+      <w:r>
+        <w:t>通信の暗号</w:t>
+      </w:r>
+      <w:r>
+        <w:t>化</w:t>
+      </w:r>
+      <w:r>
+        <w:rPr>
+          <w:rFonts w:hint="eastAsia"/>
+        </w:rPr>
+        <w:t>(</w:t>
+      </w:r>
+      <w:r>
+        <w:t>https</w:t>
+      </w:r>
+      <w:r>
+        <w:rPr>
+          <w:rFonts w:hint="eastAsia"/>
+        </w:rPr>
+        <w:t>)</w:t>
+      </w:r>
+    </w:p>
+    <w:p>
+      <w:pPr>
+        <w:rPr>
+          <w:sz w:val="20"/>
+          <w:szCs w:val="20"/>
+        </w:rPr>
+      </w:pPr>
+      <w:r>
+        <w:rPr>
+          <w:rFonts w:hint="eastAsia"/>
+        </w:rPr>
+        <w:t xml:space="preserve">  </w:t>
+      </w:r>
+      <w:r>
+        <w:rPr>
+          <w:rFonts w:hint="eastAsia"/>
+        </w:rPr>
+        <w:t xml:space="preserve"> </w:t>
+      </w:r>
+      <w:r>
+        <w:rPr>
+          <w:sz w:val="20"/>
+          <w:szCs w:val="20"/>
+        </w:rPr>
+        <w:t>サーバー証明書</w:t>
+      </w:r>
+      <w:r>
+        <w:rPr>
+          <w:rFonts w:hint="eastAsia"/>
+          <w:sz w:val="20"/>
+          <w:szCs w:val="20"/>
+        </w:rPr>
+        <w:t>:</w:t>
+      </w:r>
+      <w:r>
+        <w:rPr>
+          <w:sz w:val="20"/>
+          <w:szCs w:val="20"/>
+        </w:rPr>
+        <w:t>ドメイン認証（DV）</w:t>
+      </w:r>
+    </w:p>
+    <w:p>
+      <w:pPr>
+        <w:rPr>
+          <w:sz w:val="20"/>
+          <w:szCs w:val="20"/>
+        </w:rPr>
+      </w:pPr>
+      <w:r>
+        <w:rPr>
+          <w:rFonts w:hint="eastAsia"/>
+          <w:sz w:val="20"/>
+          <w:szCs w:val="20"/>
+        </w:rPr>
+        <w:t xml:space="preserve">  </w:t>
+      </w:r>
+      <w:r>
+        <w:rPr>
+          <w:rFonts w:hint="eastAsia"/>
+          <w:sz w:val="20"/>
+          <w:szCs w:val="20"/>
+        </w:rPr>
+        <w:t xml:space="preserve"> </w:t>
+      </w:r>
+      <w:r>
+        <w:rPr>
+          <w:sz w:val="20"/>
+          <w:szCs w:val="20"/>
+        </w:rPr>
+        <w:t>適用範囲</w:t>
+      </w:r>
+      <w:r>
+        <w:rPr>
+          <w:rFonts w:hint="eastAsia"/>
+          <w:sz w:val="20"/>
+          <w:szCs w:val="20"/>
+        </w:rPr>
+        <w:t>:</w:t>
+      </w:r>
+      <w:r>
+        <w:rPr>
+          <w:rFonts w:hint="eastAsia"/>
+          <w:sz w:val="20"/>
+          <w:szCs w:val="20"/>
+        </w:rPr>
+        <w:t xml:space="preserve"> </w:t>
+      </w:r>
+      <w:r>
+        <w:rPr>
+          <w:sz w:val="20"/>
+          <w:szCs w:val="20"/>
+        </w:rPr>
+        <w:t>全ページSSL（常時SSL/HTTPS化）</w:t>
+      </w:r>
+    </w:p>
+    <w:p>
+      <w:pPr>
+        <w:ind w:firstLineChars="50" w:firstLine="105"/>
+      </w:pPr>
+      <w:r>
+        <w:rPr>
+          <w:rFonts w:hint="eastAsia"/>
+        </w:rPr>
+        <w:t>・</w:t>
+      </w:r>
+      <w:r>
+        <w:t>パスワード管理</w:t>
+      </w:r>
+    </w:p>
+    <w:p>
+      <w:pPr>
+        <w:rPr>
+          <w:sz w:val="20"/>
+          <w:szCs w:val="20"/>
         </w:rPr>
       </w:pPr>
       <w:r>
@@ -1065,9 +1679,441 @@
       </w:r>
       <w:r>
         <w:rPr>
-          <w:rFonts w:hint="eastAsia"/>
-        </w:rPr>
-        <w:t>GIT,GITHUB</w:t>
+          <w:sz w:val="20"/>
+          <w:szCs w:val="20"/>
+        </w:rPr>
+        <w:t>パスワード</w:t>
+      </w:r>
+      <w:r>
+        <w:rPr>
+          <w:rFonts w:hint="eastAsia"/>
+          <w:sz w:val="20"/>
+          <w:szCs w:val="20"/>
+        </w:rPr>
+        <w:t>を</w:t>
+      </w:r>
+      <w:r>
+        <w:rPr>
+          <w:sz w:val="20"/>
+          <w:szCs w:val="20"/>
+        </w:rPr>
+        <w:t>ハッシュ化</w:t>
+      </w:r>
+      <w:r>
+        <w:rPr>
+          <w:rFonts w:hint="eastAsia"/>
+          <w:sz w:val="20"/>
+          <w:szCs w:val="20"/>
+        </w:rPr>
+        <w:t>し</w:t>
+      </w:r>
+      <w:r>
+        <w:rPr>
+          <w:rFonts w:hint="eastAsia"/>
+          <w:sz w:val="20"/>
+          <w:szCs w:val="20"/>
+        </w:rPr>
+        <w:t>て管理</w:t>
+      </w:r>
+    </w:p>
+    <w:p>
+      <w:pPr>
+        <w:ind w:firstLineChars="50" w:firstLine="105"/>
+      </w:pPr>
+      <w:r>
+        <w:rPr>
+          <w:rFonts w:hint="eastAsia"/>
+        </w:rPr>
+        <w:t>・</w:t>
+      </w:r>
+      <w:r>
+        <w:t>脆弱性対策</w:t>
+      </w:r>
+    </w:p>
+    <w:p>
+      <w:pPr>
+        <w:rPr>
+          <w:sz w:val="20"/>
+          <w:szCs w:val="20"/>
+        </w:rPr>
+      </w:pPr>
+      <w:r>
+        <w:rPr>
+          <w:rFonts w:hint="eastAsia"/>
+        </w:rPr>
+        <w:t xml:space="preserve">　</w:t>
+      </w:r>
+      <w:r>
+        <w:rPr>
+          <w:rFonts w:hint="eastAsia"/>
+        </w:rPr>
+        <w:t xml:space="preserve"> </w:t>
+      </w:r>
+      <w:r>
+        <w:rPr>
+          <w:sz w:val="20"/>
+          <w:szCs w:val="20"/>
+        </w:rPr>
+        <w:t>SQLインジェクション対策</w:t>
+      </w:r>
+      <w:r>
+        <w:rPr>
+          <w:rFonts w:hint="eastAsia"/>
+          <w:sz w:val="20"/>
+          <w:szCs w:val="20"/>
+        </w:rPr>
+        <w:t>、</w:t>
+      </w:r>
+      <w:r>
+        <w:rPr>
+          <w:sz w:val="20"/>
+          <w:szCs w:val="20"/>
+        </w:rPr>
+        <w:t>クロスサイト・スクリプティング（XSS）対策</w:t>
+      </w:r>
+    </w:p>
+    <w:p>
+      <w:pPr>
+        <w:rPr>
+          <w:sz w:val="20"/>
+          <w:szCs w:val="20"/>
+        </w:rPr>
+      </w:pPr>
+      <w:r>
+        <w:rPr>
+          <w:rFonts w:hint="eastAsia"/>
+          <w:sz w:val="20"/>
+          <w:szCs w:val="20"/>
+        </w:rPr>
+        <w:t xml:space="preserve">　</w:t>
+      </w:r>
+      <w:r>
+        <w:rPr>
+          <w:rFonts w:hint="eastAsia"/>
+          <w:sz w:val="20"/>
+          <w:szCs w:val="20"/>
+        </w:rPr>
+        <w:t xml:space="preserve"> </w:t>
+      </w:r>
+      <w:r>
+        <w:rPr>
+          <w:sz w:val="20"/>
+          <w:szCs w:val="20"/>
+        </w:rPr>
+        <w:t>クロスサイト・リクエスト・フォージェリ（CSRF）対策</w:t>
+      </w:r>
+      <w:r>
+        <w:rPr>
+          <w:rFonts w:hint="eastAsia"/>
+          <w:sz w:val="20"/>
+          <w:szCs w:val="20"/>
+        </w:rPr>
+        <w:t>実施</w:t>
+      </w:r>
+    </w:p>
+    <w:p>
+      <w:pPr>
+        <w:ind w:firstLineChars="50" w:firstLine="105"/>
+      </w:pPr>
+      <w:r>
+        <w:rPr>
+          <w:rFonts w:hint="eastAsia"/>
+        </w:rPr>
+        <w:t>・</w:t>
+      </w:r>
+      <w:r>
+        <w:t>セッション管理</w:t>
+      </w:r>
+    </w:p>
+    <w:p>
+      <w:pPr>
+        <w:rPr>
+          <w:sz w:val="20"/>
+          <w:szCs w:val="20"/>
+        </w:rPr>
+      </w:pPr>
+      <w:r>
+        <w:rPr>
+          <w:rFonts w:hint="eastAsia"/>
+        </w:rPr>
+        <w:t xml:space="preserve"> </w:t>
+      </w:r>
+      <w:r>
+        <w:rPr>
+          <w:rFonts w:hint="eastAsia"/>
+        </w:rPr>
+        <w:t xml:space="preserve"> </w:t>
+      </w:r>
+      <w:r>
+        <w:rPr>
+          <w:rFonts w:hint="eastAsia"/>
+        </w:rPr>
+        <w:t xml:space="preserve"> </w:t>
+      </w:r>
+      <w:r>
+        <w:rPr>
+          <w:rFonts w:hint="eastAsia"/>
+          <w:sz w:val="20"/>
+          <w:szCs w:val="20"/>
+        </w:rPr>
+        <w:t>不要</w:t>
+      </w:r>
+      <w:r>
+        <w:rPr>
+          <w:rFonts w:hint="eastAsia"/>
+          <w:sz w:val="20"/>
+          <w:szCs w:val="20"/>
+        </w:rPr>
+        <w:t>(個人で使用するアプリのため)</w:t>
+      </w:r>
+    </w:p>
+    <w:p>
+      <w:pPr>
+        <w:ind w:firstLineChars="50" w:firstLine="105"/>
+      </w:pPr>
+      <w:r>
+        <w:rPr>
+          <w:rFonts w:hint="eastAsia"/>
+        </w:rPr>
+        <w:t>・</w:t>
+      </w:r>
+      <w:r>
+        <w:t>認証</w:t>
+      </w:r>
+    </w:p>
+    <w:p>
+      <w:pPr>
+        <w:rPr>
+          <w:sz w:val="20"/>
+          <w:szCs w:val="20"/>
+        </w:rPr>
+      </w:pPr>
+      <w:r>
+        <w:rPr>
+          <w:rFonts w:hint="eastAsia"/>
+        </w:rPr>
+        <w:t xml:space="preserve">　</w:t>
+      </w:r>
+      <w:r>
+        <w:rPr>
+          <w:rFonts w:hint="eastAsia"/>
+        </w:rPr>
+        <w:t xml:space="preserve"> </w:t>
+      </w:r>
+      <w:r>
+        <w:rPr>
+          <w:rFonts w:hint="eastAsia"/>
+          <w:sz w:val="20"/>
+          <w:szCs w:val="20"/>
+        </w:rPr>
+        <w:t>ログイン機能による実装(パスワード</w:t>
+      </w:r>
+      <w:r>
+        <w:rPr>
+          <w:rFonts w:hint="eastAsia"/>
+          <w:sz w:val="20"/>
+          <w:szCs w:val="20"/>
+        </w:rPr>
+        <w:t>認証)</w:t>
+      </w:r>
+      <w:r>
+        <w:rPr>
+          <w:rFonts w:hint="eastAsia"/>
+          <w:sz w:val="20"/>
+          <w:szCs w:val="20"/>
+        </w:rPr>
+        <w:t>のみ実装</w:t>
+      </w:r>
+    </w:p>
+    <w:p>
+      <w:pPr>
+        <w:rPr>
+          <w:sz w:val="20"/>
+          <w:szCs w:val="20"/>
+        </w:rPr>
+      </w:pPr>
+      <w:r>
+        <w:rPr>
+          <w:rFonts w:hint="eastAsia"/>
+          <w:sz w:val="20"/>
+          <w:szCs w:val="20"/>
+        </w:rPr>
+        <w:t xml:space="preserve">　</w:t>
+      </w:r>
+      <w:r>
+        <w:rPr>
+          <w:rFonts w:hint="eastAsia"/>
+          <w:sz w:val="20"/>
+          <w:szCs w:val="20"/>
+        </w:rPr>
+        <w:t xml:space="preserve"> </w:t>
+      </w:r>
+      <w:r>
+        <w:rPr>
+          <w:rFonts w:hint="eastAsia"/>
+          <w:sz w:val="20"/>
+          <w:szCs w:val="20"/>
+        </w:rPr>
+        <w:t>その他の認証(</w:t>
+      </w:r>
+      <w:r>
+        <w:rPr>
+          <w:sz w:val="20"/>
+          <w:szCs w:val="20"/>
+        </w:rPr>
+        <w:t>MFA機能</w:t>
+      </w:r>
+      <w:r>
+        <w:rPr>
+          <w:rFonts w:hint="eastAsia"/>
+          <w:sz w:val="20"/>
+          <w:szCs w:val="20"/>
+        </w:rPr>
+        <w:t>等)</w:t>
+      </w:r>
+      <w:r>
+        <w:rPr>
+          <w:rFonts w:hint="eastAsia"/>
+          <w:sz w:val="20"/>
+          <w:szCs w:val="20"/>
+        </w:rPr>
+        <w:t>は実装</w:t>
+      </w:r>
+      <w:r>
+        <w:rPr>
+          <w:rFonts w:hint="eastAsia"/>
+          <w:sz w:val="20"/>
+          <w:szCs w:val="20"/>
+        </w:rPr>
+        <w:t>せず</w:t>
+      </w:r>
+    </w:p>
+    <w:p>
+      <w:pPr>
+        <w:ind w:firstLineChars="50" w:firstLine="105"/>
+      </w:pPr>
+      <w:r>
+        <w:rPr>
+          <w:rFonts w:hint="eastAsia"/>
+        </w:rPr>
+        <w:t>・</w:t>
+      </w:r>
+      <w:r>
+        <w:t>認可（アクセス制御）</w:t>
+      </w:r>
+    </w:p>
+    <w:p>
+      <w:pPr>
+        <w:rPr>
+          <w:sz w:val="20"/>
+          <w:szCs w:val="20"/>
+        </w:rPr>
+      </w:pPr>
+      <w:r>
+        <w:rPr>
+          <w:rFonts w:hint="eastAsia"/>
+        </w:rPr>
+        <w:t xml:space="preserve">  </w:t>
+      </w:r>
+      <w:r>
+        <w:rPr>
+          <w:rFonts w:hint="eastAsia"/>
+        </w:rPr>
+        <w:t xml:space="preserve"> </w:t>
+      </w:r>
+      <w:r>
+        <w:rPr>
+          <w:rFonts w:hint="eastAsia"/>
+          <w:sz w:val="20"/>
+          <w:szCs w:val="20"/>
+        </w:rPr>
+        <w:t>一般</w:t>
+      </w:r>
+      <w:r>
+        <w:rPr>
+          <w:sz w:val="20"/>
+          <w:szCs w:val="20"/>
+        </w:rPr>
+        <w:t>ユーザ</w:t>
+      </w:r>
+      <w:r>
+        <w:rPr>
+          <w:rFonts w:hint="eastAsia"/>
+          <w:sz w:val="20"/>
+          <w:szCs w:val="20"/>
+        </w:rPr>
+        <w:t>、</w:t>
+      </w:r>
+      <w:r>
+        <w:rPr>
+          <w:sz w:val="20"/>
+          <w:szCs w:val="20"/>
+        </w:rPr>
+        <w:t>管理ユーザ</w:t>
+      </w:r>
+      <w:r>
+        <w:rPr>
+          <w:rFonts w:hint="eastAsia"/>
+          <w:sz w:val="20"/>
+          <w:szCs w:val="20"/>
+        </w:rPr>
+        <w:t>で</w:t>
+      </w:r>
+      <w:r>
+        <w:rPr>
+          <w:rFonts w:hint="eastAsia"/>
+          <w:sz w:val="20"/>
+          <w:szCs w:val="20"/>
+        </w:rPr>
+        <w:t>異なる</w:t>
+      </w:r>
+      <w:r>
+        <w:rPr>
+          <w:rFonts w:hint="eastAsia"/>
+          <w:sz w:val="20"/>
+          <w:szCs w:val="20"/>
+        </w:rPr>
+        <w:t>アクセス権限</w:t>
+      </w:r>
+      <w:r>
+        <w:rPr>
+          <w:rFonts w:hint="eastAsia"/>
+          <w:sz w:val="20"/>
+          <w:szCs w:val="20"/>
+        </w:rPr>
+        <w:t>を設定</w:t>
+      </w:r>
+    </w:p>
+    <w:p>
+      <w:pPr>
+        <w:ind w:firstLineChars="150" w:firstLine="300"/>
+        <w:rPr>
+          <w:sz w:val="20"/>
+          <w:szCs w:val="20"/>
+        </w:rPr>
+      </w:pPr>
+      <w:r>
+        <w:rPr>
+          <w:rFonts w:hint="eastAsia"/>
+          <w:sz w:val="20"/>
+          <w:szCs w:val="20"/>
+        </w:rPr>
+        <w:t>詳細は別紙(</w:t>
+      </w:r>
+      <w:r>
+        <w:rPr>
+          <w:sz w:val="20"/>
+          <w:szCs w:val="20"/>
+        </w:rPr>
+        <w:t>webエンジニアスキル状況機能・非機能要件</w:t>
+      </w:r>
+      <w:r>
+        <w:rPr>
+          <w:rFonts w:hint="eastAsia"/>
+          <w:sz w:val="20"/>
+          <w:szCs w:val="20"/>
+        </w:rPr>
+        <w:t>)参照</w:t>
       </w:r>
     </w:p>
     <w:p/>
@@ -1076,21 +2122,22 @@
         <w:rPr>
           <w:b/>
           <w:bCs/>
-        </w:rPr>
-      </w:pPr>
-      <w:r>
-        <w:rPr>
-          <w:rFonts w:hint="eastAsia"/>
-        </w:rPr>
-        <w:t>6.</w:t>
-      </w:r>
-      <w:r>
-        <w:rPr>
-          <w:rFonts w:hint="eastAsia"/>
-          <w:b/>
-          <w:bCs/>
-        </w:rPr>
-        <w:t>インフラ要件</w:t>
+          <w:sz w:val="24"/>
+        </w:rPr>
+      </w:pPr>
+      <w:r>
+        <w:rPr>
+          <w:rFonts w:hint="eastAsia"/>
+        </w:rPr>
+        <w:t>8.</w:t>
+      </w:r>
+      <w:r>
+        <w:rPr>
+          <w:b/>
+          <w:bCs/>
+          <w:sz w:val="24"/>
+        </w:rPr>
+        <w:t>リリース要件</w:t>
       </w:r>
     </w:p>
     <w:p>
@@ -1104,21 +2151,57 @@
         <w:t>・</w:t>
       </w:r>
       <w:r>
-        <w:t>Webサーバー</w:t>
-      </w:r>
-      <w:r>
-        <w:rPr>
-          <w:rFonts w:hint="eastAsia"/>
-        </w:rPr>
-        <w:t>、APサーバー</w:t>
-      </w:r>
-    </w:p>
-    <w:p>
-      <w:pPr>
-        <w:ind w:firstLineChars="150" w:firstLine="315"/>
-      </w:pPr>
-      <w:r>
-        <w:t>Nginx</w:t>
+        <w:t>リリースの日時</w:t>
+      </w:r>
+    </w:p>
+    <w:p>
+      <w:pPr>
+        <w:ind w:firstLineChars="150" w:firstLine="300"/>
+        <w:rPr>
+          <w:rFonts w:hint="eastAsia"/>
+          <w:sz w:val="20"/>
+          <w:szCs w:val="20"/>
+        </w:rPr>
+      </w:pPr>
+      <w:r>
+        <w:rPr>
+          <w:rFonts w:hint="eastAsia"/>
+          <w:sz w:val="20"/>
+          <w:szCs w:val="20"/>
+        </w:rPr>
+        <w:t>2026</w:t>
+      </w:r>
+      <w:r>
+        <w:rPr>
+          <w:rFonts w:hint="eastAsia"/>
+          <w:sz w:val="20"/>
+          <w:szCs w:val="20"/>
+        </w:rPr>
+        <w:t>/</w:t>
+      </w:r>
+      <w:r>
+        <w:rPr>
+          <w:rFonts w:hint="eastAsia"/>
+          <w:sz w:val="20"/>
+          <w:szCs w:val="20"/>
+        </w:rPr>
+        <w:t>8</w:t>
+      </w:r>
+      <w:r>
+        <w:rPr>
+          <w:rFonts w:hint="eastAsia"/>
+          <w:sz w:val="20"/>
+          <w:szCs w:val="20"/>
+        </w:rPr>
+        <w:t>/</w:t>
+      </w:r>
+      <w:r>
+        <w:rPr>
+          <w:rFonts w:hint="eastAsia"/>
+          <w:sz w:val="20"/>
+          <w:szCs w:val="20"/>
+        </w:rPr>
+        <w:t>31</w:t>
       </w:r>
     </w:p>
     <w:p>
@@ -1129,96 +2212,327 @@
         <w:rPr>
           <w:rFonts w:hint="eastAsia"/>
         </w:rPr>
+        <w:t>・担当者</w:t>
+      </w:r>
+    </w:p>
+    <w:p>
+      <w:pPr>
+        <w:ind w:firstLineChars="150" w:firstLine="300"/>
+        <w:rPr>
+          <w:sz w:val="20"/>
+          <w:szCs w:val="20"/>
+        </w:rPr>
+      </w:pPr>
+      <w:r>
+        <w:rPr>
+          <w:rFonts w:hint="eastAsia"/>
+          <w:sz w:val="20"/>
+          <w:szCs w:val="20"/>
+        </w:rPr>
+        <w:t>1人(個人で作成)</w:t>
+      </w:r>
+    </w:p>
+    <w:p>
+      <w:r>
+        <w:rPr>
+          <w:rFonts w:hint="eastAsia"/>
+          <w:b/>
+          <w:bCs/>
+        </w:rPr>
+        <w:t xml:space="preserve"> </w:t>
+      </w:r>
+      <w:r>
+        <w:rPr>
+          <w:rFonts w:hint="eastAsia"/>
+        </w:rPr>
         <w:t>・</w:t>
       </w:r>
       <w:r>
-        <w:t>DBサーバー</w:t>
-      </w:r>
-    </w:p>
-    <w:p>
-      <w:pPr>
-        <w:ind w:firstLineChars="150" w:firstLine="315"/>
-      </w:pPr>
-      <w:r>
-        <w:t>MySQL</w:t>
-      </w:r>
-      <w:r>
-        <w:t>:5.7</w:t>
-      </w:r>
-    </w:p>
-    <w:p>
-      <w:r>
-        <w:rPr>
-          <w:rFonts w:hint="eastAsia"/>
+        <w:t>動作検証（テスト）</w:t>
+      </w:r>
+      <w:r>
+        <w:rPr>
+          <w:rFonts w:hint="eastAsia"/>
+        </w:rPr>
+        <w:t>内容</w:t>
+      </w:r>
+    </w:p>
+    <w:p>
+      <w:pPr>
+        <w:rPr>
+          <w:sz w:val="20"/>
+          <w:szCs w:val="20"/>
+        </w:rPr>
+      </w:pPr>
+      <w:r>
+        <w:rPr>
+          <w:rFonts w:hint="eastAsia"/>
+        </w:rPr>
+        <w:t xml:space="preserve">   </w:t>
+      </w:r>
+      <w:r>
+        <w:rPr>
+          <w:rFonts w:hint="eastAsia"/>
+          <w:sz w:val="20"/>
+          <w:szCs w:val="20"/>
+        </w:rPr>
+        <w:t>画面遷移</w:t>
+      </w:r>
+      <w:r>
+        <w:rPr>
+          <w:rFonts w:hint="eastAsia"/>
+          <w:sz w:val="20"/>
+          <w:szCs w:val="20"/>
+        </w:rPr>
+        <w:t>確認、ボタン確認、ログイン確認、</w:t>
+      </w:r>
+      <w:r>
+        <w:rPr>
+          <w:rFonts w:hint="eastAsia"/>
+          <w:sz w:val="20"/>
+          <w:szCs w:val="20"/>
+        </w:rPr>
+        <w:t>レイアウト確認</w:t>
+      </w:r>
+      <w:r>
+        <w:rPr>
+          <w:rFonts w:hint="eastAsia"/>
+          <w:sz w:val="20"/>
+          <w:szCs w:val="20"/>
+        </w:rPr>
+        <w:t>、</w:t>
+      </w:r>
+    </w:p>
+    <w:p>
+      <w:pPr>
+        <w:rPr>
+          <w:sz w:val="20"/>
+          <w:szCs w:val="20"/>
+        </w:rPr>
+      </w:pPr>
+      <w:r>
+        <w:rPr>
+          <w:rFonts w:hint="eastAsia"/>
+          <w:sz w:val="20"/>
+          <w:szCs w:val="20"/>
+        </w:rPr>
+        <w:t xml:space="preserve">　</w:t>
+      </w:r>
+      <w:r>
+        <w:rPr>
+          <w:rFonts w:hint="eastAsia"/>
+          <w:sz w:val="20"/>
+          <w:szCs w:val="20"/>
         </w:rPr>
         <w:t xml:space="preserve"> </w:t>
       </w:r>
       <w:r>
         <w:rPr>
           <w:rFonts w:hint="eastAsia"/>
+          <w:sz w:val="20"/>
+          <w:szCs w:val="20"/>
+        </w:rPr>
+        <w:t>スキル</w:t>
+      </w:r>
+      <w:r>
+        <w:rPr>
+          <w:rFonts w:hint="eastAsia"/>
+          <w:sz w:val="20"/>
+          <w:szCs w:val="20"/>
+        </w:rPr>
+        <w:t>状況</w:t>
+      </w:r>
+      <w:r>
+        <w:rPr>
+          <w:rFonts w:hint="eastAsia"/>
+          <w:sz w:val="20"/>
+          <w:szCs w:val="20"/>
+        </w:rPr>
+        <w:t>画面表示確認</w:t>
+      </w:r>
+      <w:r>
+        <w:rPr>
+          <w:rFonts w:hint="eastAsia"/>
+          <w:sz w:val="20"/>
+          <w:szCs w:val="20"/>
+        </w:rPr>
+        <w:t>、フォーム入力確認</w:t>
+      </w:r>
+      <w:r>
+        <w:rPr>
+          <w:rFonts w:hint="eastAsia"/>
+          <w:sz w:val="20"/>
+          <w:szCs w:val="20"/>
+        </w:rPr>
+        <w:t>(登録、更新)</w:t>
+      </w:r>
+      <w:r>
+        <w:rPr>
+          <w:rFonts w:hint="eastAsia"/>
+          <w:sz w:val="20"/>
+          <w:szCs w:val="20"/>
+        </w:rPr>
+        <w:t>、</w:t>
+      </w:r>
+    </w:p>
+    <w:p>
+      <w:pPr>
+        <w:rPr>
+          <w:sz w:val="20"/>
+          <w:szCs w:val="20"/>
+        </w:rPr>
+      </w:pPr>
+      <w:r>
+        <w:rPr>
+          <w:rFonts w:hint="eastAsia"/>
+          <w:sz w:val="20"/>
+          <w:szCs w:val="20"/>
+        </w:rPr>
+        <w:t xml:space="preserve">   </w:t>
+      </w:r>
+      <w:r>
+        <w:rPr>
+          <w:rFonts w:hint="eastAsia"/>
+          <w:sz w:val="20"/>
+          <w:szCs w:val="20"/>
+        </w:rPr>
+        <w:t>フォーム送信確認(登録、更新)</w:t>
+      </w:r>
+    </w:p>
+    <w:p>
+      <w:pPr>
+        <w:ind w:firstLineChars="50" w:firstLine="105"/>
+      </w:pPr>
+      <w:r>
+        <w:rPr>
+          <w:rFonts w:hint="eastAsia"/>
         </w:rPr>
         <w:t>・</w:t>
       </w:r>
       <w:r>
-        <w:t>ドメイン・DNS</w:t>
-      </w:r>
-    </w:p>
-    <w:p>
-      <w:pPr>
-        <w:ind w:firstLineChars="150" w:firstLine="315"/>
-        <w:rPr>
-          <w:rFonts w:hint="eastAsia"/>
-        </w:rPr>
-      </w:pPr>
-      <w:r>
-        <w:rPr>
-          <w:rFonts w:hint="eastAsia"/>
-        </w:rPr>
-        <w:t>新規取得</w:t>
-      </w:r>
-    </w:p>
-    <w:p>
+        <w:t>ロールバック計画</w:t>
+      </w:r>
+    </w:p>
+    <w:p>
+      <w:pPr>
+        <w:rPr>
+          <w:sz w:val="20"/>
+          <w:szCs w:val="20"/>
+        </w:rPr>
+      </w:pPr>
       <w:r>
         <w:rPr>
           <w:rFonts w:hint="eastAsia"/>
         </w:rPr>
         <w:t xml:space="preserve">　</w:t>
       </w:r>
-    </w:p>
-    <w:p/>
-    <w:p/>
-    <w:p/>
-    <w:p/>
-    <w:p>
-      <w:pPr>
-        <w:rPr>
-          <w:rFonts w:hint="eastAsia"/>
-          <w:b/>
-          <w:bCs/>
-        </w:rPr>
-      </w:pPr>
-      <w:r>
-        <w:rPr>
-          <w:rFonts w:hint="eastAsia"/>
+      <w:r>
+        <w:rPr>
+          <w:rFonts w:hint="eastAsia"/>
+        </w:rPr>
+        <w:t xml:space="preserve"> </w:t>
+      </w:r>
+      <w:r>
+        <w:rPr>
+          <w:rFonts w:hint="eastAsia"/>
+          <w:sz w:val="20"/>
+          <w:szCs w:val="20"/>
+        </w:rPr>
+        <w:t>設計書を確認しながら</w:t>
+      </w:r>
+      <w:r>
+        <w:rPr>
+          <w:rFonts w:hint="eastAsia"/>
+          <w:sz w:val="20"/>
+          <w:szCs w:val="20"/>
+        </w:rPr>
+        <w:t>PGMの内容を調査して</w:t>
+      </w:r>
+      <w:r>
+        <w:rPr>
+          <w:rFonts w:hint="eastAsia"/>
+          <w:sz w:val="20"/>
+          <w:szCs w:val="20"/>
+        </w:rPr>
+        <w:t>修正</w:t>
+      </w:r>
+    </w:p>
+    <w:p>
+      <w:pPr>
+        <w:rPr>
+          <w:rFonts w:hint="eastAsia"/>
+        </w:rPr>
+      </w:pPr>
+    </w:p>
+    <w:p>
+      <w:pPr>
+        <w:rPr>
+          <w:b/>
+          <w:bCs/>
+          <w:sz w:val="24"/>
+        </w:rPr>
+      </w:pPr>
+      <w:r>
+        <w:rPr>
+          <w:rFonts w:hint="eastAsia"/>
+          <w:b/>
+          <w:bCs/>
+        </w:rPr>
+        <w:t>9.</w:t>
+      </w:r>
+      <w:r>
+        <w:rPr>
+          <w:rFonts w:hint="eastAsia"/>
+          <w:b/>
+          <w:bCs/>
+          <w:sz w:val="24"/>
+        </w:rPr>
+        <w:t>運用保守</w:t>
+      </w:r>
+    </w:p>
+    <w:p>
+      <w:pPr>
+        <w:ind w:firstLineChars="50" w:firstLine="105"/>
+        <w:rPr>
+          <w:szCs w:val="21"/>
+        </w:rPr>
+      </w:pPr>
+      <w:r>
+        <w:rPr>
+          <w:rFonts w:hint="eastAsia"/>
+          <w:b/>
+          <w:bCs/>
         </w:rPr>
         <w:lastRenderedPageBreak/>
-        <w:t>7.</w:t>
-      </w:r>
-      <w:r>
-        <w:rPr>
-          <w:rFonts w:hint="eastAsia"/>
-          <w:b/>
-          <w:bCs/>
-        </w:rPr>
-        <w:t>セキュリティ要件</w:t>
+        <w:t>・</w:t>
+      </w:r>
+      <w:r>
+        <w:rPr>
+          <w:szCs w:val="21"/>
+        </w:rPr>
+        <w:t>コンテンツ運用</w:t>
+      </w:r>
+    </w:p>
+    <w:p>
+      <w:pPr>
+        <w:ind w:firstLineChars="150" w:firstLine="300"/>
+        <w:rPr>
+          <w:sz w:val="20"/>
+          <w:szCs w:val="20"/>
+        </w:rPr>
+      </w:pPr>
+      <w:r>
+        <w:rPr>
+          <w:rFonts w:hint="eastAsia"/>
+          <w:sz w:val="20"/>
+          <w:szCs w:val="20"/>
+        </w:rPr>
+        <w:t>個人で管理するため基本的に不要</w:t>
       </w:r>
     </w:p>
     <w:p>
       <w:pPr>
         <w:ind w:firstLineChars="50" w:firstLine="105"/>
-        <w:rPr>
-          <w:rFonts w:hint="eastAsia"/>
-        </w:rPr>
       </w:pPr>
       <w:r>
         <w:rPr>
@@ -1227,88 +2541,40 @@
         <w:t>・</w:t>
       </w:r>
       <w:r>
-        <w:t>通信の暗号</w:t>
-      </w:r>
-      <w:r>
-        <w:t>化</w:t>
-      </w:r>
-      <w:r>
-        <w:rPr>
-          <w:rFonts w:hint="eastAsia"/>
-        </w:rPr>
-        <w:t>(</w:t>
-      </w:r>
-      <w:r>
-        <w:t>https</w:t>
-      </w:r>
-      <w:r>
-        <w:rPr>
-          <w:rFonts w:hint="eastAsia"/>
-        </w:rPr>
-        <w:t>)</w:t>
-      </w:r>
-    </w:p>
-    <w:p>
-      <w:r>
-        <w:rPr>
-          <w:rFonts w:hint="eastAsia"/>
-        </w:rPr>
-        <w:t xml:space="preserve">  </w:t>
-      </w:r>
-      <w:r>
-        <w:rPr>
-          <w:rFonts w:hint="eastAsia"/>
-        </w:rPr>
-        <w:t xml:space="preserve"> </w:t>
-      </w:r>
-      <w:r>
-        <w:t>サーバー証明書</w:t>
-      </w:r>
-      <w:r>
-        <w:rPr>
-          <w:rFonts w:hint="eastAsia"/>
-        </w:rPr>
-        <w:t>:</w:t>
-      </w:r>
-      <w:r>
-        <w:t>ドメイン認証（DV）</w:t>
-      </w:r>
-    </w:p>
-    <w:p>
-      <w:pPr>
-        <w:rPr>
-          <w:rFonts w:hint="eastAsia"/>
-        </w:rPr>
-      </w:pPr>
-      <w:r>
-        <w:rPr>
-          <w:rFonts w:hint="eastAsia"/>
-        </w:rPr>
-        <w:t xml:space="preserve">  </w:t>
-      </w:r>
-      <w:r>
-        <w:rPr>
-          <w:rFonts w:hint="eastAsia"/>
-        </w:rPr>
-        <w:t xml:space="preserve"> </w:t>
-      </w:r>
-      <w:r>
-        <w:t>適用範囲</w:t>
-      </w:r>
-      <w:r>
-        <w:rPr>
-          <w:rFonts w:hint="eastAsia"/>
-        </w:rPr>
-        <w:t>:</w:t>
-      </w:r>
-      <w:r>
-        <w:rPr>
-          <w:rFonts w:hint="eastAsia"/>
-        </w:rPr>
-        <w:t xml:space="preserve"> </w:t>
-      </w:r>
-      <w:r>
-        <w:t>全ページSSL（常時SSL/HTTPS化）</w:t>
+        <w:t>システム保守</w:t>
+      </w:r>
+    </w:p>
+    <w:p>
+      <w:pPr>
+        <w:ind w:firstLineChars="150" w:firstLine="300"/>
+        <w:rPr>
+          <w:sz w:val="20"/>
+          <w:szCs w:val="20"/>
+        </w:rPr>
+      </w:pPr>
+      <w:r>
+        <w:rPr>
+          <w:rFonts w:hint="eastAsia"/>
+          <w:sz w:val="20"/>
+          <w:szCs w:val="20"/>
+        </w:rPr>
+        <w:t>個人で管理するため</w:t>
+      </w:r>
+      <w:r>
+        <w:rPr>
+          <w:rFonts w:hint="eastAsia"/>
+          <w:sz w:val="20"/>
+          <w:szCs w:val="20"/>
+        </w:rPr>
+        <w:t>基本的に</w:t>
+      </w:r>
+      <w:r>
+        <w:rPr>
+          <w:rFonts w:hint="eastAsia"/>
+          <w:sz w:val="20"/>
+          <w:szCs w:val="20"/>
+        </w:rPr>
+        <w:t>不要</w:t>
       </w:r>
     </w:p>
     <w:p>
@@ -1322,45 +2588,32 @@
         <w:t>・</w:t>
       </w:r>
       <w:r>
-        <w:t>パスワード管理</w:t>
-      </w:r>
-    </w:p>
-    <w:p>
-      <w:r>
-        <w:rPr>
-          <w:rFonts w:hint="eastAsia"/>
-        </w:rPr>
-        <w:t xml:space="preserve">　</w:t>
-      </w:r>
-      <w:r>
-        <w:rPr>
-          <w:rFonts w:hint="eastAsia"/>
-        </w:rPr>
-        <w:t xml:space="preserve"> </w:t>
-      </w:r>
-      <w:r>
-        <w:t>パスワード</w:t>
-      </w:r>
-      <w:r>
-        <w:rPr>
-          <w:rFonts w:hint="eastAsia"/>
-        </w:rPr>
-        <w:t>を</w:t>
-      </w:r>
-      <w:r>
-        <w:t>ハッシュ化</w:t>
-      </w:r>
-      <w:r>
-        <w:rPr>
-          <w:rFonts w:hint="eastAsia"/>
-        </w:rPr>
-        <w:t>し</w:t>
-      </w:r>
-      <w:r>
-        <w:rPr>
-          <w:rFonts w:hint="eastAsia"/>
-        </w:rPr>
-        <w:t>て管理</w:t>
+        <w:t>効果測定</w:t>
+      </w:r>
+    </w:p>
+    <w:p>
+      <w:pPr>
+        <w:ind w:firstLineChars="150" w:firstLine="300"/>
+        <w:rPr>
+          <w:sz w:val="20"/>
+          <w:szCs w:val="20"/>
+        </w:rPr>
+      </w:pPr>
+      <w:r>
+        <w:rPr>
+          <w:rFonts w:hint="eastAsia"/>
+          <w:sz w:val="20"/>
+          <w:szCs w:val="20"/>
+        </w:rPr>
+        <w:t>個人で</w:t>
+      </w:r>
+      <w:r>
+        <w:rPr>
+          <w:rFonts w:hint="eastAsia"/>
+          <w:sz w:val="20"/>
+          <w:szCs w:val="20"/>
+        </w:rPr>
+        <w:t>管理するため基本的に改定時のみ</w:t>
       </w:r>
     </w:p>
     <w:p>
@@ -1374,738 +2627,26 @@
         <w:t>・</w:t>
       </w:r>
       <w:r>
-        <w:t>脆弱性対策</w:t>
-      </w:r>
-    </w:p>
-    <w:p>
-      <w:r>
-        <w:rPr>
-          <w:rFonts w:hint="eastAsia"/>
-        </w:rPr>
-        <w:t xml:space="preserve">　</w:t>
-      </w:r>
-      <w:r>
-        <w:rPr>
-          <w:rFonts w:hint="eastAsia"/>
-        </w:rPr>
-        <w:t xml:space="preserve"> </w:t>
-      </w:r>
-      <w:r>
-        <w:t>SQLインジェクション対策</w:t>
-      </w:r>
-      <w:r>
-        <w:rPr>
-          <w:rFonts w:hint="eastAsia"/>
-        </w:rPr>
-        <w:t>、</w:t>
-      </w:r>
-      <w:r>
-        <w:t>クロスサイト・スクリプティング（XSS）対策</w:t>
-      </w:r>
-    </w:p>
-    <w:p>
-      <w:r>
-        <w:rPr>
-          <w:rFonts w:hint="eastAsia"/>
-        </w:rPr>
-        <w:t xml:space="preserve">　</w:t>
-      </w:r>
-      <w:r>
-        <w:rPr>
-          <w:rFonts w:hint="eastAsia"/>
-        </w:rPr>
-        <w:t xml:space="preserve"> </w:t>
-      </w:r>
-      <w:r>
-        <w:t>クロスサイト・リクエスト・フォージェリ（CSRF）対策</w:t>
-      </w:r>
-      <w:r>
-        <w:rPr>
-          <w:rFonts w:hint="eastAsia"/>
-        </w:rPr>
-        <w:t>実施</w:t>
-      </w:r>
-    </w:p>
-    <w:p>
-      <w:pPr>
-        <w:ind w:firstLineChars="50" w:firstLine="105"/>
-      </w:pPr>
-      <w:r>
-        <w:rPr>
-          <w:rFonts w:hint="eastAsia"/>
-        </w:rPr>
-        <w:t>・</w:t>
-      </w:r>
-      <w:r>
-        <w:t>運用・管理セキュリティ</w:t>
-      </w:r>
-    </w:p>
-    <w:p>
-      <w:pPr>
-        <w:ind w:firstLineChars="50" w:firstLine="105"/>
-      </w:pPr>
-      <w:r>
-        <w:rPr>
-          <w:rFonts w:hint="eastAsia"/>
-        </w:rPr>
-        <w:t>・</w:t>
-      </w:r>
-      <w:r>
-        <w:t>セッション管理</w:t>
-      </w:r>
-    </w:p>
-    <w:p>
-      <w:r>
-        <w:rPr>
-          <w:rFonts w:hint="eastAsia"/>
-        </w:rPr>
-        <w:t xml:space="preserve"> </w:t>
-      </w:r>
-      <w:r>
-        <w:rPr>
-          <w:rFonts w:hint="eastAsia"/>
-        </w:rPr>
-        <w:t xml:space="preserve"> </w:t>
-      </w:r>
-      <w:r>
-        <w:rPr>
-          <w:rFonts w:hint="eastAsia"/>
-        </w:rPr>
-        <w:t xml:space="preserve"> </w:t>
-      </w:r>
-      <w:r>
-        <w:rPr>
-          <w:rFonts w:hint="eastAsia"/>
-        </w:rPr>
-        <w:t>不要</w:t>
-      </w:r>
-      <w:r>
-        <w:rPr>
-          <w:rFonts w:hint="eastAsia"/>
-        </w:rPr>
-        <w:t>(個人で使用するアプリのため)</w:t>
-      </w:r>
-    </w:p>
-    <w:p>
-      <w:pPr>
-        <w:ind w:firstLineChars="50" w:firstLine="105"/>
-      </w:pPr>
-      <w:r>
-        <w:rPr>
-          <w:rFonts w:hint="eastAsia"/>
-        </w:rPr>
-        <w:t>・</w:t>
-      </w:r>
-      <w:r>
-        <w:t>認証</w:t>
-      </w:r>
-    </w:p>
-    <w:p>
-      <w:r>
-        <w:rPr>
-          <w:rFonts w:hint="eastAsia"/>
-        </w:rPr>
-        <w:t xml:space="preserve">　</w:t>
-      </w:r>
-      <w:r>
-        <w:rPr>
-          <w:rFonts w:hint="eastAsia"/>
-        </w:rPr>
-        <w:t xml:space="preserve"> </w:t>
-      </w:r>
-      <w:r>
-        <w:rPr>
-          <w:rFonts w:hint="eastAsia"/>
-        </w:rPr>
-        <w:t>ログイン機能による実装(パスワード</w:t>
-      </w:r>
-      <w:r>
-        <w:rPr>
-          <w:rFonts w:hint="eastAsia"/>
-        </w:rPr>
-        <w:t>認証)</w:t>
-      </w:r>
-      <w:r>
-        <w:rPr>
-          <w:rFonts w:hint="eastAsia"/>
-        </w:rPr>
-        <w:t>のみ実装</w:t>
-      </w:r>
-    </w:p>
-    <w:p>
-      <w:r>
-        <w:rPr>
-          <w:rFonts w:hint="eastAsia"/>
-        </w:rPr>
-        <w:t xml:space="preserve">　</w:t>
-      </w:r>
-      <w:r>
-        <w:rPr>
-          <w:rFonts w:hint="eastAsia"/>
-        </w:rPr>
-        <w:t xml:space="preserve"> </w:t>
-      </w:r>
-      <w:r>
-        <w:rPr>
-          <w:rFonts w:hint="eastAsia"/>
-        </w:rPr>
-        <w:t>その他の認証(</w:t>
-      </w:r>
-      <w:r>
-        <w:t>MFA機能</w:t>
-      </w:r>
-      <w:r>
-        <w:rPr>
-          <w:rFonts w:hint="eastAsia"/>
-        </w:rPr>
-        <w:t>等)</w:t>
-      </w:r>
-      <w:r>
-        <w:rPr>
-          <w:rFonts w:hint="eastAsia"/>
-        </w:rPr>
-        <w:t>は実装</w:t>
-      </w:r>
-      <w:r>
-        <w:rPr>
-          <w:rFonts w:hint="eastAsia"/>
-        </w:rPr>
-        <w:t>せず</w:t>
-      </w:r>
-    </w:p>
-    <w:p>
-      <w:pPr>
-        <w:ind w:firstLineChars="50" w:firstLine="105"/>
-      </w:pPr>
-      <w:r>
-        <w:rPr>
-          <w:rFonts w:hint="eastAsia"/>
-        </w:rPr>
-        <w:t>・</w:t>
-      </w:r>
-      <w:r>
-        <w:t>認可（アクセス制御）</w:t>
-      </w:r>
-    </w:p>
-    <w:p>
-      <w:r>
-        <w:rPr>
-          <w:rFonts w:hint="eastAsia"/>
-        </w:rPr>
-        <w:t xml:space="preserve">  </w:t>
-      </w:r>
-      <w:r>
-        <w:rPr>
-          <w:rFonts w:hint="eastAsia"/>
-        </w:rPr>
-        <w:t xml:space="preserve"> </w:t>
-      </w:r>
-      <w:r>
-        <w:rPr>
-          <w:rFonts w:hint="eastAsia"/>
-        </w:rPr>
-        <w:t>一般</w:t>
-      </w:r>
-      <w:r>
-        <w:t>ユーザ</w:t>
-      </w:r>
-      <w:r>
-        <w:rPr>
-          <w:rFonts w:hint="eastAsia"/>
-        </w:rPr>
-        <w:t>、</w:t>
-      </w:r>
-      <w:r>
-        <w:t>管理ユーザ</w:t>
-      </w:r>
-      <w:r>
-        <w:rPr>
-          <w:rFonts w:hint="eastAsia"/>
-        </w:rPr>
-        <w:t>で</w:t>
-      </w:r>
-      <w:r>
-        <w:rPr>
-          <w:rFonts w:hint="eastAsia"/>
-        </w:rPr>
-        <w:t>異なる</w:t>
-      </w:r>
-      <w:r>
-        <w:rPr>
-          <w:rFonts w:hint="eastAsia"/>
-        </w:rPr>
-        <w:t>アクセス権限</w:t>
-      </w:r>
-      <w:r>
-        <w:rPr>
-          <w:rFonts w:hint="eastAsia"/>
-        </w:rPr>
-        <w:t>を設定</w:t>
-      </w:r>
-    </w:p>
-    <w:p>
-      <w:pPr>
-        <w:ind w:firstLineChars="150" w:firstLine="315"/>
-        <w:rPr>
-          <w:rFonts w:hint="eastAsia"/>
-        </w:rPr>
-      </w:pPr>
-      <w:r>
-        <w:rPr>
-          <w:rFonts w:hint="eastAsia"/>
-        </w:rPr>
-        <w:t>詳細は別紙(</w:t>
-      </w:r>
-      <w:r>
-        <w:t>webエンジニアスキル状況機能・非機能要件</w:t>
-      </w:r>
-      <w:r>
-        <w:rPr>
-          <w:rFonts w:hint="eastAsia"/>
-        </w:rPr>
-        <w:t>)参照</w:t>
-      </w:r>
-    </w:p>
-    <w:p/>
-    <w:p>
-      <w:pPr>
-        <w:rPr>
-          <w:b/>
-          <w:bCs/>
-        </w:rPr>
-      </w:pPr>
-      <w:r>
-        <w:rPr>
-          <w:rFonts w:hint="eastAsia"/>
-        </w:rPr>
-        <w:t>8.</w:t>
-      </w:r>
-      <w:r>
-        <w:rPr>
-          <w:b/>
-          <w:bCs/>
-        </w:rPr>
-        <w:t>リリース要件</w:t>
-      </w:r>
-    </w:p>
-    <w:p>
-      <w:pPr>
-        <w:ind w:firstLineChars="50" w:firstLine="105"/>
-      </w:pPr>
-      <w:r>
-        <w:rPr>
-          <w:rFonts w:hint="eastAsia"/>
-        </w:rPr>
-        <w:t>・</w:t>
-      </w:r>
-      <w:r>
-        <w:t>リリースの日時</w:t>
-      </w:r>
-    </w:p>
-    <w:p>
-      <w:pPr>
-        <w:ind w:firstLineChars="150" w:firstLine="315"/>
-      </w:pPr>
-      <w:r>
-        <w:rPr>
-          <w:rFonts w:hint="eastAsia"/>
-        </w:rPr>
-        <w:t>2026</w:t>
-      </w:r>
-      <w:r>
-        <w:rPr>
-          <w:rFonts w:hint="eastAsia"/>
-        </w:rPr>
-        <w:t>/</w:t>
-      </w:r>
-      <w:r>
-        <w:rPr>
-          <w:rFonts w:hint="eastAsia"/>
-        </w:rPr>
-        <w:t>8</w:t>
-      </w:r>
-      <w:r>
-        <w:rPr>
-          <w:rFonts w:hint="eastAsia"/>
-        </w:rPr>
-        <w:t>/</w:t>
-      </w:r>
-      <w:r>
-        <w:rPr>
-          <w:rFonts w:hint="eastAsia"/>
-        </w:rPr>
-        <w:t>29</w:t>
-      </w:r>
-    </w:p>
-    <w:p>
-      <w:pPr>
-        <w:ind w:firstLineChars="50" w:firstLine="105"/>
-      </w:pPr>
-      <w:r>
-        <w:rPr>
-          <w:rFonts w:hint="eastAsia"/>
-        </w:rPr>
-        <w:t>・担当者</w:t>
-      </w:r>
-    </w:p>
-    <w:p>
-      <w:pPr>
-        <w:ind w:firstLineChars="150" w:firstLine="315"/>
-      </w:pPr>
-      <w:r>
-        <w:rPr>
-          <w:rFonts w:hint="eastAsia"/>
-        </w:rPr>
-        <w:t>1人</w:t>
-      </w:r>
-      <w:r>
-        <w:rPr>
-          <w:rFonts w:hint="eastAsia"/>
-        </w:rPr>
-        <w:t>(</w:t>
-      </w:r>
-      <w:r>
-        <w:rPr>
-          <w:rFonts w:hint="eastAsia"/>
-        </w:rPr>
-        <w:t>個人で作成</w:t>
-      </w:r>
-      <w:r>
-        <w:rPr>
-          <w:rFonts w:hint="eastAsia"/>
-        </w:rPr>
-        <w:t>)</w:t>
-      </w:r>
-    </w:p>
-    <w:p>
-      <w:r>
-        <w:rPr>
-          <w:rFonts w:hint="eastAsia"/>
-          <w:b/>
-          <w:bCs/>
-        </w:rPr>
-        <w:t xml:space="preserve"> </w:t>
-      </w:r>
-      <w:r>
-        <w:rPr>
-          <w:rFonts w:hint="eastAsia"/>
-        </w:rPr>
-        <w:t>・</w:t>
-      </w:r>
-      <w:r>
-        <w:t>動作検証（テスト）</w:t>
-      </w:r>
-      <w:r>
-        <w:rPr>
-          <w:rFonts w:hint="eastAsia"/>
-        </w:rPr>
-        <w:t>内容</w:t>
-      </w:r>
-    </w:p>
-    <w:p>
-      <w:r>
-        <w:rPr>
-          <w:rFonts w:hint="eastAsia"/>
-        </w:rPr>
-        <w:t xml:space="preserve">   画面遷移</w:t>
-      </w:r>
-      <w:r>
-        <w:rPr>
-          <w:rFonts w:hint="eastAsia"/>
-        </w:rPr>
-        <w:t>確認、ボタン確認、ログイン確認、</w:t>
-      </w:r>
-      <w:r>
-        <w:rPr>
-          <w:rFonts w:hint="eastAsia"/>
-        </w:rPr>
-        <w:t>レイアウト確認</w:t>
-      </w:r>
-      <w:r>
-        <w:rPr>
-          <w:rFonts w:hint="eastAsia"/>
-        </w:rPr>
-        <w:t>、</w:t>
-      </w:r>
-    </w:p>
-    <w:p>
-      <w:r>
-        <w:rPr>
-          <w:rFonts w:hint="eastAsia"/>
-        </w:rPr>
-        <w:t xml:space="preserve">　</w:t>
-      </w:r>
-      <w:r>
-        <w:rPr>
-          <w:rFonts w:hint="eastAsia"/>
-        </w:rPr>
-        <w:t xml:space="preserve"> </w:t>
-      </w:r>
-      <w:r>
-        <w:rPr>
-          <w:rFonts w:hint="eastAsia"/>
-        </w:rPr>
-        <w:t>スキル</w:t>
-      </w:r>
-      <w:r>
-        <w:rPr>
-          <w:rFonts w:hint="eastAsia"/>
-        </w:rPr>
-        <w:t>状況</w:t>
-      </w:r>
-      <w:r>
-        <w:rPr>
-          <w:rFonts w:hint="eastAsia"/>
-        </w:rPr>
-        <w:t>画面表示確認</w:t>
-      </w:r>
-      <w:r>
-        <w:rPr>
-          <w:rFonts w:hint="eastAsia"/>
-        </w:rPr>
-        <w:t>、フォーム入力確認</w:t>
-      </w:r>
-      <w:r>
-        <w:rPr>
-          <w:rFonts w:hint="eastAsia"/>
-        </w:rPr>
-        <w:t>(登録、更新)</w:t>
-      </w:r>
-      <w:r>
-        <w:rPr>
-          <w:rFonts w:hint="eastAsia"/>
-        </w:rPr>
-        <w:t>、</w:t>
-      </w:r>
-    </w:p>
-    <w:p>
-      <w:r>
-        <w:rPr>
-          <w:rFonts w:hint="eastAsia"/>
-        </w:rPr>
-        <w:t xml:space="preserve">   </w:t>
-      </w:r>
-      <w:r>
-        <w:rPr>
-          <w:rFonts w:hint="eastAsia"/>
-        </w:rPr>
-        <w:t>フォーム送信確認(登録、更新)</w:t>
-      </w:r>
-    </w:p>
-    <w:p>
-      <w:pPr>
-        <w:ind w:firstLineChars="50" w:firstLine="105"/>
-      </w:pPr>
-      <w:r>
-        <w:rPr>
-          <w:rFonts w:hint="eastAsia"/>
-        </w:rPr>
-        <w:t>・</w:t>
-      </w:r>
-      <w:r>
-        <w:t>ロールバック計画</w:t>
-      </w:r>
-    </w:p>
-    <w:p>
-      <w:r>
-        <w:rPr>
-          <w:rFonts w:hint="eastAsia"/>
-        </w:rPr>
-        <w:t xml:space="preserve">　</w:t>
-      </w:r>
-      <w:r>
-        <w:rPr>
-          <w:rFonts w:hint="eastAsia"/>
-        </w:rPr>
-        <w:t xml:space="preserve"> </w:t>
-      </w:r>
-      <w:r>
-        <w:rPr>
-          <w:rFonts w:hint="eastAsia"/>
-        </w:rPr>
-        <w:t>設計書を確認しながら</w:t>
-      </w:r>
-      <w:r>
-        <w:rPr>
-          <w:rFonts w:hint="eastAsia"/>
-        </w:rPr>
-        <w:t>PGMの内容を調査して</w:t>
-      </w:r>
-      <w:r>
-        <w:rPr>
-          <w:rFonts w:hint="eastAsia"/>
-        </w:rPr>
-        <w:t>修正</w:t>
-      </w:r>
-    </w:p>
-    <w:p/>
-    <w:p/>
-    <w:p/>
-    <w:p/>
-    <w:p/>
-    <w:p>
-      <w:pPr>
-        <w:rPr>
-          <w:rFonts w:hint="eastAsia"/>
-        </w:rPr>
-      </w:pPr>
-    </w:p>
-    <w:p>
-      <w:pPr>
-        <w:rPr>
-          <w:b/>
-          <w:bCs/>
-        </w:rPr>
-      </w:pPr>
-      <w:r>
-        <w:rPr>
-          <w:rFonts w:hint="eastAsia"/>
-          <w:b/>
-          <w:bCs/>
-        </w:rPr>
-        <w:lastRenderedPageBreak/>
-        <w:t>9.</w:t>
-      </w:r>
-      <w:r>
-        <w:rPr>
-          <w:rFonts w:hint="eastAsia"/>
-          <w:b/>
-          <w:bCs/>
-        </w:rPr>
-        <w:t>運用保守</w:t>
-      </w:r>
-    </w:p>
-    <w:p>
-      <w:pPr>
-        <w:ind w:firstLineChars="50" w:firstLine="105"/>
-      </w:pPr>
-      <w:r>
-        <w:rPr>
-          <w:rFonts w:hint="eastAsia"/>
-          <w:b/>
-          <w:bCs/>
-        </w:rPr>
-        <w:t>・</w:t>
-      </w:r>
-      <w:r>
-        <w:t>コンテンツ運用</w:t>
-      </w:r>
-    </w:p>
-    <w:p>
-      <w:pPr>
-        <w:ind w:firstLineChars="150" w:firstLine="315"/>
-      </w:pPr>
-      <w:r>
-        <w:rPr>
-          <w:rFonts w:hint="eastAsia"/>
-        </w:rPr>
-        <w:t>個人で管理するため基本的に不要</w:t>
-      </w:r>
-    </w:p>
-    <w:p>
-      <w:pPr>
-        <w:ind w:firstLineChars="50" w:firstLine="105"/>
-      </w:pPr>
-      <w:r>
-        <w:rPr>
-          <w:rFonts w:hint="eastAsia"/>
-        </w:rPr>
-        <w:t>・</w:t>
-      </w:r>
-      <w:r>
-        <w:t>システム保守</w:t>
-      </w:r>
-    </w:p>
-    <w:p>
-      <w:pPr>
-        <w:ind w:firstLineChars="150" w:firstLine="315"/>
-      </w:pPr>
-      <w:r>
-        <w:rPr>
-          <w:rFonts w:hint="eastAsia"/>
-        </w:rPr>
-        <w:t>個人で管理するため</w:t>
-      </w:r>
-      <w:r>
-        <w:rPr>
-          <w:rFonts w:hint="eastAsia"/>
-        </w:rPr>
-        <w:t>基本的に</w:t>
-      </w:r>
-      <w:r>
-        <w:rPr>
-          <w:rFonts w:hint="eastAsia"/>
-        </w:rPr>
-        <w:t>不要</w:t>
-      </w:r>
-    </w:p>
-    <w:p>
-      <w:pPr>
-        <w:ind w:firstLineChars="50" w:firstLine="105"/>
-      </w:pPr>
-      <w:r>
-        <w:rPr>
-          <w:rFonts w:hint="eastAsia"/>
-        </w:rPr>
-        <w:t>・</w:t>
-      </w:r>
-      <w:r>
-        <w:t>効果測定</w:t>
-      </w:r>
-    </w:p>
-    <w:p>
-      <w:pPr>
-        <w:ind w:firstLineChars="150" w:firstLine="315"/>
-      </w:pPr>
-      <w:r>
-        <w:rPr>
-          <w:rFonts w:hint="eastAsia"/>
-        </w:rPr>
-        <w:t>個人で</w:t>
-      </w:r>
-      <w:r>
-        <w:rPr>
-          <w:rFonts w:hint="eastAsia"/>
-        </w:rPr>
-        <w:t>管理するため基本的に改定時のみ</w:t>
-      </w:r>
-    </w:p>
-    <w:p>
-      <w:pPr>
-        <w:ind w:firstLineChars="50" w:firstLine="105"/>
-      </w:pPr>
-      <w:r>
-        <w:rPr>
-          <w:rFonts w:hint="eastAsia"/>
-        </w:rPr>
-        <w:t>・</w:t>
-      </w:r>
-      <w:r>
         <w:t>バックアップ・復旧</w:t>
       </w:r>
     </w:p>
     <w:p>
       <w:pPr>
-        <w:ind w:firstLineChars="150" w:firstLine="315"/>
-      </w:pPr>
-      <w:r>
-        <w:rPr>
-          <w:rFonts w:hint="eastAsia"/>
+        <w:ind w:firstLineChars="150" w:firstLine="300"/>
+        <w:rPr>
+          <w:rFonts w:hint="eastAsia"/>
+          <w:sz w:val="20"/>
+          <w:szCs w:val="20"/>
+        </w:rPr>
+      </w:pPr>
+      <w:r>
+        <w:rPr>
+          <w:rFonts w:hint="eastAsia"/>
+          <w:sz w:val="20"/>
+          <w:szCs w:val="20"/>
         </w:rPr>
         <w:t>個人で対応</w:t>
       </w:r>
-    </w:p>
-    <w:p>
-      <w:pPr>
-        <w:pStyle w:val="a9"/>
-        <w:ind w:left="360"/>
-      </w:pPr>
-    </w:p>
-    <w:p>
-      <w:pPr>
-        <w:pStyle w:val="a9"/>
-        <w:ind w:left="360"/>
-      </w:pPr>
     </w:p>
     <w:sectPr>
       <w:pgSz w:w="11906" w:h="16838"/>
